--- a/Week 4-Activity and Swimlane Diagrams.docx
+++ b/Week 4-Activity and Swimlane Diagrams.docx
@@ -1124,49 +1124,29 @@
           <w:b/>
           <w:lang w:val="en-DE"/>
         </w:rPr>
-        <w:t xml:space="preserve">       </w:t>
-      </w:r>
-    </w:p>
-    <w:p>
-      <w:pPr>
-        <w:tabs>
-          <w:tab w:val="left" w:pos="717"/>
-        </w:tabs>
-        <w:rPr>
-          <w:rFonts w:asciiTheme="majorHAnsi" w:hAnsiTheme="majorHAnsi"/>
-          <w:b/>
-          <w:lang w:val="en-DE"/>
-        </w:rPr>
-      </w:pPr>
-      <w:r>
-        <w:rPr>
-          <w:rFonts w:asciiTheme="majorHAnsi" w:hAnsiTheme="majorHAnsi"/>
-          <w:b/>
+        <w:t xml:space="preserve">                                           </w:t>
+      </w:r>
+    </w:p>
+    <w:p>
+      <w:pPr>
+        <w:tabs>
+          <w:tab w:val="left" w:pos="717"/>
+        </w:tabs>
+        <w:rPr>
+          <w:rFonts w:asciiTheme="majorHAnsi" w:hAnsiTheme="majorHAnsi"/>
+          <w:b/>
+          <w:sz w:val="26"/>
+          <w:lang w:val="en-DE"/>
+        </w:rPr>
+      </w:pPr>
+      <w:r>
+        <w:rPr>
+          <w:rFonts w:asciiTheme="majorHAnsi" w:hAnsiTheme="majorHAnsi"/>
+          <w:b/>
+          <w:sz w:val="26"/>
           <w:lang w:val="en-DE"/>
         </w:rPr>
         <w:lastRenderedPageBreak/>
-        <w:t xml:space="preserve">                                                                      </w:t>
-      </w:r>
-    </w:p>
-    <w:p>
-      <w:pPr>
-        <w:tabs>
-          <w:tab w:val="left" w:pos="717"/>
-        </w:tabs>
-        <w:rPr>
-          <w:rFonts w:asciiTheme="majorHAnsi" w:hAnsiTheme="majorHAnsi"/>
-          <w:b/>
-          <w:sz w:val="26"/>
-          <w:lang w:val="en-DE"/>
-        </w:rPr>
-      </w:pPr>
-      <w:r>
-        <w:rPr>
-          <w:rFonts w:asciiTheme="majorHAnsi" w:hAnsiTheme="majorHAnsi"/>
-          <w:b/>
-          <w:sz w:val="26"/>
-          <w:lang w:val="en-DE"/>
-        </w:rPr>
         <w:t>FR7 -</w:t>
       </w:r>
       <w:r>
@@ -1206,46 +1186,6 @@
           <w:rFonts w:asciiTheme="majorHAnsi" w:hAnsiTheme="majorHAnsi"/>
           <w:b/>
           <w:u w:val="single"/>
-          <w:lang w:val="en-DE"/>
-        </w:rPr>
-      </w:pPr>
-      <w:r>
-        <w:rPr>
-          <w:rFonts w:asciiTheme="majorHAnsi" w:hAnsiTheme="majorHAnsi"/>
-          <w:b/>
-          <w:lang w:val="en-DE"/>
-        </w:rPr>
-        <w:t xml:space="preserve">                                                                              </w:t>
-      </w:r>
-    </w:p>
-    <w:p>
-      <w:pPr>
-        <w:tabs>
-          <w:tab w:val="left" w:pos="717"/>
-        </w:tabs>
-        <w:rPr>
-          <w:rFonts w:asciiTheme="majorHAnsi" w:hAnsiTheme="majorHAnsi"/>
-          <w:b/>
-          <w:lang w:val="en-DE"/>
-        </w:rPr>
-      </w:pPr>
-      <w:r>
-        <w:rPr>
-          <w:rFonts w:asciiTheme="majorHAnsi" w:hAnsiTheme="majorHAnsi"/>
-          <w:b/>
-          <w:lang w:val="en-DE"/>
-        </w:rPr>
-        <w:t xml:space="preserve">  </w:t>
-      </w:r>
-    </w:p>
-    <w:p>
-      <w:pPr>
-        <w:tabs>
-          <w:tab w:val="left" w:pos="717"/>
-        </w:tabs>
-        <w:rPr>
-          <w:rFonts w:asciiTheme="majorHAnsi" w:hAnsiTheme="majorHAnsi"/>
-          <w:b/>
           <w:lang w:val="en-DE"/>
         </w:rPr>
       </w:pPr>
@@ -1259,18 +1199,18 @@
           <w:szCs w:val="40"/>
         </w:rPr>
         <w:drawing>
-          <wp:anchor distT="0" distB="0" distL="114300" distR="114300" simplePos="0" relativeHeight="251687936" behindDoc="0" locked="0" layoutInCell="1" allowOverlap="1" wp14:anchorId="15F7F1DF" wp14:editId="78F74205">
+          <wp:anchor distT="0" distB="0" distL="114300" distR="114300" simplePos="0" relativeHeight="251791360" behindDoc="0" locked="0" layoutInCell="1" allowOverlap="1" wp14:anchorId="138C3F19" wp14:editId="2DF66639">
             <wp:simplePos x="0" y="0"/>
             <wp:positionH relativeFrom="column">
-              <wp:posOffset>366443</wp:posOffset>
+              <wp:posOffset>544195</wp:posOffset>
             </wp:positionH>
             <wp:positionV relativeFrom="paragraph">
-              <wp:posOffset>265869</wp:posOffset>
+              <wp:posOffset>280035</wp:posOffset>
             </wp:positionV>
-            <wp:extent cx="3006725" cy="4466590"/>
-            <wp:effectExtent l="0" t="0" r="3175" b="0"/>
+            <wp:extent cx="4761865" cy="4233545"/>
+            <wp:effectExtent l="0" t="0" r="635" b="0"/>
             <wp:wrapTopAndBottom/>
-            <wp:docPr id="734818734" name="Picture 1"/>
+            <wp:docPr id="24" name="Picture 24"/>
             <wp:cNvGraphicFramePr>
               <a:graphicFrameLocks xmlns:a="http://schemas.openxmlformats.org/drawingml/2006/main" noChangeAspect="1"/>
             </wp:cNvGraphicFramePr>
@@ -1284,7 +1224,7 @@
                     </pic:cNvPicPr>
                   </pic:nvPicPr>
                   <pic:blipFill>
-                    <a:blip r:embed="rId11" cstate="print">
+                    <a:blip r:embed="rId11">
                       <a:extLst>
                         <a:ext uri="{28A0092B-C50C-407E-A947-70E740481C1C}">
                           <a14:useLocalDpi xmlns:a14="http://schemas.microsoft.com/office/drawing/2010/main" val="0"/>
@@ -1299,7 +1239,7 @@
                   <pic:spPr bwMode="auto">
                     <a:xfrm>
                       <a:off x="0" y="0"/>
-                      <a:ext cx="3006725" cy="4466590"/>
+                      <a:ext cx="4761865" cy="4233545"/>
                     </a:xfrm>
                     <a:prstGeom prst="rect">
                       <a:avLst/>
@@ -1321,345 +1261,329 @@
           </wp:anchor>
         </w:drawing>
       </w:r>
-    </w:p>
-    <w:p>
-      <w:pPr>
-        <w:tabs>
-          <w:tab w:val="left" w:pos="717"/>
-        </w:tabs>
-        <w:rPr>
-          <w:rFonts w:asciiTheme="majorHAnsi" w:hAnsiTheme="majorHAnsi"/>
-          <w:b/>
-          <w:lang w:val="en-DE"/>
-        </w:rPr>
-      </w:pPr>
-    </w:p>
-    <w:p>
-      <w:pPr>
-        <w:tabs>
-          <w:tab w:val="left" w:pos="717"/>
-        </w:tabs>
-        <w:rPr>
-          <w:rFonts w:asciiTheme="majorHAnsi" w:hAnsiTheme="majorHAnsi"/>
-          <w:b/>
-          <w:lang w:val="en-DE"/>
-        </w:rPr>
-      </w:pPr>
-    </w:p>
-    <w:p>
-      <w:pPr>
-        <w:tabs>
-          <w:tab w:val="left" w:pos="717"/>
-        </w:tabs>
-        <w:rPr>
-          <w:rFonts w:asciiTheme="majorHAnsi" w:hAnsiTheme="majorHAnsi"/>
-          <w:b/>
-          <w:lang w:val="en-DE"/>
-        </w:rPr>
-      </w:pPr>
-    </w:p>
-    <w:p>
-      <w:pPr>
-        <w:tabs>
-          <w:tab w:val="left" w:pos="717"/>
-        </w:tabs>
-        <w:rPr>
-          <w:rFonts w:asciiTheme="majorHAnsi" w:hAnsiTheme="majorHAnsi"/>
-          <w:b/>
-          <w:lang w:val="en-DE"/>
-        </w:rPr>
-      </w:pPr>
-    </w:p>
-    <w:p>
-      <w:pPr>
-        <w:tabs>
-          <w:tab w:val="left" w:pos="717"/>
-        </w:tabs>
-        <w:rPr>
-          <w:rFonts w:asciiTheme="majorHAnsi" w:hAnsiTheme="majorHAnsi"/>
-          <w:b/>
-          <w:lang w:val="en-DE"/>
-        </w:rPr>
-      </w:pPr>
-    </w:p>
-    <w:p>
-      <w:pPr>
-        <w:tabs>
-          <w:tab w:val="left" w:pos="717"/>
-        </w:tabs>
-        <w:rPr>
-          <w:rFonts w:asciiTheme="majorHAnsi" w:hAnsiTheme="majorHAnsi"/>
-          <w:b/>
-          <w:lang w:val="en-DE"/>
-        </w:rPr>
-      </w:pPr>
-    </w:p>
-    <w:p>
-      <w:pPr>
-        <w:tabs>
-          <w:tab w:val="left" w:pos="717"/>
-        </w:tabs>
-        <w:rPr>
-          <w:rFonts w:asciiTheme="majorHAnsi" w:hAnsiTheme="majorHAnsi"/>
-          <w:b/>
-          <w:lang w:val="en-DE"/>
-        </w:rPr>
-      </w:pPr>
-    </w:p>
-    <w:p>
-      <w:pPr>
-        <w:tabs>
-          <w:tab w:val="left" w:pos="717"/>
-        </w:tabs>
-        <w:rPr>
-          <w:rFonts w:asciiTheme="majorHAnsi" w:hAnsiTheme="majorHAnsi"/>
-          <w:b/>
-          <w:lang w:val="en-DE"/>
-        </w:rPr>
-      </w:pPr>
-    </w:p>
-    <w:p>
-      <w:pPr>
-        <w:tabs>
-          <w:tab w:val="left" w:pos="717"/>
-        </w:tabs>
-        <w:rPr>
-          <w:rFonts w:asciiTheme="majorHAnsi" w:hAnsiTheme="majorHAnsi"/>
-          <w:b/>
-          <w:lang w:val="en-DE"/>
-        </w:rPr>
-      </w:pPr>
-    </w:p>
-    <w:p>
-      <w:pPr>
-        <w:tabs>
-          <w:tab w:val="left" w:pos="717"/>
-        </w:tabs>
-        <w:rPr>
-          <w:rFonts w:asciiTheme="majorHAnsi" w:hAnsiTheme="majorHAnsi"/>
-          <w:b/>
-          <w:lang w:val="en-DE"/>
-        </w:rPr>
-      </w:pPr>
-    </w:p>
-    <w:p>
-      <w:pPr>
-        <w:tabs>
-          <w:tab w:val="left" w:pos="717"/>
-        </w:tabs>
-        <w:rPr>
-          <w:rFonts w:asciiTheme="majorHAnsi" w:hAnsiTheme="majorHAnsi"/>
-          <w:b/>
-          <w:lang w:val="en-DE"/>
-        </w:rPr>
-      </w:pPr>
-    </w:p>
-    <w:p>
-      <w:pPr>
-        <w:tabs>
-          <w:tab w:val="left" w:pos="717"/>
-        </w:tabs>
-        <w:rPr>
-          <w:rFonts w:asciiTheme="majorHAnsi" w:hAnsiTheme="majorHAnsi"/>
-          <w:b/>
-          <w:lang w:val="en-DE"/>
-        </w:rPr>
-      </w:pPr>
-    </w:p>
-    <w:p>
-      <w:pPr>
-        <w:tabs>
-          <w:tab w:val="left" w:pos="717"/>
-        </w:tabs>
-        <w:rPr>
-          <w:rFonts w:asciiTheme="majorHAnsi" w:hAnsiTheme="majorHAnsi"/>
-          <w:b/>
-          <w:lang w:val="en-DE"/>
-        </w:rPr>
-      </w:pPr>
-    </w:p>
-    <w:p>
-      <w:pPr>
-        <w:tabs>
-          <w:tab w:val="left" w:pos="717"/>
-        </w:tabs>
-        <w:rPr>
-          <w:rFonts w:asciiTheme="majorHAnsi" w:hAnsiTheme="majorHAnsi"/>
-          <w:b/>
-          <w:lang w:val="en-DE"/>
-        </w:rPr>
-      </w:pPr>
-    </w:p>
-    <w:p>
-      <w:pPr>
-        <w:tabs>
-          <w:tab w:val="left" w:pos="717"/>
-        </w:tabs>
-        <w:rPr>
-          <w:rFonts w:asciiTheme="majorHAnsi" w:hAnsiTheme="majorHAnsi"/>
-          <w:b/>
-          <w:lang w:val="en-DE"/>
-        </w:rPr>
-      </w:pPr>
-    </w:p>
-    <w:p>
-      <w:pPr>
-        <w:tabs>
-          <w:tab w:val="left" w:pos="717"/>
-        </w:tabs>
-        <w:rPr>
-          <w:rFonts w:asciiTheme="majorHAnsi" w:hAnsiTheme="majorHAnsi"/>
-          <w:b/>
-          <w:lang w:val="en-DE"/>
-        </w:rPr>
-      </w:pPr>
-    </w:p>
-    <w:p>
-      <w:pPr>
-        <w:tabs>
-          <w:tab w:val="left" w:pos="717"/>
-        </w:tabs>
-        <w:rPr>
-          <w:rFonts w:asciiTheme="majorHAnsi" w:hAnsiTheme="majorHAnsi"/>
-          <w:b/>
-          <w:lang w:val="en-DE"/>
-        </w:rPr>
-      </w:pPr>
-    </w:p>
-    <w:p>
-      <w:pPr>
-        <w:tabs>
-          <w:tab w:val="left" w:pos="717"/>
-        </w:tabs>
-        <w:rPr>
-          <w:rFonts w:asciiTheme="majorHAnsi" w:hAnsiTheme="majorHAnsi"/>
-          <w:b/>
-          <w:lang w:val="en-DE"/>
-        </w:rPr>
-      </w:pPr>
-    </w:p>
-    <w:p>
-      <w:pPr>
-        <w:tabs>
-          <w:tab w:val="left" w:pos="717"/>
-        </w:tabs>
-        <w:rPr>
-          <w:rFonts w:asciiTheme="majorHAnsi" w:hAnsiTheme="majorHAnsi"/>
-          <w:b/>
-          <w:lang w:val="en-DE"/>
-        </w:rPr>
-      </w:pPr>
-    </w:p>
-    <w:p>
-      <w:pPr>
-        <w:tabs>
-          <w:tab w:val="left" w:pos="717"/>
-        </w:tabs>
-        <w:rPr>
-          <w:rFonts w:asciiTheme="majorHAnsi" w:hAnsiTheme="majorHAnsi"/>
-          <w:b/>
-          <w:lang w:val="en-DE"/>
-        </w:rPr>
-      </w:pPr>
-    </w:p>
-    <w:p>
-      <w:pPr>
-        <w:tabs>
-          <w:tab w:val="left" w:pos="717"/>
-        </w:tabs>
-        <w:rPr>
-          <w:rFonts w:asciiTheme="majorHAnsi" w:hAnsiTheme="majorHAnsi"/>
-          <w:b/>
-          <w:lang w:val="en-DE"/>
-        </w:rPr>
-      </w:pPr>
-    </w:p>
-    <w:p>
-      <w:pPr>
-        <w:tabs>
-          <w:tab w:val="left" w:pos="717"/>
-        </w:tabs>
-        <w:rPr>
-          <w:rFonts w:asciiTheme="majorHAnsi" w:hAnsiTheme="majorHAnsi"/>
-          <w:b/>
-          <w:sz w:val="26"/>
-          <w:lang w:val="en-DE"/>
-        </w:rPr>
-      </w:pPr>
-      <w:r>
-        <w:rPr>
-          <w:rFonts w:asciiTheme="majorHAnsi" w:hAnsiTheme="majorHAnsi"/>
-          <w:b/>
-          <w:sz w:val="26"/>
-          <w:lang w:val="en-DE"/>
+      <w:r>
+        <w:rPr>
+          <w:rFonts w:asciiTheme="majorHAnsi" w:hAnsiTheme="majorHAnsi"/>
+          <w:b/>
+          <w:lang w:val="en-DE"/>
+        </w:rPr>
+        <w:t xml:space="preserve">                                                                              </w:t>
+      </w:r>
+    </w:p>
+    <w:p>
+      <w:pPr>
+        <w:tabs>
+          <w:tab w:val="left" w:pos="717"/>
+        </w:tabs>
+        <w:rPr>
+          <w:rFonts w:asciiTheme="majorHAnsi" w:hAnsiTheme="majorHAnsi"/>
+          <w:b/>
+          <w:lang w:val="en-DE"/>
+        </w:rPr>
+      </w:pPr>
+      <w:r>
+        <w:rPr>
+          <w:rFonts w:asciiTheme="majorHAnsi" w:hAnsiTheme="majorHAnsi"/>
+          <w:b/>
+          <w:lang w:val="en-DE"/>
+        </w:rPr>
+        <w:t xml:space="preserve">  </w:t>
+      </w:r>
+    </w:p>
+    <w:p>
+      <w:pPr>
+        <w:tabs>
+          <w:tab w:val="left" w:pos="717"/>
+        </w:tabs>
+        <w:rPr>
+          <w:rFonts w:asciiTheme="majorHAnsi" w:hAnsiTheme="majorHAnsi"/>
+          <w:b/>
+          <w:lang w:val="en-DE"/>
+        </w:rPr>
+      </w:pPr>
+    </w:p>
+    <w:p>
+      <w:pPr>
+        <w:tabs>
+          <w:tab w:val="left" w:pos="717"/>
+        </w:tabs>
+        <w:rPr>
+          <w:rFonts w:asciiTheme="majorHAnsi" w:hAnsiTheme="majorHAnsi"/>
+          <w:b/>
+          <w:lang w:val="en-DE"/>
+        </w:rPr>
+      </w:pPr>
+    </w:p>
+    <w:p>
+      <w:pPr>
+        <w:tabs>
+          <w:tab w:val="left" w:pos="717"/>
+        </w:tabs>
+        <w:rPr>
+          <w:rFonts w:asciiTheme="majorHAnsi" w:hAnsiTheme="majorHAnsi"/>
+          <w:b/>
+          <w:lang w:val="en-DE"/>
+        </w:rPr>
+      </w:pPr>
+    </w:p>
+    <w:p>
+      <w:pPr>
+        <w:tabs>
+          <w:tab w:val="left" w:pos="717"/>
+        </w:tabs>
+        <w:rPr>
+          <w:rFonts w:asciiTheme="majorHAnsi" w:hAnsiTheme="majorHAnsi"/>
+          <w:b/>
+          <w:lang w:val="en-DE"/>
+        </w:rPr>
+      </w:pPr>
+    </w:p>
+    <w:p>
+      <w:pPr>
+        <w:tabs>
+          <w:tab w:val="left" w:pos="717"/>
+        </w:tabs>
+        <w:rPr>
+          <w:rFonts w:asciiTheme="majorHAnsi" w:hAnsiTheme="majorHAnsi"/>
+          <w:b/>
+          <w:lang w:val="en-DE"/>
+        </w:rPr>
+      </w:pPr>
+    </w:p>
+    <w:p>
+      <w:pPr>
+        <w:tabs>
+          <w:tab w:val="left" w:pos="717"/>
+        </w:tabs>
+        <w:rPr>
+          <w:rFonts w:asciiTheme="majorHAnsi" w:hAnsiTheme="majorHAnsi"/>
+          <w:b/>
+          <w:lang w:val="en-DE"/>
+        </w:rPr>
+      </w:pPr>
+    </w:p>
+    <w:p>
+      <w:pPr>
+        <w:tabs>
+          <w:tab w:val="left" w:pos="717"/>
+        </w:tabs>
+        <w:rPr>
+          <w:rFonts w:asciiTheme="majorHAnsi" w:hAnsiTheme="majorHAnsi"/>
+          <w:b/>
+          <w:lang w:val="en-DE"/>
+        </w:rPr>
+      </w:pPr>
+    </w:p>
+    <w:p>
+      <w:pPr>
+        <w:tabs>
+          <w:tab w:val="left" w:pos="717"/>
+        </w:tabs>
+        <w:rPr>
+          <w:rFonts w:asciiTheme="majorHAnsi" w:hAnsiTheme="majorHAnsi"/>
+          <w:b/>
+          <w:lang w:val="en-DE"/>
+        </w:rPr>
+      </w:pPr>
+    </w:p>
+    <w:p>
+      <w:pPr>
+        <w:tabs>
+          <w:tab w:val="left" w:pos="717"/>
+        </w:tabs>
+        <w:rPr>
+          <w:rFonts w:asciiTheme="majorHAnsi" w:hAnsiTheme="majorHAnsi"/>
+          <w:b/>
+          <w:lang w:val="en-DE"/>
+        </w:rPr>
+      </w:pPr>
+    </w:p>
+    <w:p>
+      <w:pPr>
+        <w:tabs>
+          <w:tab w:val="left" w:pos="717"/>
+        </w:tabs>
+        <w:rPr>
+          <w:rFonts w:asciiTheme="majorHAnsi" w:hAnsiTheme="majorHAnsi"/>
+          <w:b/>
+          <w:lang w:val="en-DE"/>
+        </w:rPr>
+      </w:pPr>
+    </w:p>
+    <w:p>
+      <w:pPr>
+        <w:tabs>
+          <w:tab w:val="left" w:pos="717"/>
+        </w:tabs>
+        <w:rPr>
+          <w:rFonts w:asciiTheme="majorHAnsi" w:hAnsiTheme="majorHAnsi"/>
+          <w:b/>
+          <w:lang w:val="en-DE"/>
+        </w:rPr>
+      </w:pPr>
+    </w:p>
+    <w:p>
+      <w:pPr>
+        <w:tabs>
+          <w:tab w:val="left" w:pos="717"/>
+        </w:tabs>
+        <w:rPr>
+          <w:rFonts w:asciiTheme="majorHAnsi" w:hAnsiTheme="majorHAnsi"/>
+          <w:b/>
+          <w:lang w:val="en-DE"/>
+        </w:rPr>
+      </w:pPr>
+    </w:p>
+    <w:p>
+      <w:pPr>
+        <w:tabs>
+          <w:tab w:val="left" w:pos="717"/>
+        </w:tabs>
+        <w:rPr>
+          <w:rFonts w:asciiTheme="majorHAnsi" w:hAnsiTheme="majorHAnsi"/>
+          <w:b/>
+          <w:lang w:val="en-DE"/>
+        </w:rPr>
+      </w:pPr>
+    </w:p>
+    <w:p>
+      <w:pPr>
+        <w:tabs>
+          <w:tab w:val="left" w:pos="717"/>
+        </w:tabs>
+        <w:rPr>
+          <w:rFonts w:asciiTheme="majorHAnsi" w:hAnsiTheme="majorHAnsi"/>
+          <w:b/>
+          <w:lang w:val="en-DE"/>
+        </w:rPr>
+      </w:pPr>
+    </w:p>
+    <w:p>
+      <w:pPr>
+        <w:tabs>
+          <w:tab w:val="left" w:pos="717"/>
+        </w:tabs>
+        <w:rPr>
+          <w:rFonts w:asciiTheme="majorHAnsi" w:hAnsiTheme="majorHAnsi"/>
+          <w:b/>
+          <w:lang w:val="en-DE"/>
+        </w:rPr>
+      </w:pPr>
+    </w:p>
+    <w:p>
+      <w:pPr>
+        <w:tabs>
+          <w:tab w:val="left" w:pos="717"/>
+        </w:tabs>
+        <w:rPr>
+          <w:rFonts w:asciiTheme="majorHAnsi" w:hAnsiTheme="majorHAnsi"/>
+          <w:b/>
+          <w:lang w:val="en-DE"/>
+        </w:rPr>
+      </w:pPr>
+    </w:p>
+    <w:p>
+      <w:pPr>
+        <w:tabs>
+          <w:tab w:val="left" w:pos="717"/>
+        </w:tabs>
+        <w:rPr>
+          <w:rFonts w:asciiTheme="majorHAnsi" w:hAnsiTheme="majorHAnsi"/>
+          <w:b/>
+          <w:lang w:val="en-DE"/>
+        </w:rPr>
+      </w:pPr>
+    </w:p>
+    <w:p>
+      <w:pPr>
+        <w:tabs>
+          <w:tab w:val="left" w:pos="717"/>
+        </w:tabs>
+        <w:rPr>
+          <w:rFonts w:asciiTheme="majorHAnsi" w:hAnsiTheme="majorHAnsi"/>
+          <w:b/>
+          <w:lang w:val="en-DE"/>
+        </w:rPr>
+      </w:pPr>
+    </w:p>
+    <w:p>
+      <w:pPr>
+        <w:tabs>
+          <w:tab w:val="left" w:pos="717"/>
+        </w:tabs>
+        <w:rPr>
+          <w:rFonts w:asciiTheme="majorHAnsi" w:hAnsiTheme="majorHAnsi"/>
+          <w:b/>
+          <w:lang w:val="en-DE"/>
+        </w:rPr>
+      </w:pPr>
+    </w:p>
+    <w:p>
+      <w:pPr>
+        <w:tabs>
+          <w:tab w:val="left" w:pos="717"/>
+        </w:tabs>
+        <w:rPr>
+          <w:rFonts w:asciiTheme="majorHAnsi" w:hAnsiTheme="majorHAnsi"/>
+          <w:b/>
+          <w:lang w:val="en-DE"/>
+        </w:rPr>
+      </w:pPr>
+    </w:p>
+    <w:p>
+      <w:pPr>
+        <w:tabs>
+          <w:tab w:val="left" w:pos="717"/>
+        </w:tabs>
+        <w:rPr>
+          <w:rFonts w:asciiTheme="majorHAnsi" w:hAnsiTheme="majorHAnsi"/>
+          <w:b/>
+          <w:lang w:val="en-DE"/>
+        </w:rPr>
+      </w:pPr>
+    </w:p>
+    <w:p>
+      <w:pPr>
+        <w:tabs>
+          <w:tab w:val="left" w:pos="717"/>
+        </w:tabs>
+        <w:rPr>
+          <w:rFonts w:asciiTheme="majorHAnsi" w:hAnsiTheme="majorHAnsi"/>
+          <w:b/>
+          <w:lang w:val="en-DE"/>
+        </w:rPr>
+      </w:pPr>
+    </w:p>
+    <w:p>
+      <w:pPr>
+        <w:tabs>
+          <w:tab w:val="left" w:pos="717"/>
+        </w:tabs>
+        <w:rPr>
+          <w:rFonts w:asciiTheme="majorHAnsi" w:hAnsiTheme="majorHAnsi"/>
+          <w:b/>
+          <w:sz w:val="26"/>
+          <w:lang w:val="en-DE"/>
+        </w:rPr>
+      </w:pPr>
+      <w:r>
+        <w:rPr>
+          <w:noProof/>
         </w:rPr>
         <w:lastRenderedPageBreak/>
-        <w:t xml:space="preserve">FR8 – </w:t>
-      </w:r>
-      <w:proofErr w:type="gramStart"/>
-      <w:r>
-        <w:rPr>
-          <w:rFonts w:asciiTheme="majorHAnsi" w:hAnsiTheme="majorHAnsi"/>
-          <w:b/>
-          <w:sz w:val="26"/>
-          <w:lang w:val="en-DE"/>
-        </w:rPr>
-        <w:t xml:space="preserve">Submit </w:t>
-      </w:r>
-      <w:r>
-        <w:rPr>
-          <w:rFonts w:asciiTheme="majorHAnsi" w:hAnsiTheme="majorHAnsi"/>
-          <w:b/>
-          <w:sz w:val="26"/>
-          <w:lang w:val="en-DE"/>
-        </w:rPr>
-        <w:t xml:space="preserve"> rental</w:t>
-      </w:r>
-      <w:proofErr w:type="gramEnd"/>
-      <w:r>
-        <w:rPr>
-          <w:rFonts w:asciiTheme="majorHAnsi" w:hAnsiTheme="majorHAnsi"/>
-          <w:b/>
-          <w:sz w:val="26"/>
-          <w:lang w:val="en-DE"/>
-        </w:rPr>
-        <w:t xml:space="preserve"> payments.</w:t>
-      </w:r>
-    </w:p>
-    <w:p>
-      <w:pPr>
-        <w:tabs>
-          <w:tab w:val="left" w:pos="717"/>
-        </w:tabs>
-        <w:rPr>
-          <w:rFonts w:asciiTheme="majorHAnsi" w:hAnsiTheme="majorHAnsi"/>
-          <w:b/>
-          <w:u w:val="single"/>
-          <w:lang w:val="en-DE"/>
-        </w:rPr>
-      </w:pPr>
-      <w:r>
-        <w:rPr>
-          <w:rFonts w:asciiTheme="majorHAnsi" w:hAnsiTheme="majorHAnsi"/>
-          <w:b/>
-          <w:bCs/>
-          <w:noProof/>
-          <w:sz w:val="32"/>
-          <w:szCs w:val="32"/>
-        </w:rPr>
         <w:drawing>
-          <wp:anchor distT="0" distB="0" distL="114300" distR="114300" simplePos="0" relativeHeight="251688960" behindDoc="0" locked="0" layoutInCell="1" allowOverlap="1" wp14:anchorId="0F2388FD" wp14:editId="276B8486">
+          <wp:anchor distT="0" distB="0" distL="114300" distR="114300" simplePos="0" relativeHeight="251790336" behindDoc="0" locked="0" layoutInCell="1" allowOverlap="1" wp14:anchorId="26308CF7" wp14:editId="13D8F97D">
             <wp:simplePos x="0" y="0"/>
             <wp:positionH relativeFrom="column">
-              <wp:posOffset>418807</wp:posOffset>
+              <wp:posOffset>459740</wp:posOffset>
             </wp:positionH>
             <wp:positionV relativeFrom="paragraph">
-              <wp:posOffset>266896</wp:posOffset>
+              <wp:posOffset>329565</wp:posOffset>
             </wp:positionV>
-            <wp:extent cx="2642235" cy="5008880"/>
-            <wp:effectExtent l="0" t="0" r="5715" b="1270"/>
+            <wp:extent cx="4510405" cy="4824730"/>
+            <wp:effectExtent l="0" t="0" r="4445" b="0"/>
             <wp:wrapTopAndBottom/>
-            <wp:docPr id="553997974" name="Picture 3"/>
+            <wp:docPr id="1496803417" name="Picture 1"/>
             <wp:cNvGraphicFramePr>
               <a:graphicFrameLocks xmlns:a="http://schemas.openxmlformats.org/drawingml/2006/main" noChangeAspect="1"/>
             </wp:cNvGraphicFramePr>
@@ -1667,13 +1591,473 @@
               <a:graphicData uri="http://schemas.openxmlformats.org/drawingml/2006/picture">
                 <pic:pic xmlns:pic="http://schemas.openxmlformats.org/drawingml/2006/picture">
                   <pic:nvPicPr>
-                    <pic:cNvPr id="0" name="Picture 3"/>
+                    <pic:cNvPr id="1496803417" name=""/>
+                    <pic:cNvPicPr/>
+                  </pic:nvPicPr>
+                  <pic:blipFill rotWithShape="1">
+                    <a:blip r:embed="rId12">
+                      <a:extLst>
+                        <a:ext uri="{28A0092B-C50C-407E-A947-70E740481C1C}">
+                          <a14:useLocalDpi xmlns:a14="http://schemas.microsoft.com/office/drawing/2010/main" val="0"/>
+                        </a:ext>
+                      </a:extLst>
+                    </a:blip>
+                    <a:srcRect l="66132" t="23362" r="1710" b="15479"/>
+                    <a:stretch>
+                      <a:fillRect/>
+                    </a:stretch>
+                  </pic:blipFill>
+                  <pic:spPr bwMode="auto">
+                    <a:xfrm>
+                      <a:off x="0" y="0"/>
+                      <a:ext cx="4510405" cy="4824730"/>
+                    </a:xfrm>
+                    <a:prstGeom prst="rect">
+                      <a:avLst/>
+                    </a:prstGeom>
+                    <a:ln>
+                      <a:noFill/>
+                    </a:ln>
+                    <a:extLst>
+                      <a:ext uri="{53640926-AAD7-44D8-BBD7-CCE9431645EC}">
+                        <a14:shadowObscured xmlns:a14="http://schemas.microsoft.com/office/drawing/2010/main"/>
+                      </a:ext>
+                    </a:extLst>
+                  </pic:spPr>
+                </pic:pic>
+              </a:graphicData>
+            </a:graphic>
+            <wp14:sizeRelH relativeFrom="page">
+              <wp14:pctWidth>0</wp14:pctWidth>
+            </wp14:sizeRelH>
+            <wp14:sizeRelV relativeFrom="page">
+              <wp14:pctHeight>0</wp14:pctHeight>
+            </wp14:sizeRelV>
+          </wp:anchor>
+        </w:drawing>
+      </w:r>
+      <w:r>
+        <w:rPr>
+          <w:rFonts w:asciiTheme="majorHAnsi" w:hAnsiTheme="majorHAnsi"/>
+          <w:b/>
+          <w:sz w:val="26"/>
+          <w:lang w:val="en-DE"/>
+        </w:rPr>
+        <w:t xml:space="preserve">FR8 – </w:t>
+      </w:r>
+      <w:proofErr w:type="gramStart"/>
+      <w:r>
+        <w:rPr>
+          <w:rFonts w:asciiTheme="majorHAnsi" w:hAnsiTheme="majorHAnsi"/>
+          <w:b/>
+          <w:sz w:val="26"/>
+          <w:lang w:val="en-DE"/>
+        </w:rPr>
+        <w:t xml:space="preserve">Submit </w:t>
+      </w:r>
+      <w:r>
+        <w:rPr>
+          <w:rFonts w:asciiTheme="majorHAnsi" w:hAnsiTheme="majorHAnsi"/>
+          <w:b/>
+          <w:sz w:val="26"/>
+          <w:lang w:val="en-DE"/>
+        </w:rPr>
+        <w:t xml:space="preserve"> rental</w:t>
+      </w:r>
+      <w:proofErr w:type="gramEnd"/>
+      <w:r>
+        <w:rPr>
+          <w:rFonts w:asciiTheme="majorHAnsi" w:hAnsiTheme="majorHAnsi"/>
+          <w:b/>
+          <w:sz w:val="26"/>
+          <w:lang w:val="en-DE"/>
+        </w:rPr>
+        <w:t xml:space="preserve"> payments.</w:t>
+      </w:r>
+    </w:p>
+    <w:p>
+      <w:pPr>
+        <w:tabs>
+          <w:tab w:val="left" w:pos="717"/>
+        </w:tabs>
+        <w:rPr>
+          <w:rFonts w:asciiTheme="majorHAnsi" w:hAnsiTheme="majorHAnsi"/>
+          <w:b/>
+          <w:u w:val="single"/>
+          <w:lang w:val="en-DE"/>
+        </w:rPr>
+      </w:pPr>
+      <w:r>
+        <w:rPr>
+          <w:rFonts w:asciiTheme="majorHAnsi" w:hAnsiTheme="majorHAnsi"/>
+          <w:b/>
+          <w:lang w:val="en-DE"/>
+        </w:rPr>
+        <w:t xml:space="preserve">                                                                              </w:t>
+      </w:r>
+    </w:p>
+    <w:p>
+      <w:pPr>
+        <w:tabs>
+          <w:tab w:val="left" w:pos="717"/>
+        </w:tabs>
+        <w:rPr>
+          <w:rFonts w:asciiTheme="majorHAnsi" w:hAnsiTheme="majorHAnsi"/>
+          <w:b/>
+          <w:u w:val="single"/>
+          <w:lang w:val="en-DE"/>
+        </w:rPr>
+      </w:pPr>
+    </w:p>
+    <w:p>
+      <w:pPr>
+        <w:tabs>
+          <w:tab w:val="left" w:pos="717"/>
+        </w:tabs>
+        <w:rPr>
+          <w:rFonts w:asciiTheme="majorHAnsi" w:hAnsiTheme="majorHAnsi"/>
+          <w:b/>
+          <w:lang w:val="en-DE"/>
+        </w:rPr>
+      </w:pPr>
+    </w:p>
+    <w:p>
+      <w:pPr>
+        <w:tabs>
+          <w:tab w:val="left" w:pos="717"/>
+        </w:tabs>
+        <w:rPr>
+          <w:rFonts w:asciiTheme="majorHAnsi" w:hAnsiTheme="majorHAnsi"/>
+          <w:b/>
+          <w:lang w:val="en-DE"/>
+        </w:rPr>
+      </w:pPr>
+    </w:p>
+    <w:p>
+      <w:pPr>
+        <w:tabs>
+          <w:tab w:val="left" w:pos="717"/>
+        </w:tabs>
+        <w:rPr>
+          <w:rFonts w:asciiTheme="majorHAnsi" w:hAnsiTheme="majorHAnsi"/>
+          <w:b/>
+          <w:lang w:val="en-DE"/>
+        </w:rPr>
+      </w:pPr>
+    </w:p>
+    <w:p>
+      <w:pPr>
+        <w:tabs>
+          <w:tab w:val="left" w:pos="717"/>
+        </w:tabs>
+        <w:rPr>
+          <w:rFonts w:asciiTheme="majorHAnsi" w:hAnsiTheme="majorHAnsi"/>
+          <w:b/>
+          <w:lang w:val="en-DE"/>
+        </w:rPr>
+      </w:pPr>
+    </w:p>
+    <w:p>
+      <w:pPr>
+        <w:tabs>
+          <w:tab w:val="left" w:pos="717"/>
+        </w:tabs>
+        <w:rPr>
+          <w:rFonts w:asciiTheme="majorHAnsi" w:hAnsiTheme="majorHAnsi"/>
+          <w:b/>
+          <w:lang w:val="en-DE"/>
+        </w:rPr>
+      </w:pPr>
+    </w:p>
+    <w:p>
+      <w:pPr>
+        <w:tabs>
+          <w:tab w:val="left" w:pos="717"/>
+        </w:tabs>
+        <w:rPr>
+          <w:rFonts w:asciiTheme="majorHAnsi" w:hAnsiTheme="majorHAnsi"/>
+          <w:b/>
+          <w:lang w:val="en-DE"/>
+        </w:rPr>
+      </w:pPr>
+    </w:p>
+    <w:p>
+      <w:pPr>
+        <w:tabs>
+          <w:tab w:val="left" w:pos="717"/>
+        </w:tabs>
+        <w:rPr>
+          <w:rFonts w:asciiTheme="majorHAnsi" w:hAnsiTheme="majorHAnsi"/>
+          <w:b/>
+          <w:lang w:val="en-DE"/>
+        </w:rPr>
+      </w:pPr>
+    </w:p>
+    <w:p>
+      <w:pPr>
+        <w:tabs>
+          <w:tab w:val="left" w:pos="717"/>
+        </w:tabs>
+        <w:rPr>
+          <w:rFonts w:asciiTheme="majorHAnsi" w:hAnsiTheme="majorHAnsi"/>
+          <w:b/>
+          <w:lang w:val="en-DE"/>
+        </w:rPr>
+      </w:pPr>
+    </w:p>
+    <w:p>
+      <w:pPr>
+        <w:tabs>
+          <w:tab w:val="left" w:pos="717"/>
+        </w:tabs>
+        <w:rPr>
+          <w:rFonts w:asciiTheme="majorHAnsi" w:hAnsiTheme="majorHAnsi"/>
+          <w:b/>
+          <w:lang w:val="en-DE"/>
+        </w:rPr>
+      </w:pPr>
+    </w:p>
+    <w:p>
+      <w:pPr>
+        <w:tabs>
+          <w:tab w:val="left" w:pos="717"/>
+        </w:tabs>
+        <w:rPr>
+          <w:rFonts w:asciiTheme="majorHAnsi" w:hAnsiTheme="majorHAnsi"/>
+          <w:b/>
+          <w:lang w:val="en-DE"/>
+        </w:rPr>
+      </w:pPr>
+    </w:p>
+    <w:p>
+      <w:pPr>
+        <w:tabs>
+          <w:tab w:val="left" w:pos="717"/>
+        </w:tabs>
+        <w:rPr>
+          <w:rFonts w:asciiTheme="majorHAnsi" w:hAnsiTheme="majorHAnsi"/>
+          <w:b/>
+          <w:lang w:val="en-DE"/>
+        </w:rPr>
+      </w:pPr>
+    </w:p>
+    <w:p>
+      <w:pPr>
+        <w:tabs>
+          <w:tab w:val="left" w:pos="717"/>
+        </w:tabs>
+        <w:rPr>
+          <w:rFonts w:asciiTheme="majorHAnsi" w:hAnsiTheme="majorHAnsi"/>
+          <w:b/>
+          <w:lang w:val="en-DE"/>
+        </w:rPr>
+      </w:pPr>
+    </w:p>
+    <w:p>
+      <w:pPr>
+        <w:tabs>
+          <w:tab w:val="left" w:pos="717"/>
+        </w:tabs>
+        <w:rPr>
+          <w:rFonts w:asciiTheme="majorHAnsi" w:hAnsiTheme="majorHAnsi"/>
+          <w:b/>
+          <w:lang w:val="en-DE"/>
+        </w:rPr>
+      </w:pPr>
+    </w:p>
+    <w:p>
+      <w:pPr>
+        <w:tabs>
+          <w:tab w:val="left" w:pos="717"/>
+        </w:tabs>
+        <w:rPr>
+          <w:rFonts w:asciiTheme="majorHAnsi" w:hAnsiTheme="majorHAnsi"/>
+          <w:b/>
+          <w:lang w:val="en-DE"/>
+        </w:rPr>
+      </w:pPr>
+    </w:p>
+    <w:p>
+      <w:pPr>
+        <w:tabs>
+          <w:tab w:val="left" w:pos="717"/>
+        </w:tabs>
+        <w:rPr>
+          <w:rFonts w:asciiTheme="majorHAnsi" w:hAnsiTheme="majorHAnsi"/>
+          <w:b/>
+          <w:lang w:val="en-DE"/>
+        </w:rPr>
+      </w:pPr>
+    </w:p>
+    <w:p>
+      <w:pPr>
+        <w:tabs>
+          <w:tab w:val="left" w:pos="717"/>
+        </w:tabs>
+        <w:rPr>
+          <w:rFonts w:asciiTheme="majorHAnsi" w:hAnsiTheme="majorHAnsi"/>
+          <w:b/>
+          <w:lang w:val="en-DE"/>
+        </w:rPr>
+      </w:pPr>
+    </w:p>
+    <w:p>
+      <w:pPr>
+        <w:tabs>
+          <w:tab w:val="left" w:pos="717"/>
+        </w:tabs>
+        <w:rPr>
+          <w:rFonts w:asciiTheme="majorHAnsi" w:hAnsiTheme="majorHAnsi"/>
+          <w:b/>
+          <w:lang w:val="en-DE"/>
+        </w:rPr>
+      </w:pPr>
+    </w:p>
+    <w:p>
+      <w:pPr>
+        <w:tabs>
+          <w:tab w:val="left" w:pos="717"/>
+        </w:tabs>
+        <w:rPr>
+          <w:rFonts w:asciiTheme="majorHAnsi" w:hAnsiTheme="majorHAnsi"/>
+          <w:b/>
+          <w:lang w:val="en-DE"/>
+        </w:rPr>
+      </w:pPr>
+    </w:p>
+    <w:p>
+      <w:pPr>
+        <w:tabs>
+          <w:tab w:val="left" w:pos="717"/>
+        </w:tabs>
+        <w:rPr>
+          <w:rFonts w:asciiTheme="majorHAnsi" w:hAnsiTheme="majorHAnsi"/>
+          <w:b/>
+          <w:lang w:val="en-DE"/>
+        </w:rPr>
+      </w:pPr>
+    </w:p>
+    <w:p>
+      <w:pPr>
+        <w:tabs>
+          <w:tab w:val="left" w:pos="717"/>
+        </w:tabs>
+        <w:rPr>
+          <w:rFonts w:asciiTheme="majorHAnsi" w:hAnsiTheme="majorHAnsi"/>
+          <w:b/>
+          <w:lang w:val="en-DE"/>
+        </w:rPr>
+      </w:pPr>
+    </w:p>
+    <w:p>
+      <w:pPr>
+        <w:tabs>
+          <w:tab w:val="left" w:pos="717"/>
+        </w:tabs>
+        <w:rPr>
+          <w:rFonts w:asciiTheme="majorHAnsi" w:hAnsiTheme="majorHAnsi"/>
+          <w:b/>
+          <w:lang w:val="en-DE"/>
+        </w:rPr>
+      </w:pPr>
+    </w:p>
+    <w:p>
+      <w:pPr>
+        <w:tabs>
+          <w:tab w:val="left" w:pos="717"/>
+        </w:tabs>
+        <w:rPr>
+          <w:rFonts w:asciiTheme="majorHAnsi" w:hAnsiTheme="majorHAnsi"/>
+          <w:b/>
+          <w:sz w:val="26"/>
+          <w:lang w:val="en-DE"/>
+        </w:rPr>
+      </w:pPr>
+      <w:r>
+        <w:rPr>
+          <w:rFonts w:asciiTheme="majorHAnsi" w:hAnsiTheme="majorHAnsi"/>
+          <w:b/>
+          <w:sz w:val="26"/>
+          <w:lang w:val="en-DE"/>
+        </w:rPr>
+        <w:t>FR</w:t>
+      </w:r>
+      <w:r>
+        <w:rPr>
+          <w:rFonts w:asciiTheme="majorHAnsi" w:hAnsiTheme="majorHAnsi"/>
+          <w:b/>
+          <w:sz w:val="26"/>
+          <w:lang w:val="en-DE"/>
+        </w:rPr>
+        <w:t>9</w:t>
+      </w:r>
+      <w:r>
+        <w:rPr>
+          <w:rFonts w:asciiTheme="majorHAnsi" w:hAnsiTheme="majorHAnsi"/>
+          <w:b/>
+          <w:sz w:val="26"/>
+          <w:lang w:val="en-DE"/>
+        </w:rPr>
+        <w:t xml:space="preserve"> - S</w:t>
+      </w:r>
+      <w:r>
+        <w:rPr>
+          <w:rFonts w:asciiTheme="majorHAnsi" w:hAnsiTheme="majorHAnsi"/>
+          <w:b/>
+          <w:sz w:val="26"/>
+          <w:lang w:val="en-DE"/>
+        </w:rPr>
+        <w:t>ave favourite properties for later viewing.</w:t>
+      </w:r>
+    </w:p>
+    <w:p>
+      <w:pPr>
+        <w:tabs>
+          <w:tab w:val="left" w:pos="717"/>
+        </w:tabs>
+        <w:rPr>
+          <w:rFonts w:asciiTheme="majorHAnsi" w:hAnsiTheme="majorHAnsi"/>
+          <w:b/>
+          <w:u w:val="single"/>
+          <w:lang w:val="en-DE"/>
+        </w:rPr>
+      </w:pPr>
+      <w:r>
+        <w:rPr>
+          <w:rFonts w:asciiTheme="majorHAnsi" w:hAnsiTheme="majorHAnsi"/>
+          <w:b/>
+          <w:bCs/>
+          <w:noProof/>
+          <w:sz w:val="40"/>
+          <w:szCs w:val="40"/>
+        </w:rPr>
+        <w:drawing>
+          <wp:anchor distT="0" distB="0" distL="114300" distR="114300" simplePos="0" relativeHeight="251792384" behindDoc="0" locked="0" layoutInCell="1" allowOverlap="1" wp14:anchorId="3BAA2398" wp14:editId="7FAA27DB">
+            <wp:simplePos x="0" y="0"/>
+            <wp:positionH relativeFrom="column">
+              <wp:posOffset>790821</wp:posOffset>
+            </wp:positionH>
+            <wp:positionV relativeFrom="paragraph">
+              <wp:posOffset>202960</wp:posOffset>
+            </wp:positionV>
+            <wp:extent cx="3496310" cy="4602480"/>
+            <wp:effectExtent l="0" t="0" r="8890" b="7620"/>
+            <wp:wrapTopAndBottom/>
+            <wp:docPr id="25" name="Picture 25"/>
+            <wp:cNvGraphicFramePr>
+              <a:graphicFrameLocks xmlns:a="http://schemas.openxmlformats.org/drawingml/2006/main" noChangeAspect="1"/>
+            </wp:cNvGraphicFramePr>
+            <a:graphic xmlns:a="http://schemas.openxmlformats.org/drawingml/2006/main">
+              <a:graphicData uri="http://schemas.openxmlformats.org/drawingml/2006/picture">
+                <pic:pic xmlns:pic="http://schemas.openxmlformats.org/drawingml/2006/picture">
+                  <pic:nvPicPr>
+                    <pic:cNvPr id="0" name="Picture 2"/>
                     <pic:cNvPicPr>
                       <a:picLocks noChangeAspect="1" noChangeArrowheads="1"/>
                     </pic:cNvPicPr>
                   </pic:nvPicPr>
                   <pic:blipFill>
-                    <a:blip r:embed="rId12" cstate="print">
+                    <a:blip r:embed="rId13">
                       <a:extLst>
                         <a:ext uri="{28A0092B-C50C-407E-A947-70E740481C1C}">
                           <a14:useLocalDpi xmlns:a14="http://schemas.microsoft.com/office/drawing/2010/main" val="0"/>
@@ -1688,7 +2072,7 @@
                   <pic:spPr bwMode="auto">
                     <a:xfrm>
                       <a:off x="0" y="0"/>
-                      <a:ext cx="2642235" cy="5008880"/>
+                      <a:ext cx="3496310" cy="4602480"/>
                     </a:xfrm>
                     <a:prstGeom prst="rect">
                       <a:avLst/>
@@ -1727,346 +2111,317 @@
         <w:rPr>
           <w:rFonts w:asciiTheme="majorHAnsi" w:hAnsiTheme="majorHAnsi"/>
           <w:b/>
+          <w:lang w:val="en-DE"/>
+        </w:rPr>
+      </w:pPr>
+    </w:p>
+    <w:p>
+      <w:pPr>
+        <w:tabs>
+          <w:tab w:val="left" w:pos="717"/>
+        </w:tabs>
+        <w:rPr>
+          <w:rFonts w:asciiTheme="majorHAnsi" w:hAnsiTheme="majorHAnsi"/>
+          <w:b/>
+          <w:lang w:val="en-DE"/>
+        </w:rPr>
+      </w:pPr>
+    </w:p>
+    <w:p>
+      <w:pPr>
+        <w:tabs>
+          <w:tab w:val="left" w:pos="717"/>
+        </w:tabs>
+        <w:rPr>
+          <w:rFonts w:asciiTheme="majorHAnsi" w:hAnsiTheme="majorHAnsi"/>
+          <w:b/>
+          <w:lang w:val="en-DE"/>
+        </w:rPr>
+      </w:pPr>
+    </w:p>
+    <w:p>
+      <w:pPr>
+        <w:tabs>
+          <w:tab w:val="left" w:pos="717"/>
+        </w:tabs>
+        <w:rPr>
+          <w:rFonts w:asciiTheme="majorHAnsi" w:hAnsiTheme="majorHAnsi"/>
+          <w:b/>
+          <w:lang w:val="en-DE"/>
+        </w:rPr>
+      </w:pPr>
+    </w:p>
+    <w:p>
+      <w:pPr>
+        <w:tabs>
+          <w:tab w:val="left" w:pos="717"/>
+        </w:tabs>
+        <w:rPr>
+          <w:rFonts w:asciiTheme="majorHAnsi" w:hAnsiTheme="majorHAnsi"/>
+          <w:b/>
+          <w:lang w:val="en-DE"/>
+        </w:rPr>
+      </w:pPr>
+    </w:p>
+    <w:p>
+      <w:pPr>
+        <w:tabs>
+          <w:tab w:val="left" w:pos="717"/>
+        </w:tabs>
+        <w:rPr>
+          <w:rFonts w:asciiTheme="majorHAnsi" w:hAnsiTheme="majorHAnsi"/>
+          <w:b/>
+          <w:lang w:val="en-DE"/>
+        </w:rPr>
+      </w:pPr>
+    </w:p>
+    <w:p>
+      <w:pPr>
+        <w:tabs>
+          <w:tab w:val="left" w:pos="717"/>
+        </w:tabs>
+        <w:rPr>
+          <w:rFonts w:asciiTheme="majorHAnsi" w:hAnsiTheme="majorHAnsi"/>
+          <w:b/>
+          <w:lang w:val="en-DE"/>
+        </w:rPr>
+      </w:pPr>
+    </w:p>
+    <w:p>
+      <w:pPr>
+        <w:tabs>
+          <w:tab w:val="left" w:pos="717"/>
+        </w:tabs>
+        <w:rPr>
+          <w:rFonts w:asciiTheme="majorHAnsi" w:hAnsiTheme="majorHAnsi"/>
+          <w:b/>
+          <w:lang w:val="en-DE"/>
+        </w:rPr>
+      </w:pPr>
+    </w:p>
+    <w:p>
+      <w:pPr>
+        <w:tabs>
+          <w:tab w:val="left" w:pos="717"/>
+        </w:tabs>
+        <w:rPr>
+          <w:rFonts w:asciiTheme="majorHAnsi" w:hAnsiTheme="majorHAnsi"/>
+          <w:b/>
+          <w:lang w:val="en-DE"/>
+        </w:rPr>
+      </w:pPr>
+    </w:p>
+    <w:p>
+      <w:pPr>
+        <w:tabs>
+          <w:tab w:val="left" w:pos="717"/>
+        </w:tabs>
+        <w:rPr>
+          <w:rFonts w:asciiTheme="majorHAnsi" w:hAnsiTheme="majorHAnsi"/>
+          <w:b/>
+          <w:lang w:val="en-DE"/>
+        </w:rPr>
+      </w:pPr>
+    </w:p>
+    <w:p>
+      <w:pPr>
+        <w:tabs>
+          <w:tab w:val="left" w:pos="717"/>
+        </w:tabs>
+        <w:rPr>
+          <w:rFonts w:asciiTheme="majorHAnsi" w:hAnsiTheme="majorHAnsi"/>
+          <w:b/>
+          <w:lang w:val="en-DE"/>
+        </w:rPr>
+      </w:pPr>
+    </w:p>
+    <w:p>
+      <w:pPr>
+        <w:tabs>
+          <w:tab w:val="left" w:pos="717"/>
+        </w:tabs>
+        <w:rPr>
+          <w:rFonts w:asciiTheme="majorHAnsi" w:hAnsiTheme="majorHAnsi"/>
+          <w:b/>
+          <w:lang w:val="en-DE"/>
+        </w:rPr>
+      </w:pPr>
+    </w:p>
+    <w:p>
+      <w:pPr>
+        <w:tabs>
+          <w:tab w:val="left" w:pos="717"/>
+        </w:tabs>
+        <w:rPr>
+          <w:rFonts w:asciiTheme="majorHAnsi" w:hAnsiTheme="majorHAnsi"/>
+          <w:b/>
+          <w:lang w:val="en-DE"/>
+        </w:rPr>
+      </w:pPr>
+    </w:p>
+    <w:p>
+      <w:pPr>
+        <w:tabs>
+          <w:tab w:val="left" w:pos="717"/>
+        </w:tabs>
+        <w:rPr>
+          <w:rFonts w:asciiTheme="majorHAnsi" w:hAnsiTheme="majorHAnsi"/>
+          <w:b/>
+          <w:lang w:val="en-DE"/>
+        </w:rPr>
+      </w:pPr>
+    </w:p>
+    <w:p>
+      <w:pPr>
+        <w:tabs>
+          <w:tab w:val="left" w:pos="717"/>
+        </w:tabs>
+        <w:rPr>
+          <w:rFonts w:asciiTheme="majorHAnsi" w:hAnsiTheme="majorHAnsi"/>
+          <w:b/>
+          <w:lang w:val="en-DE"/>
+        </w:rPr>
+      </w:pPr>
+    </w:p>
+    <w:p>
+      <w:pPr>
+        <w:tabs>
+          <w:tab w:val="left" w:pos="717"/>
+        </w:tabs>
+        <w:rPr>
+          <w:rFonts w:asciiTheme="majorHAnsi" w:hAnsiTheme="majorHAnsi"/>
+          <w:b/>
+          <w:lang w:val="en-DE"/>
+        </w:rPr>
+      </w:pPr>
+    </w:p>
+    <w:p>
+      <w:pPr>
+        <w:tabs>
+          <w:tab w:val="left" w:pos="717"/>
+        </w:tabs>
+        <w:rPr>
+          <w:rFonts w:asciiTheme="majorHAnsi" w:hAnsiTheme="majorHAnsi"/>
+          <w:b/>
+          <w:lang w:val="en-DE"/>
+        </w:rPr>
+      </w:pPr>
+    </w:p>
+    <w:p>
+      <w:pPr>
+        <w:tabs>
+          <w:tab w:val="left" w:pos="717"/>
+        </w:tabs>
+        <w:rPr>
+          <w:rFonts w:asciiTheme="majorHAnsi" w:hAnsiTheme="majorHAnsi"/>
+          <w:b/>
+          <w:lang w:val="en-DE"/>
+        </w:rPr>
+      </w:pPr>
+    </w:p>
+    <w:p>
+      <w:pPr>
+        <w:tabs>
+          <w:tab w:val="left" w:pos="717"/>
+        </w:tabs>
+        <w:rPr>
+          <w:rFonts w:asciiTheme="majorHAnsi" w:hAnsiTheme="majorHAnsi"/>
+          <w:b/>
+          <w:lang w:val="en-DE"/>
+        </w:rPr>
+      </w:pPr>
+    </w:p>
+    <w:p>
+      <w:pPr>
+        <w:tabs>
+          <w:tab w:val="left" w:pos="717"/>
+        </w:tabs>
+        <w:rPr>
+          <w:rFonts w:asciiTheme="majorHAnsi" w:hAnsiTheme="majorHAnsi"/>
+          <w:b/>
+          <w:lang w:val="en-DE"/>
+        </w:rPr>
+      </w:pPr>
+    </w:p>
+    <w:p>
+      <w:pPr>
+        <w:tabs>
+          <w:tab w:val="left" w:pos="717"/>
+        </w:tabs>
+        <w:rPr>
+          <w:rFonts w:asciiTheme="majorHAnsi" w:hAnsiTheme="majorHAnsi"/>
+          <w:b/>
+          <w:lang w:val="en-DE"/>
+        </w:rPr>
+      </w:pPr>
+    </w:p>
+    <w:p>
+      <w:pPr>
+        <w:tabs>
+          <w:tab w:val="left" w:pos="717"/>
+        </w:tabs>
+        <w:rPr>
+          <w:rFonts w:asciiTheme="majorHAnsi" w:hAnsiTheme="majorHAnsi"/>
+          <w:b/>
+          <w:lang w:val="en-DE"/>
+        </w:rPr>
+      </w:pPr>
+    </w:p>
+    <w:p>
+      <w:pPr>
+        <w:tabs>
+          <w:tab w:val="left" w:pos="717"/>
+        </w:tabs>
+        <w:rPr>
+          <w:rFonts w:asciiTheme="majorHAnsi" w:hAnsiTheme="majorHAnsi"/>
+          <w:b/>
+          <w:sz w:val="26"/>
+          <w:lang w:val="en-DE"/>
+        </w:rPr>
+      </w:pPr>
+      <w:r>
+        <w:rPr>
+          <w:rFonts w:asciiTheme="majorHAnsi" w:hAnsiTheme="majorHAnsi"/>
+          <w:b/>
+          <w:sz w:val="26"/>
+          <w:lang w:val="en-DE"/>
+        </w:rPr>
+        <w:lastRenderedPageBreak/>
+        <w:t>FR10 – Review and Rate property</w:t>
+      </w:r>
+    </w:p>
+    <w:p>
+      <w:pPr>
+        <w:tabs>
+          <w:tab w:val="left" w:pos="717"/>
+        </w:tabs>
+        <w:rPr>
+          <w:rFonts w:asciiTheme="majorHAnsi" w:hAnsiTheme="majorHAnsi"/>
+          <w:b/>
           <w:u w:val="single"/>
           <w:lang w:val="en-DE"/>
         </w:rPr>
       </w:pPr>
-    </w:p>
-    <w:p>
-      <w:pPr>
-        <w:tabs>
-          <w:tab w:val="left" w:pos="717"/>
-        </w:tabs>
-        <w:rPr>
-          <w:rFonts w:asciiTheme="majorHAnsi" w:hAnsiTheme="majorHAnsi"/>
-          <w:b/>
-          <w:lang w:val="en-DE"/>
-        </w:rPr>
-      </w:pPr>
-    </w:p>
-    <w:p>
-      <w:pPr>
-        <w:tabs>
-          <w:tab w:val="left" w:pos="717"/>
-        </w:tabs>
-        <w:rPr>
-          <w:rFonts w:asciiTheme="majorHAnsi" w:hAnsiTheme="majorHAnsi"/>
-          <w:b/>
-          <w:lang w:val="en-DE"/>
-        </w:rPr>
-      </w:pPr>
-    </w:p>
-    <w:p>
-      <w:pPr>
-        <w:tabs>
-          <w:tab w:val="left" w:pos="717"/>
-        </w:tabs>
-        <w:rPr>
-          <w:rFonts w:asciiTheme="majorHAnsi" w:hAnsiTheme="majorHAnsi"/>
-          <w:b/>
-          <w:lang w:val="en-DE"/>
-        </w:rPr>
-      </w:pPr>
-    </w:p>
-    <w:p>
-      <w:pPr>
-        <w:tabs>
-          <w:tab w:val="left" w:pos="717"/>
-        </w:tabs>
-        <w:rPr>
-          <w:rFonts w:asciiTheme="majorHAnsi" w:hAnsiTheme="majorHAnsi"/>
-          <w:b/>
-          <w:lang w:val="en-DE"/>
-        </w:rPr>
-      </w:pPr>
-    </w:p>
-    <w:p>
-      <w:pPr>
-        <w:tabs>
-          <w:tab w:val="left" w:pos="717"/>
-        </w:tabs>
-        <w:rPr>
-          <w:rFonts w:asciiTheme="majorHAnsi" w:hAnsiTheme="majorHAnsi"/>
-          <w:b/>
-          <w:lang w:val="en-DE"/>
-        </w:rPr>
-      </w:pPr>
-    </w:p>
-    <w:p>
-      <w:pPr>
-        <w:tabs>
-          <w:tab w:val="left" w:pos="717"/>
-        </w:tabs>
-        <w:rPr>
-          <w:rFonts w:asciiTheme="majorHAnsi" w:hAnsiTheme="majorHAnsi"/>
-          <w:b/>
-          <w:lang w:val="en-DE"/>
-        </w:rPr>
-      </w:pPr>
-    </w:p>
-    <w:p>
-      <w:pPr>
-        <w:tabs>
-          <w:tab w:val="left" w:pos="717"/>
-        </w:tabs>
-        <w:rPr>
-          <w:rFonts w:asciiTheme="majorHAnsi" w:hAnsiTheme="majorHAnsi"/>
-          <w:b/>
-          <w:lang w:val="en-DE"/>
-        </w:rPr>
-      </w:pPr>
-    </w:p>
-    <w:p>
-      <w:pPr>
-        <w:tabs>
-          <w:tab w:val="left" w:pos="717"/>
-        </w:tabs>
-        <w:rPr>
-          <w:rFonts w:asciiTheme="majorHAnsi" w:hAnsiTheme="majorHAnsi"/>
-          <w:b/>
-          <w:lang w:val="en-DE"/>
-        </w:rPr>
-      </w:pPr>
-    </w:p>
-    <w:p>
-      <w:pPr>
-        <w:tabs>
-          <w:tab w:val="left" w:pos="717"/>
-        </w:tabs>
-        <w:rPr>
-          <w:rFonts w:asciiTheme="majorHAnsi" w:hAnsiTheme="majorHAnsi"/>
-          <w:b/>
-          <w:lang w:val="en-DE"/>
-        </w:rPr>
-      </w:pPr>
-    </w:p>
-    <w:p>
-      <w:pPr>
-        <w:tabs>
-          <w:tab w:val="left" w:pos="717"/>
-        </w:tabs>
-        <w:rPr>
-          <w:rFonts w:asciiTheme="majorHAnsi" w:hAnsiTheme="majorHAnsi"/>
-          <w:b/>
-          <w:lang w:val="en-DE"/>
-        </w:rPr>
-      </w:pPr>
-    </w:p>
-    <w:p>
-      <w:pPr>
-        <w:tabs>
-          <w:tab w:val="left" w:pos="717"/>
-        </w:tabs>
-        <w:rPr>
-          <w:rFonts w:asciiTheme="majorHAnsi" w:hAnsiTheme="majorHAnsi"/>
-          <w:b/>
-          <w:lang w:val="en-DE"/>
-        </w:rPr>
-      </w:pPr>
-    </w:p>
-    <w:p>
-      <w:pPr>
-        <w:tabs>
-          <w:tab w:val="left" w:pos="717"/>
-        </w:tabs>
-        <w:rPr>
-          <w:rFonts w:asciiTheme="majorHAnsi" w:hAnsiTheme="majorHAnsi"/>
-          <w:b/>
-          <w:lang w:val="en-DE"/>
-        </w:rPr>
-      </w:pPr>
-    </w:p>
-    <w:p>
-      <w:pPr>
-        <w:tabs>
-          <w:tab w:val="left" w:pos="717"/>
-        </w:tabs>
-        <w:rPr>
-          <w:rFonts w:asciiTheme="majorHAnsi" w:hAnsiTheme="majorHAnsi"/>
-          <w:b/>
-          <w:lang w:val="en-DE"/>
-        </w:rPr>
-      </w:pPr>
-    </w:p>
-    <w:p>
-      <w:pPr>
-        <w:tabs>
-          <w:tab w:val="left" w:pos="717"/>
-        </w:tabs>
-        <w:rPr>
-          <w:rFonts w:asciiTheme="majorHAnsi" w:hAnsiTheme="majorHAnsi"/>
-          <w:b/>
-          <w:lang w:val="en-DE"/>
-        </w:rPr>
-      </w:pPr>
-    </w:p>
-    <w:p>
-      <w:pPr>
-        <w:tabs>
-          <w:tab w:val="left" w:pos="717"/>
-        </w:tabs>
-        <w:rPr>
-          <w:rFonts w:asciiTheme="majorHAnsi" w:hAnsiTheme="majorHAnsi"/>
-          <w:b/>
-          <w:lang w:val="en-DE"/>
-        </w:rPr>
-      </w:pPr>
-    </w:p>
-    <w:p>
-      <w:pPr>
-        <w:tabs>
-          <w:tab w:val="left" w:pos="717"/>
-        </w:tabs>
-        <w:rPr>
-          <w:rFonts w:asciiTheme="majorHAnsi" w:hAnsiTheme="majorHAnsi"/>
-          <w:b/>
-          <w:lang w:val="en-DE"/>
-        </w:rPr>
-      </w:pPr>
-    </w:p>
-    <w:p>
-      <w:pPr>
-        <w:tabs>
-          <w:tab w:val="left" w:pos="717"/>
-        </w:tabs>
-        <w:rPr>
-          <w:rFonts w:asciiTheme="majorHAnsi" w:hAnsiTheme="majorHAnsi"/>
-          <w:b/>
-          <w:lang w:val="en-DE"/>
-        </w:rPr>
-      </w:pPr>
-    </w:p>
-    <w:p>
-      <w:pPr>
-        <w:tabs>
-          <w:tab w:val="left" w:pos="717"/>
-        </w:tabs>
-        <w:rPr>
-          <w:rFonts w:asciiTheme="majorHAnsi" w:hAnsiTheme="majorHAnsi"/>
-          <w:b/>
-          <w:lang w:val="en-DE"/>
-        </w:rPr>
-      </w:pPr>
-    </w:p>
-    <w:p>
-      <w:pPr>
-        <w:tabs>
-          <w:tab w:val="left" w:pos="717"/>
-        </w:tabs>
-        <w:rPr>
-          <w:rFonts w:asciiTheme="majorHAnsi" w:hAnsiTheme="majorHAnsi"/>
-          <w:b/>
-          <w:lang w:val="en-DE"/>
-        </w:rPr>
-      </w:pPr>
-    </w:p>
-    <w:p>
-      <w:pPr>
-        <w:tabs>
-          <w:tab w:val="left" w:pos="717"/>
-        </w:tabs>
-        <w:rPr>
-          <w:rFonts w:asciiTheme="majorHAnsi" w:hAnsiTheme="majorHAnsi"/>
-          <w:b/>
-          <w:lang w:val="en-DE"/>
-        </w:rPr>
-      </w:pPr>
-    </w:p>
-    <w:p>
-      <w:pPr>
-        <w:tabs>
-          <w:tab w:val="left" w:pos="717"/>
-        </w:tabs>
-        <w:rPr>
-          <w:rFonts w:asciiTheme="majorHAnsi" w:hAnsiTheme="majorHAnsi"/>
-          <w:b/>
-          <w:lang w:val="en-DE"/>
-        </w:rPr>
-      </w:pPr>
-    </w:p>
-    <w:p>
-      <w:pPr>
-        <w:tabs>
-          <w:tab w:val="left" w:pos="717"/>
-        </w:tabs>
-        <w:rPr>
-          <w:rFonts w:asciiTheme="majorHAnsi" w:hAnsiTheme="majorHAnsi"/>
-          <w:b/>
-          <w:sz w:val="26"/>
-          <w:lang w:val="en-DE"/>
-        </w:rPr>
-      </w:pPr>
-      <w:r>
-        <w:rPr>
-          <w:rFonts w:asciiTheme="majorHAnsi" w:hAnsiTheme="majorHAnsi"/>
-          <w:b/>
-          <w:sz w:val="26"/>
-          <w:lang w:val="en-DE"/>
-        </w:rPr>
-        <w:t>FR</w:t>
-      </w:r>
-      <w:r>
-        <w:rPr>
-          <w:rFonts w:asciiTheme="majorHAnsi" w:hAnsiTheme="majorHAnsi"/>
-          <w:b/>
-          <w:sz w:val="26"/>
-          <w:lang w:val="en-DE"/>
-        </w:rPr>
-        <w:t>9</w:t>
-      </w:r>
-      <w:r>
-        <w:rPr>
-          <w:rFonts w:asciiTheme="majorHAnsi" w:hAnsiTheme="majorHAnsi"/>
-          <w:b/>
-          <w:sz w:val="26"/>
-          <w:lang w:val="en-DE"/>
-        </w:rPr>
-        <w:t xml:space="preserve"> - S</w:t>
-      </w:r>
-      <w:r>
-        <w:rPr>
-          <w:rFonts w:asciiTheme="majorHAnsi" w:hAnsiTheme="majorHAnsi"/>
-          <w:b/>
-          <w:sz w:val="26"/>
-          <w:lang w:val="en-DE"/>
-        </w:rPr>
-        <w:t>ave favourite properties for later viewing.</w:t>
-      </w:r>
-    </w:p>
-    <w:p>
-      <w:pPr>
-        <w:tabs>
-          <w:tab w:val="left" w:pos="717"/>
-        </w:tabs>
-        <w:rPr>
-          <w:rFonts w:asciiTheme="majorHAnsi" w:hAnsiTheme="majorHAnsi"/>
-          <w:b/>
-          <w:u w:val="single"/>
-          <w:lang w:val="en-DE"/>
-        </w:rPr>
-      </w:pPr>
-      <w:r>
-        <w:rPr>
-          <w:rFonts w:asciiTheme="majorHAnsi" w:hAnsiTheme="majorHAnsi"/>
-          <w:b/>
-          <w:bCs/>
+      <w:r>
+        <w:rPr>
+          <w:rFonts w:asciiTheme="majorHAnsi" w:hAnsiTheme="majorHAnsi"/>
+          <w:b/>
           <w:noProof/>
-          <w:sz w:val="40"/>
-          <w:szCs w:val="40"/>
+          <w:lang w:val="en-DE"/>
         </w:rPr>
         <w:drawing>
-          <wp:anchor distT="0" distB="0" distL="114300" distR="114300" simplePos="0" relativeHeight="251691008" behindDoc="0" locked="0" layoutInCell="1" allowOverlap="1" wp14:anchorId="3A9ACF34" wp14:editId="073ECFB4">
+          <wp:anchor distT="0" distB="0" distL="114300" distR="114300" simplePos="0" relativeHeight="251795456" behindDoc="0" locked="0" layoutInCell="1" allowOverlap="1" wp14:anchorId="3C07EC94" wp14:editId="3857BD62">
             <wp:simplePos x="0" y="0"/>
             <wp:positionH relativeFrom="column">
-              <wp:posOffset>532326</wp:posOffset>
+              <wp:posOffset>1159654</wp:posOffset>
             </wp:positionH>
             <wp:positionV relativeFrom="paragraph">
-              <wp:posOffset>227525</wp:posOffset>
+              <wp:posOffset>197042</wp:posOffset>
             </wp:positionV>
-            <wp:extent cx="3253740" cy="5237957"/>
-            <wp:effectExtent l="0" t="0" r="3810" b="1270"/>
+            <wp:extent cx="2973705" cy="4602480"/>
+            <wp:effectExtent l="0" t="0" r="0" b="7620"/>
             <wp:wrapTopAndBottom/>
-            <wp:docPr id="1947853879" name="Picture 5"/>
+            <wp:docPr id="28" name="Picture 28"/>
             <wp:cNvGraphicFramePr>
               <a:graphicFrameLocks xmlns:a="http://schemas.openxmlformats.org/drawingml/2006/main" noChangeAspect="1"/>
             </wp:cNvGraphicFramePr>
@@ -2074,13 +2429,13 @@
               <a:graphicData uri="http://schemas.openxmlformats.org/drawingml/2006/picture">
                 <pic:pic xmlns:pic="http://schemas.openxmlformats.org/drawingml/2006/picture">
                   <pic:nvPicPr>
-                    <pic:cNvPr id="0" name="Picture 5"/>
+                    <pic:cNvPr id="0" name="Picture 4"/>
                     <pic:cNvPicPr>
                       <a:picLocks noChangeAspect="1" noChangeArrowheads="1"/>
                     </pic:cNvPicPr>
                   </pic:nvPicPr>
                   <pic:blipFill>
-                    <a:blip r:embed="rId13" cstate="print">
+                    <a:blip r:embed="rId14">
                       <a:extLst>
                         <a:ext uri="{28A0092B-C50C-407E-A947-70E740481C1C}">
                           <a14:useLocalDpi xmlns:a14="http://schemas.microsoft.com/office/drawing/2010/main" val="0"/>
@@ -2095,7 +2450,7 @@
                   <pic:spPr bwMode="auto">
                     <a:xfrm>
                       <a:off x="0" y="0"/>
-                      <a:ext cx="3253740" cy="5237957"/>
+                      <a:ext cx="2973705" cy="4602480"/>
                     </a:xfrm>
                     <a:prstGeom prst="rect">
                       <a:avLst/>
@@ -2350,55 +2705,109 @@
         <w:rPr>
           <w:rFonts w:asciiTheme="majorHAnsi" w:hAnsiTheme="majorHAnsi"/>
           <w:b/>
-          <w:sz w:val="26"/>
-          <w:lang w:val="en-DE"/>
-        </w:rPr>
-      </w:pPr>
-      <w:r>
-        <w:rPr>
-          <w:rFonts w:asciiTheme="majorHAnsi" w:hAnsiTheme="majorHAnsi"/>
-          <w:b/>
-          <w:sz w:val="26"/>
+          <w:lang w:val="en-DE"/>
+        </w:rPr>
+      </w:pPr>
+    </w:p>
+    <w:p>
+      <w:pPr>
+        <w:tabs>
+          <w:tab w:val="left" w:pos="717"/>
+        </w:tabs>
+        <w:rPr>
+          <w:rFonts w:asciiTheme="majorHAnsi" w:hAnsiTheme="majorHAnsi"/>
+          <w:b/>
+          <w:lang w:val="en-DE"/>
+        </w:rPr>
+      </w:pPr>
+    </w:p>
+    <w:p>
+      <w:pPr>
+        <w:tabs>
+          <w:tab w:val="left" w:pos="717"/>
+        </w:tabs>
+        <w:rPr>
+          <w:rFonts w:asciiTheme="majorHAnsi" w:hAnsiTheme="majorHAnsi"/>
+          <w:b/>
+          <w:lang w:val="en-DE"/>
+        </w:rPr>
+      </w:pPr>
+    </w:p>
+    <w:p>
+      <w:pPr>
+        <w:tabs>
+          <w:tab w:val="left" w:pos="717"/>
+        </w:tabs>
+        <w:rPr>
+          <w:rFonts w:asciiTheme="majorHAnsi" w:hAnsiTheme="majorHAnsi"/>
+          <w:b/>
+          <w:lang w:val="en-DE"/>
+        </w:rPr>
+      </w:pPr>
+    </w:p>
+    <w:p>
+      <w:pPr>
+        <w:tabs>
+          <w:tab w:val="left" w:pos="717"/>
+        </w:tabs>
+        <w:rPr>
+          <w:rFonts w:asciiTheme="majorHAnsi" w:hAnsiTheme="majorHAnsi"/>
+          <w:b/>
+          <w:lang w:val="en-DE"/>
+        </w:rPr>
+      </w:pPr>
+    </w:p>
+    <w:p>
+      <w:pPr>
+        <w:tabs>
+          <w:tab w:val="left" w:pos="717"/>
+        </w:tabs>
+        <w:rPr>
+          <w:rFonts w:asciiTheme="majorHAnsi" w:hAnsiTheme="majorHAnsi"/>
+          <w:b/>
+          <w:color w:val="0070C0"/>
+          <w:sz w:val="36"/>
+          <w:lang w:val="en-DE"/>
+        </w:rPr>
+      </w:pPr>
+      <w:r>
+        <w:rPr>
+          <w:rFonts w:asciiTheme="majorHAnsi" w:hAnsiTheme="majorHAnsi"/>
+          <w:b/>
+          <w:color w:val="0070C0"/>
+          <w:sz w:val="36"/>
           <w:lang w:val="en-DE"/>
         </w:rPr>
         <w:lastRenderedPageBreak/>
-        <w:t>FR10 – Review and Rate property</w:t>
-      </w:r>
-    </w:p>
-    <w:p>
-      <w:pPr>
-        <w:tabs>
-          <w:tab w:val="left" w:pos="717"/>
-        </w:tabs>
-        <w:rPr>
-          <w:rFonts w:asciiTheme="majorHAnsi" w:hAnsiTheme="majorHAnsi"/>
-          <w:b/>
-          <w:u w:val="single"/>
-          <w:lang w:val="en-DE"/>
-        </w:rPr>
-      </w:pPr>
-      <w:r>
-        <w:rPr>
-          <w:rFonts w:asciiTheme="majorHAnsi" w:hAnsiTheme="majorHAnsi"/>
-          <w:b/>
-          <w:bCs/>
+        <w:t>Property Owner</w:t>
+      </w:r>
+    </w:p>
+    <w:p>
+      <w:pPr>
+        <w:pStyle w:val="Heading2"/>
+        <w:spacing w:before="80" w:after="60" w:line="264" w:lineRule="auto"/>
+        <w:rPr>
+          <w:sz w:val="26"/>
+          <w:lang w:val="en-DE"/>
+        </w:rPr>
+      </w:pPr>
+      <w:r>
+        <w:rPr>
           <w:noProof/>
-          <w:sz w:val="40"/>
-          <w:szCs w:val="40"/>
         </w:rPr>
         <w:drawing>
-          <wp:anchor distT="0" distB="0" distL="114300" distR="114300" simplePos="0" relativeHeight="251693056" behindDoc="0" locked="0" layoutInCell="1" allowOverlap="1" wp14:anchorId="000A948A" wp14:editId="5E16B438">
+          <wp:anchor distT="0" distB="0" distL="114300" distR="114300" simplePos="0" relativeHeight="251793408" behindDoc="0" locked="0" layoutInCell="1" allowOverlap="1" wp14:anchorId="6D34FB4E" wp14:editId="719132CC">
             <wp:simplePos x="0" y="0"/>
-            <wp:positionH relativeFrom="margin">
-              <wp:align>left</wp:align>
+            <wp:positionH relativeFrom="column">
+              <wp:posOffset>774700</wp:posOffset>
             </wp:positionH>
             <wp:positionV relativeFrom="paragraph">
-              <wp:posOffset>196459</wp:posOffset>
+              <wp:posOffset>422910</wp:posOffset>
             </wp:positionV>
-            <wp:extent cx="3380740" cy="6637020"/>
-            <wp:effectExtent l="0" t="0" r="0" b="0"/>
+            <wp:extent cx="3896360" cy="4241165"/>
+            <wp:effectExtent l="0" t="0" r="8890" b="6985"/>
             <wp:wrapTopAndBottom/>
-            <wp:docPr id="2064782120" name="Picture 7"/>
+            <wp:docPr id="1665924279" name="Picture 1"/>
             <wp:cNvGraphicFramePr>
               <a:graphicFrameLocks xmlns:a="http://schemas.openxmlformats.org/drawingml/2006/main" noChangeAspect="1"/>
             </wp:cNvGraphicFramePr>
@@ -2406,36 +2815,29 @@
               <a:graphicData uri="http://schemas.openxmlformats.org/drawingml/2006/picture">
                 <pic:pic xmlns:pic="http://schemas.openxmlformats.org/drawingml/2006/picture">
                   <pic:nvPicPr>
-                    <pic:cNvPr id="0" name="Picture 7"/>
-                    <pic:cNvPicPr>
-                      <a:picLocks noChangeAspect="1" noChangeArrowheads="1"/>
-                    </pic:cNvPicPr>
+                    <pic:cNvPr id="1665924279" name=""/>
+                    <pic:cNvPicPr/>
                   </pic:nvPicPr>
                   <pic:blipFill>
-                    <a:blip r:embed="rId14" cstate="print">
+                    <a:blip r:embed="rId15">
                       <a:extLst>
                         <a:ext uri="{28A0092B-C50C-407E-A947-70E740481C1C}">
                           <a14:useLocalDpi xmlns:a14="http://schemas.microsoft.com/office/drawing/2010/main" val="0"/>
                         </a:ext>
                       </a:extLst>
                     </a:blip>
-                    <a:srcRect/>
                     <a:stretch>
                       <a:fillRect/>
                     </a:stretch>
                   </pic:blipFill>
-                  <pic:spPr bwMode="auto">
+                  <pic:spPr>
                     <a:xfrm>
                       <a:off x="0" y="0"/>
-                      <a:ext cx="3380740" cy="6637020"/>
+                      <a:ext cx="3896360" cy="4241165"/>
                     </a:xfrm>
                     <a:prstGeom prst="rect">
                       <a:avLst/>
                     </a:prstGeom>
-                    <a:noFill/>
-                    <a:ln>
-                      <a:noFill/>
-                    </a:ln>
                   </pic:spPr>
                 </pic:pic>
               </a:graphicData>
@@ -2451,171 +2853,154 @@
       </w:r>
       <w:r>
         <w:rPr>
-          <w:rFonts w:asciiTheme="majorHAnsi" w:hAnsiTheme="majorHAnsi"/>
-          <w:b/>
-          <w:lang w:val="en-DE"/>
-        </w:rPr>
-        <w:t xml:space="preserve">                                                                              </w:t>
-      </w:r>
-    </w:p>
-    <w:p>
-      <w:pPr>
-        <w:tabs>
-          <w:tab w:val="left" w:pos="717"/>
-        </w:tabs>
-        <w:rPr>
-          <w:rFonts w:asciiTheme="majorHAnsi" w:hAnsiTheme="majorHAnsi"/>
-          <w:b/>
-          <w:lang w:val="en-DE"/>
-        </w:rPr>
-      </w:pPr>
-    </w:p>
-    <w:p>
-      <w:pPr>
-        <w:tabs>
-          <w:tab w:val="left" w:pos="717"/>
-        </w:tabs>
-        <w:rPr>
-          <w:rFonts w:asciiTheme="majorHAnsi" w:hAnsiTheme="majorHAnsi"/>
-          <w:b/>
-          <w:lang w:val="en-DE"/>
-        </w:rPr>
-      </w:pPr>
-    </w:p>
-    <w:p>
-      <w:pPr>
-        <w:tabs>
-          <w:tab w:val="left" w:pos="717"/>
-        </w:tabs>
-        <w:rPr>
-          <w:rFonts w:asciiTheme="majorHAnsi" w:hAnsiTheme="majorHAnsi"/>
-          <w:b/>
-          <w:lang w:val="en-DE"/>
-        </w:rPr>
-      </w:pPr>
-    </w:p>
-    <w:p>
-      <w:pPr>
-        <w:tabs>
-          <w:tab w:val="left" w:pos="717"/>
-        </w:tabs>
-        <w:rPr>
-          <w:rFonts w:asciiTheme="majorHAnsi" w:hAnsiTheme="majorHAnsi"/>
-          <w:b/>
-          <w:lang w:val="en-DE"/>
-        </w:rPr>
-      </w:pPr>
-    </w:p>
-    <w:p>
-      <w:pPr>
-        <w:tabs>
-          <w:tab w:val="left" w:pos="717"/>
-        </w:tabs>
-        <w:rPr>
-          <w:rFonts w:asciiTheme="majorHAnsi" w:hAnsiTheme="majorHAnsi"/>
-          <w:b/>
-          <w:lang w:val="en-DE"/>
-        </w:rPr>
-      </w:pPr>
-    </w:p>
-    <w:p>
-      <w:pPr>
-        <w:tabs>
-          <w:tab w:val="left" w:pos="717"/>
-        </w:tabs>
-        <w:rPr>
-          <w:rFonts w:asciiTheme="majorHAnsi" w:hAnsiTheme="majorHAnsi"/>
-          <w:b/>
-          <w:lang w:val="en-DE"/>
-        </w:rPr>
-      </w:pPr>
-    </w:p>
-    <w:p>
-      <w:pPr>
-        <w:tabs>
-          <w:tab w:val="left" w:pos="717"/>
-        </w:tabs>
-        <w:rPr>
-          <w:rFonts w:asciiTheme="majorHAnsi" w:hAnsiTheme="majorHAnsi"/>
-          <w:b/>
-          <w:lang w:val="en-DE"/>
-        </w:rPr>
-      </w:pPr>
-    </w:p>
-    <w:p>
-      <w:pPr>
-        <w:tabs>
-          <w:tab w:val="left" w:pos="717"/>
-        </w:tabs>
-        <w:rPr>
-          <w:rFonts w:asciiTheme="majorHAnsi" w:hAnsiTheme="majorHAnsi"/>
-          <w:b/>
-          <w:lang w:val="en-DE"/>
-        </w:rPr>
-      </w:pPr>
-    </w:p>
-    <w:p>
-      <w:pPr>
-        <w:tabs>
-          <w:tab w:val="left" w:pos="717"/>
-        </w:tabs>
-        <w:rPr>
-          <w:rFonts w:asciiTheme="majorHAnsi" w:hAnsiTheme="majorHAnsi"/>
-          <w:b/>
-          <w:lang w:val="en-DE"/>
-        </w:rPr>
-      </w:pPr>
-    </w:p>
-    <w:p>
-      <w:pPr>
-        <w:tabs>
-          <w:tab w:val="left" w:pos="717"/>
-        </w:tabs>
-        <w:rPr>
-          <w:rFonts w:asciiTheme="majorHAnsi" w:hAnsiTheme="majorHAnsi"/>
-          <w:b/>
-          <w:lang w:val="en-DE"/>
-        </w:rPr>
-      </w:pPr>
-    </w:p>
-    <w:p>
-      <w:pPr>
-        <w:tabs>
-          <w:tab w:val="left" w:pos="717"/>
-        </w:tabs>
-        <w:rPr>
-          <w:rFonts w:asciiTheme="majorHAnsi" w:hAnsiTheme="majorHAnsi"/>
-          <w:b/>
-          <w:lang w:val="en-DE"/>
-        </w:rPr>
-      </w:pPr>
-      <w:bookmarkStart w:id="0" w:name="_GoBack"/>
-      <w:bookmarkEnd w:id="0"/>
-    </w:p>
-    <w:p>
-      <w:pPr>
-        <w:tabs>
-          <w:tab w:val="left" w:pos="717"/>
-        </w:tabs>
-        <w:rPr>
-          <w:rFonts w:asciiTheme="majorHAnsi" w:hAnsiTheme="majorHAnsi"/>
-          <w:b/>
-          <w:color w:val="0070C0"/>
-          <w:sz w:val="36"/>
-          <w:lang w:val="en-DE"/>
-        </w:rPr>
-      </w:pPr>
-      <w:r>
-        <w:rPr>
-          <w:rFonts w:asciiTheme="majorHAnsi" w:hAnsiTheme="majorHAnsi"/>
-          <w:b/>
-          <w:color w:val="0070C0"/>
-          <w:sz w:val="36"/>
-          <w:lang w:val="en-DE"/>
-        </w:rPr>
-        <w:lastRenderedPageBreak/>
-        <w:t>Property Owner</w:t>
-      </w:r>
+          <w:sz w:val="26"/>
+          <w:lang w:val="en-DE"/>
+        </w:rPr>
+        <w:t>FR11</w:t>
+      </w:r>
+      <w:r>
+        <w:rPr>
+          <w:sz w:val="26"/>
+        </w:rPr>
+        <w:t xml:space="preserve"> </w:t>
+      </w:r>
+      <w:r>
+        <w:rPr>
+          <w:sz w:val="26"/>
+          <w:lang w:val="en-DE"/>
+        </w:rPr>
+        <w:t>-</w:t>
+      </w:r>
+      <w:r>
+        <w:rPr>
+          <w:sz w:val="26"/>
+        </w:rPr>
+        <w:t xml:space="preserve"> Update Profile Information</w:t>
+      </w:r>
+      <w:r>
+        <w:rPr>
+          <w:sz w:val="26"/>
+          <w:lang w:val="en-DE"/>
+        </w:rPr>
+        <w:t xml:space="preserve"> and availability of rental properties</w:t>
+      </w:r>
+    </w:p>
+    <w:p>
+      <w:pPr>
+        <w:tabs>
+          <w:tab w:val="left" w:pos="717"/>
+        </w:tabs>
+        <w:rPr>
+          <w:rFonts w:asciiTheme="majorHAnsi" w:hAnsiTheme="majorHAnsi"/>
+          <w:b/>
+          <w:u w:val="single"/>
+          <w:lang w:val="en-DE"/>
+        </w:rPr>
+      </w:pPr>
+      <w:r>
+        <w:rPr>
+          <w:rFonts w:asciiTheme="majorHAnsi" w:hAnsiTheme="majorHAnsi"/>
+          <w:b/>
+          <w:lang w:val="en-DE"/>
+        </w:rPr>
+        <w:t xml:space="preserve">                                                                             </w:t>
+      </w:r>
+    </w:p>
+    <w:p>
+      <w:pPr>
+        <w:tabs>
+          <w:tab w:val="left" w:pos="717"/>
+        </w:tabs>
+        <w:rPr>
+          <w:rFonts w:asciiTheme="majorHAnsi" w:hAnsiTheme="majorHAnsi"/>
+          <w:b/>
+          <w:lang w:val="en-DE"/>
+        </w:rPr>
+      </w:pPr>
+    </w:p>
+    <w:p>
+      <w:pPr>
+        <w:tabs>
+          <w:tab w:val="left" w:pos="717"/>
+        </w:tabs>
+        <w:rPr>
+          <w:rFonts w:asciiTheme="majorHAnsi" w:hAnsiTheme="majorHAnsi"/>
+          <w:b/>
+          <w:lang w:val="en-DE"/>
+        </w:rPr>
+      </w:pPr>
+    </w:p>
+    <w:p>
+      <w:pPr>
+        <w:tabs>
+          <w:tab w:val="left" w:pos="717"/>
+        </w:tabs>
+        <w:rPr>
+          <w:rFonts w:asciiTheme="majorHAnsi" w:hAnsiTheme="majorHAnsi"/>
+          <w:b/>
+          <w:lang w:val="en-DE"/>
+        </w:rPr>
+      </w:pPr>
+    </w:p>
+    <w:p>
+      <w:pPr>
+        <w:tabs>
+          <w:tab w:val="left" w:pos="717"/>
+        </w:tabs>
+        <w:rPr>
+          <w:rFonts w:asciiTheme="majorHAnsi" w:hAnsiTheme="majorHAnsi"/>
+          <w:b/>
+          <w:lang w:val="en-DE"/>
+        </w:rPr>
+      </w:pPr>
+    </w:p>
+    <w:p>
+      <w:pPr>
+        <w:tabs>
+          <w:tab w:val="left" w:pos="717"/>
+        </w:tabs>
+        <w:rPr>
+          <w:rFonts w:asciiTheme="majorHAnsi" w:hAnsiTheme="majorHAnsi"/>
+          <w:b/>
+          <w:lang w:val="en-DE"/>
+        </w:rPr>
+      </w:pPr>
+    </w:p>
+    <w:p>
+      <w:pPr>
+        <w:tabs>
+          <w:tab w:val="left" w:pos="717"/>
+        </w:tabs>
+        <w:rPr>
+          <w:rFonts w:asciiTheme="majorHAnsi" w:hAnsiTheme="majorHAnsi"/>
+          <w:b/>
+          <w:lang w:val="en-DE"/>
+        </w:rPr>
+      </w:pPr>
+    </w:p>
+    <w:p>
+      <w:pPr>
+        <w:tabs>
+          <w:tab w:val="left" w:pos="717"/>
+        </w:tabs>
+        <w:rPr>
+          <w:rFonts w:asciiTheme="majorHAnsi" w:hAnsiTheme="majorHAnsi"/>
+          <w:b/>
+          <w:lang w:val="en-DE"/>
+        </w:rPr>
+      </w:pPr>
+    </w:p>
+    <w:p>
+      <w:pPr>
+        <w:tabs>
+          <w:tab w:val="left" w:pos="717"/>
+        </w:tabs>
+        <w:rPr>
+          <w:rFonts w:asciiTheme="majorHAnsi" w:hAnsiTheme="majorHAnsi"/>
+          <w:b/>
+          <w:lang w:val="en-DE"/>
+        </w:rPr>
+      </w:pPr>
     </w:p>
     <w:p>
       <w:pPr>
@@ -2623,77 +3008,26 @@
         <w:spacing w:before="80" w:after="60" w:line="264" w:lineRule="auto"/>
         <w:rPr>
           <w:sz w:val="26"/>
-          <w:lang w:val="en-DE"/>
-        </w:rPr>
-      </w:pPr>
-      <w:r>
-        <w:rPr>
-          <w:sz w:val="26"/>
-          <w:lang w:val="en-DE"/>
-        </w:rPr>
-        <w:t>FR11</w:t>
-      </w:r>
-      <w:r>
-        <w:rPr>
-          <w:sz w:val="26"/>
-        </w:rPr>
-        <w:t xml:space="preserve"> </w:t>
-      </w:r>
-      <w:r>
-        <w:rPr>
-          <w:sz w:val="26"/>
-          <w:lang w:val="en-DE"/>
-        </w:rPr>
-        <w:t>-</w:t>
-      </w:r>
-      <w:r>
-        <w:rPr>
-          <w:sz w:val="26"/>
-        </w:rPr>
-        <w:t xml:space="preserve"> Update Profile Information</w:t>
-      </w:r>
-      <w:r>
-        <w:rPr>
-          <w:sz w:val="26"/>
-          <w:lang w:val="en-DE"/>
-        </w:rPr>
-        <w:t xml:space="preserve"> and availability of rental properties</w:t>
-      </w:r>
-    </w:p>
-    <w:p>
-      <w:pPr>
-        <w:tabs>
-          <w:tab w:val="left" w:pos="717"/>
-        </w:tabs>
-        <w:rPr>
-          <w:rFonts w:asciiTheme="majorHAnsi" w:hAnsiTheme="majorHAnsi"/>
-          <w:b/>
-          <w:u w:val="single"/>
-          <w:lang w:val="en-DE"/>
-        </w:rPr>
-      </w:pPr>
-      <w:r>
-        <w:rPr>
-          <w:rFonts w:asciiTheme="majorHAnsi" w:hAnsiTheme="majorHAnsi"/>
-          <w:b/>
-          <w:bCs/>
+        </w:rPr>
+      </w:pPr>
+      <w:r>
+        <w:rPr>
           <w:noProof/>
-          <w:sz w:val="40"/>
-          <w:szCs w:val="40"/>
-        </w:rPr>
+        </w:rPr>
+        <w:lastRenderedPageBreak/>
         <w:drawing>
-          <wp:anchor distT="0" distB="0" distL="114300" distR="114300" simplePos="0" relativeHeight="251695104" behindDoc="0" locked="0" layoutInCell="1" allowOverlap="1" wp14:anchorId="3EE58EDE" wp14:editId="12062A71">
+          <wp:anchor distT="0" distB="0" distL="114300" distR="114300" simplePos="0" relativeHeight="251794432" behindDoc="0" locked="0" layoutInCell="1" allowOverlap="1" wp14:anchorId="5BC81E6F" wp14:editId="543D0045">
             <wp:simplePos x="0" y="0"/>
             <wp:positionH relativeFrom="column">
-              <wp:posOffset>-211406</wp:posOffset>
+              <wp:posOffset>774700</wp:posOffset>
             </wp:positionH>
             <wp:positionV relativeFrom="paragraph">
-              <wp:posOffset>207157</wp:posOffset>
+              <wp:posOffset>306070</wp:posOffset>
             </wp:positionV>
-            <wp:extent cx="2644140" cy="4838700"/>
-            <wp:effectExtent l="0" t="0" r="3810" b="0"/>
+            <wp:extent cx="3780155" cy="4383405"/>
+            <wp:effectExtent l="0" t="0" r="0" b="0"/>
             <wp:wrapTopAndBottom/>
-            <wp:docPr id="413987314" name="Picture 9"/>
+            <wp:docPr id="1509182382" name="Picture 1"/>
             <wp:cNvGraphicFramePr>
               <a:graphicFrameLocks xmlns:a="http://schemas.openxmlformats.org/drawingml/2006/main" noChangeAspect="1"/>
             </wp:cNvGraphicFramePr>
@@ -2701,20 +3035,18 @@
               <a:graphicData uri="http://schemas.openxmlformats.org/drawingml/2006/picture">
                 <pic:pic xmlns:pic="http://schemas.openxmlformats.org/drawingml/2006/picture">
                   <pic:nvPicPr>
-                    <pic:cNvPr id="0" name="Picture 9"/>
-                    <pic:cNvPicPr>
-                      <a:picLocks noChangeAspect="1" noChangeArrowheads="1"/>
-                    </pic:cNvPicPr>
+                    <pic:cNvPr id="1509182382" name=""/>
+                    <pic:cNvPicPr/>
                   </pic:nvPicPr>
-                  <pic:blipFill>
-                    <a:blip r:embed="rId15" cstate="print">
+                  <pic:blipFill rotWithShape="1">
+                    <a:blip r:embed="rId16">
                       <a:extLst>
                         <a:ext uri="{28A0092B-C50C-407E-A947-70E740481C1C}">
                           <a14:useLocalDpi xmlns:a14="http://schemas.microsoft.com/office/drawing/2010/main" val="0"/>
                         </a:ext>
                       </a:extLst>
                     </a:blip>
-                    <a:srcRect/>
+                    <a:srcRect l="65278" t="21842" r="1923" b="10542"/>
                     <a:stretch>
                       <a:fillRect/>
                     </a:stretch>
@@ -2722,15 +3054,19 @@
                   <pic:spPr bwMode="auto">
                     <a:xfrm>
                       <a:off x="0" y="0"/>
-                      <a:ext cx="2644140" cy="4838700"/>
+                      <a:ext cx="3780155" cy="4383405"/>
                     </a:xfrm>
                     <a:prstGeom prst="rect">
                       <a:avLst/>
                     </a:prstGeom>
-                    <a:noFill/>
                     <a:ln>
                       <a:noFill/>
                     </a:ln>
+                    <a:extLst>
+                      <a:ext uri="{53640926-AAD7-44D8-BBD7-CCE9431645EC}">
+                        <a14:shadowObscured xmlns:a14="http://schemas.microsoft.com/office/drawing/2010/main"/>
+                      </a:ext>
+                    </a:extLst>
                   </pic:spPr>
                 </pic:pic>
               </a:graphicData>
@@ -2746,12 +3082,62 @@
       </w:r>
       <w:r>
         <w:rPr>
-          <w:rFonts w:asciiTheme="majorHAnsi" w:hAnsiTheme="majorHAnsi"/>
-          <w:b/>
-          <w:lang w:val="en-DE"/>
-        </w:rPr>
-        <w:t xml:space="preserve">                                                                             </w:t>
-      </w:r>
+          <w:sz w:val="26"/>
+          <w:lang w:val="en-DE"/>
+        </w:rPr>
+        <w:t>FR12</w:t>
+      </w:r>
+      <w:r>
+        <w:rPr>
+          <w:sz w:val="26"/>
+        </w:rPr>
+        <w:t xml:space="preserve"> </w:t>
+      </w:r>
+      <w:r>
+        <w:rPr>
+          <w:sz w:val="26"/>
+          <w:lang w:val="en-DE"/>
+        </w:rPr>
+        <w:t>-</w:t>
+      </w:r>
+      <w:r>
+        <w:rPr>
+          <w:sz w:val="26"/>
+        </w:rPr>
+        <w:t xml:space="preserve"> Add Property Listing</w:t>
+      </w:r>
+    </w:p>
+    <w:p>
+      <w:pPr>
+        <w:tabs>
+          <w:tab w:val="left" w:pos="717"/>
+        </w:tabs>
+        <w:rPr>
+          <w:rFonts w:asciiTheme="majorHAnsi" w:hAnsiTheme="majorHAnsi"/>
+          <w:b/>
+          <w:lang w:val="en-DE"/>
+        </w:rPr>
+      </w:pPr>
+      <w:r>
+        <w:rPr>
+          <w:rFonts w:asciiTheme="majorHAnsi" w:hAnsiTheme="majorHAnsi"/>
+          <w:b/>
+          <w:lang w:val="en-DE"/>
+        </w:rPr>
+        <w:t xml:space="preserve">                                                                              </w:t>
+      </w:r>
+    </w:p>
+    <w:p>
+      <w:pPr>
+        <w:tabs>
+          <w:tab w:val="left" w:pos="717"/>
+        </w:tabs>
+        <w:rPr>
+          <w:rFonts w:asciiTheme="majorHAnsi" w:hAnsiTheme="majorHAnsi"/>
+          <w:b/>
+          <w:lang w:val="en-DE"/>
+        </w:rPr>
+      </w:pPr>
     </w:p>
     <w:p>
       <w:pPr>
@@ -3015,101 +3401,54 @@
       </w:pPr>
       <w:r>
         <w:rPr>
-          <w:sz w:val="26"/>
-          <w:lang w:val="en-DE"/>
-        </w:rPr>
-        <w:t>FR12</w:t>
-      </w:r>
-      <w:r>
-        <w:rPr>
-          <w:sz w:val="26"/>
-        </w:rPr>
-        <w:t xml:space="preserve"> </w:t>
-      </w:r>
-      <w:r>
-        <w:rPr>
-          <w:sz w:val="26"/>
-          <w:lang w:val="en-DE"/>
-        </w:rPr>
-        <w:t>-</w:t>
-      </w:r>
-      <w:r>
-        <w:rPr>
-          <w:sz w:val="26"/>
-        </w:rPr>
-        <w:t xml:space="preserve"> Add Property Listing</w:t>
-      </w:r>
-    </w:p>
-    <w:p>
-      <w:pPr>
-        <w:tabs>
-          <w:tab w:val="left" w:pos="717"/>
-        </w:tabs>
-        <w:rPr>
-          <w:rFonts w:asciiTheme="majorHAnsi" w:hAnsiTheme="majorHAnsi"/>
-          <w:b/>
-          <w:lang w:val="en-DE"/>
-        </w:rPr>
-      </w:pPr>
-      <w:r>
-        <w:rPr>
-          <w:rFonts w:asciiTheme="majorHAnsi" w:hAnsiTheme="majorHAnsi"/>
-          <w:b/>
-          <w:bCs/>
+          <w:rFonts w:ascii="Times New Roman"/>
           <w:noProof/>
-          <w:sz w:val="40"/>
-          <w:szCs w:val="40"/>
-        </w:rPr>
+          <w:sz w:val="20"/>
+        </w:rPr>
+        <w:lastRenderedPageBreak/>
         <w:drawing>
-          <wp:anchor distT="0" distB="0" distL="114300" distR="114300" simplePos="0" relativeHeight="251697152" behindDoc="0" locked="0" layoutInCell="1" allowOverlap="1" wp14:anchorId="2BCF4175" wp14:editId="2FBC805C">
+          <wp:anchor distT="0" distB="0" distL="114300" distR="114300" simplePos="0" relativeHeight="251796480" behindDoc="0" locked="0" layoutInCell="1" allowOverlap="1" wp14:anchorId="735ADED7" wp14:editId="467D08F4">
             <wp:simplePos x="0" y="0"/>
-            <wp:positionH relativeFrom="column">
-              <wp:posOffset>318428</wp:posOffset>
+            <wp:positionH relativeFrom="margin">
+              <wp:align>center</wp:align>
             </wp:positionH>
             <wp:positionV relativeFrom="paragraph">
-              <wp:posOffset>231922</wp:posOffset>
+              <wp:posOffset>336753</wp:posOffset>
             </wp:positionV>
-            <wp:extent cx="2835275" cy="5097145"/>
-            <wp:effectExtent l="0" t="0" r="3175" b="8255"/>
+            <wp:extent cx="3918585" cy="3464560"/>
+            <wp:effectExtent l="0" t="0" r="0" b="0"/>
             <wp:wrapTopAndBottom/>
-            <wp:docPr id="263076115" name="Picture 11"/>
+            <wp:docPr id="30" name="Image 1"/>
             <wp:cNvGraphicFramePr>
-              <a:graphicFrameLocks xmlns:a="http://schemas.openxmlformats.org/drawingml/2006/main" noChangeAspect="1"/>
+              <a:graphicFrameLocks xmlns:a="http://schemas.openxmlformats.org/drawingml/2006/main"/>
             </wp:cNvGraphicFramePr>
             <a:graphic xmlns:a="http://schemas.openxmlformats.org/drawingml/2006/main">
               <a:graphicData uri="http://schemas.openxmlformats.org/drawingml/2006/picture">
                 <pic:pic xmlns:pic="http://schemas.openxmlformats.org/drawingml/2006/picture">
                   <pic:nvPicPr>
-                    <pic:cNvPr id="0" name="Picture 11"/>
-                    <pic:cNvPicPr>
-                      <a:picLocks noChangeAspect="1" noChangeArrowheads="1"/>
-                    </pic:cNvPicPr>
+                    <pic:cNvPr id="1" name="Image 1"/>
+                    <pic:cNvPicPr/>
                   </pic:nvPicPr>
                   <pic:blipFill>
-                    <a:blip r:embed="rId16" cstate="print">
+                    <a:blip r:embed="rId17" cstate="print">
                       <a:extLst>
                         <a:ext uri="{28A0092B-C50C-407E-A947-70E740481C1C}">
                           <a14:useLocalDpi xmlns:a14="http://schemas.microsoft.com/office/drawing/2010/main" val="0"/>
                         </a:ext>
                       </a:extLst>
                     </a:blip>
-                    <a:srcRect/>
                     <a:stretch>
                       <a:fillRect/>
                     </a:stretch>
                   </pic:blipFill>
-                  <pic:spPr bwMode="auto">
+                  <pic:spPr>
                     <a:xfrm>
                       <a:off x="0" y="0"/>
-                      <a:ext cx="2835275" cy="5097145"/>
+                      <a:ext cx="3918585" cy="3464560"/>
                     </a:xfrm>
                     <a:prstGeom prst="rect">
                       <a:avLst/>
                     </a:prstGeom>
-                    <a:noFill/>
-                    <a:ln>
-                      <a:noFill/>
-                    </a:ln>
                   </pic:spPr>
                 </pic:pic>
               </a:graphicData>
@@ -3125,264 +3464,50 @@
       </w:r>
       <w:r>
         <w:rPr>
-          <w:rFonts w:asciiTheme="majorHAnsi" w:hAnsiTheme="majorHAnsi"/>
-          <w:b/>
-          <w:lang w:val="en-DE"/>
-        </w:rPr>
-        <w:t xml:space="preserve">                                                                              </w:t>
-      </w:r>
-    </w:p>
-    <w:p>
-      <w:pPr>
-        <w:tabs>
-          <w:tab w:val="left" w:pos="717"/>
-        </w:tabs>
-        <w:rPr>
-          <w:rFonts w:asciiTheme="majorHAnsi" w:hAnsiTheme="majorHAnsi"/>
-          <w:b/>
-          <w:lang w:val="en-DE"/>
-        </w:rPr>
-      </w:pPr>
-    </w:p>
-    <w:p>
-      <w:pPr>
-        <w:tabs>
-          <w:tab w:val="left" w:pos="717"/>
-        </w:tabs>
-        <w:rPr>
-          <w:rFonts w:asciiTheme="majorHAnsi" w:hAnsiTheme="majorHAnsi"/>
-          <w:b/>
-          <w:lang w:val="en-DE"/>
-        </w:rPr>
-      </w:pPr>
-    </w:p>
-    <w:p>
-      <w:pPr>
-        <w:tabs>
-          <w:tab w:val="left" w:pos="717"/>
-        </w:tabs>
-        <w:rPr>
-          <w:rFonts w:asciiTheme="majorHAnsi" w:hAnsiTheme="majorHAnsi"/>
-          <w:b/>
-          <w:lang w:val="en-DE"/>
-        </w:rPr>
-      </w:pPr>
-    </w:p>
-    <w:p>
-      <w:pPr>
-        <w:tabs>
-          <w:tab w:val="left" w:pos="717"/>
-        </w:tabs>
-        <w:rPr>
-          <w:rFonts w:asciiTheme="majorHAnsi" w:hAnsiTheme="majorHAnsi"/>
-          <w:b/>
-          <w:lang w:val="en-DE"/>
-        </w:rPr>
-      </w:pPr>
-    </w:p>
-    <w:p>
-      <w:pPr>
-        <w:tabs>
-          <w:tab w:val="left" w:pos="717"/>
-        </w:tabs>
-        <w:rPr>
-          <w:rFonts w:asciiTheme="majorHAnsi" w:hAnsiTheme="majorHAnsi"/>
-          <w:b/>
-          <w:lang w:val="en-DE"/>
-        </w:rPr>
-      </w:pPr>
-    </w:p>
-    <w:p>
-      <w:pPr>
-        <w:tabs>
-          <w:tab w:val="left" w:pos="717"/>
-        </w:tabs>
-        <w:rPr>
-          <w:rFonts w:asciiTheme="majorHAnsi" w:hAnsiTheme="majorHAnsi"/>
-          <w:b/>
-          <w:lang w:val="en-DE"/>
-        </w:rPr>
-      </w:pPr>
-    </w:p>
-    <w:p>
-      <w:pPr>
-        <w:tabs>
-          <w:tab w:val="left" w:pos="717"/>
-        </w:tabs>
-        <w:rPr>
-          <w:rFonts w:asciiTheme="majorHAnsi" w:hAnsiTheme="majorHAnsi"/>
-          <w:b/>
-          <w:lang w:val="en-DE"/>
-        </w:rPr>
-      </w:pPr>
-    </w:p>
-    <w:p>
-      <w:pPr>
-        <w:tabs>
-          <w:tab w:val="left" w:pos="717"/>
-        </w:tabs>
-        <w:rPr>
-          <w:rFonts w:asciiTheme="majorHAnsi" w:hAnsiTheme="majorHAnsi"/>
-          <w:b/>
-          <w:lang w:val="en-DE"/>
-        </w:rPr>
-      </w:pPr>
-    </w:p>
-    <w:p>
-      <w:pPr>
-        <w:tabs>
-          <w:tab w:val="left" w:pos="717"/>
-        </w:tabs>
-        <w:rPr>
-          <w:rFonts w:asciiTheme="majorHAnsi" w:hAnsiTheme="majorHAnsi"/>
-          <w:b/>
-          <w:lang w:val="en-DE"/>
-        </w:rPr>
-      </w:pPr>
-    </w:p>
-    <w:p>
-      <w:pPr>
-        <w:tabs>
-          <w:tab w:val="left" w:pos="717"/>
-        </w:tabs>
-        <w:rPr>
-          <w:rFonts w:asciiTheme="majorHAnsi" w:hAnsiTheme="majorHAnsi"/>
-          <w:b/>
-          <w:lang w:val="en-DE"/>
-        </w:rPr>
-      </w:pPr>
-    </w:p>
-    <w:p>
-      <w:pPr>
-        <w:tabs>
-          <w:tab w:val="left" w:pos="717"/>
-        </w:tabs>
-        <w:rPr>
-          <w:rFonts w:asciiTheme="majorHAnsi" w:hAnsiTheme="majorHAnsi"/>
-          <w:b/>
-          <w:lang w:val="en-DE"/>
-        </w:rPr>
-      </w:pPr>
-    </w:p>
-    <w:p>
-      <w:pPr>
-        <w:tabs>
-          <w:tab w:val="left" w:pos="717"/>
-        </w:tabs>
-        <w:rPr>
-          <w:rFonts w:asciiTheme="majorHAnsi" w:hAnsiTheme="majorHAnsi"/>
-          <w:b/>
-          <w:lang w:val="en-DE"/>
-        </w:rPr>
-      </w:pPr>
-    </w:p>
-    <w:p>
-      <w:pPr>
-        <w:tabs>
-          <w:tab w:val="left" w:pos="717"/>
-        </w:tabs>
-        <w:rPr>
-          <w:rFonts w:asciiTheme="majorHAnsi" w:hAnsiTheme="majorHAnsi"/>
-          <w:b/>
-          <w:lang w:val="en-DE"/>
-        </w:rPr>
-      </w:pPr>
-    </w:p>
-    <w:p>
-      <w:pPr>
-        <w:tabs>
-          <w:tab w:val="left" w:pos="717"/>
-        </w:tabs>
-        <w:rPr>
-          <w:rFonts w:asciiTheme="majorHAnsi" w:hAnsiTheme="majorHAnsi"/>
-          <w:b/>
-          <w:lang w:val="en-DE"/>
-        </w:rPr>
-      </w:pPr>
-    </w:p>
-    <w:p>
-      <w:pPr>
-        <w:tabs>
-          <w:tab w:val="left" w:pos="717"/>
-        </w:tabs>
-        <w:rPr>
-          <w:rFonts w:asciiTheme="majorHAnsi" w:hAnsiTheme="majorHAnsi"/>
-          <w:b/>
-          <w:lang w:val="en-DE"/>
-        </w:rPr>
-      </w:pPr>
-    </w:p>
-    <w:p>
-      <w:pPr>
-        <w:tabs>
-          <w:tab w:val="left" w:pos="717"/>
-        </w:tabs>
-        <w:rPr>
-          <w:rFonts w:asciiTheme="majorHAnsi" w:hAnsiTheme="majorHAnsi"/>
-          <w:b/>
-          <w:lang w:val="en-DE"/>
-        </w:rPr>
-      </w:pPr>
-    </w:p>
-    <w:p>
-      <w:pPr>
-        <w:tabs>
-          <w:tab w:val="left" w:pos="717"/>
-        </w:tabs>
-        <w:rPr>
-          <w:rFonts w:asciiTheme="majorHAnsi" w:hAnsiTheme="majorHAnsi"/>
-          <w:b/>
-          <w:lang w:val="en-DE"/>
-        </w:rPr>
-      </w:pPr>
-    </w:p>
-    <w:p>
-      <w:pPr>
-        <w:tabs>
-          <w:tab w:val="left" w:pos="717"/>
-        </w:tabs>
-        <w:rPr>
-          <w:rFonts w:asciiTheme="majorHAnsi" w:hAnsiTheme="majorHAnsi"/>
-          <w:b/>
-          <w:lang w:val="en-DE"/>
-        </w:rPr>
-      </w:pPr>
-    </w:p>
-    <w:p>
-      <w:pPr>
-        <w:tabs>
-          <w:tab w:val="left" w:pos="717"/>
-        </w:tabs>
-        <w:rPr>
-          <w:rFonts w:asciiTheme="majorHAnsi" w:hAnsiTheme="majorHAnsi"/>
-          <w:b/>
-          <w:lang w:val="en-DE"/>
-        </w:rPr>
-      </w:pPr>
-    </w:p>
-    <w:p>
-      <w:pPr>
-        <w:tabs>
-          <w:tab w:val="left" w:pos="717"/>
-        </w:tabs>
-        <w:rPr>
-          <w:rFonts w:asciiTheme="majorHAnsi" w:hAnsiTheme="majorHAnsi"/>
-          <w:b/>
-          <w:lang w:val="en-DE"/>
-        </w:rPr>
-      </w:pPr>
-    </w:p>
-    <w:p>
-      <w:pPr>
-        <w:tabs>
-          <w:tab w:val="left" w:pos="717"/>
-        </w:tabs>
-        <w:rPr>
-          <w:rFonts w:asciiTheme="majorHAnsi" w:hAnsiTheme="majorHAnsi"/>
-          <w:b/>
-          <w:lang w:val="en-DE"/>
-        </w:rPr>
-      </w:pPr>
+          <w:sz w:val="26"/>
+          <w:lang w:val="en-DE"/>
+        </w:rPr>
+        <w:t>FR13</w:t>
+      </w:r>
+      <w:r>
+        <w:rPr>
+          <w:sz w:val="26"/>
+        </w:rPr>
+        <w:t xml:space="preserve"> </w:t>
+      </w:r>
+      <w:r>
+        <w:rPr>
+          <w:sz w:val="26"/>
+          <w:lang w:val="en-DE"/>
+        </w:rPr>
+        <w:t>-</w:t>
+      </w:r>
+      <w:r>
+        <w:rPr>
+          <w:sz w:val="26"/>
+        </w:rPr>
+        <w:t xml:space="preserve"> Upload Property Images</w:t>
+      </w:r>
+    </w:p>
+    <w:p>
+      <w:pPr>
+        <w:tabs>
+          <w:tab w:val="left" w:pos="717"/>
+        </w:tabs>
+        <w:rPr>
+          <w:rFonts w:asciiTheme="majorHAnsi" w:hAnsiTheme="majorHAnsi"/>
+          <w:b/>
+          <w:lang w:val="en-DE"/>
+        </w:rPr>
+      </w:pPr>
+      <w:r>
+        <w:rPr>
+          <w:rFonts w:asciiTheme="majorHAnsi" w:hAnsiTheme="majorHAnsi"/>
+          <w:b/>
+          <w:lang w:val="en-DE"/>
+        </w:rPr>
+        <w:t xml:space="preserve">                                                      </w:t>
+      </w:r>
     </w:p>
     <w:p>
       <w:pPr>
@@ -3397,7 +3522,7 @@
           <w:sz w:val="26"/>
           <w:lang w:val="en-DE"/>
         </w:rPr>
-        <w:t>FR13</w:t>
+        <w:t>FR14</w:t>
       </w:r>
       <w:r>
         <w:rPr>
@@ -3416,59 +3541,40 @@
         <w:rPr>
           <w:sz w:val="26"/>
         </w:rPr>
-        <w:t xml:space="preserve"> Upload Property Images</w:t>
-      </w:r>
-    </w:p>
-    <w:p>
-      <w:pPr>
-        <w:tabs>
-          <w:tab w:val="left" w:pos="717"/>
-        </w:tabs>
-        <w:rPr>
-          <w:rFonts w:asciiTheme="majorHAnsi" w:hAnsiTheme="majorHAnsi"/>
-          <w:b/>
-          <w:lang w:val="en-DE"/>
-        </w:rPr>
-      </w:pPr>
-      <w:r>
-        <w:rPr>
-          <w:rFonts w:asciiTheme="majorHAnsi" w:hAnsiTheme="majorHAnsi"/>
-          <w:b/>
-          <w:lang w:val="en-DE"/>
-        </w:rPr>
-        <w:t xml:space="preserve">                                                                              </w:t>
-      </w:r>
-    </w:p>
-    <w:p>
-      <w:pPr>
-        <w:tabs>
-          <w:tab w:val="left" w:pos="717"/>
-        </w:tabs>
-        <w:rPr>
-          <w:rFonts w:asciiTheme="majorHAnsi" w:hAnsiTheme="majorHAnsi"/>
-          <w:b/>
-          <w:lang w:val="en-DE"/>
-        </w:rPr>
-      </w:pPr>
-      <w:r>
-        <w:rPr>
-          <w:rFonts w:asciiTheme="majorHAnsi" w:hAnsiTheme="majorHAnsi"/>
+        <w:t xml:space="preserve"> Edit Property Listing</w:t>
+      </w:r>
+    </w:p>
+    <w:p>
+      <w:pPr>
+        <w:tabs>
+          <w:tab w:val="left" w:pos="717"/>
+        </w:tabs>
+        <w:rPr>
+          <w:rFonts w:asciiTheme="majorHAnsi" w:hAnsiTheme="majorHAnsi"/>
+          <w:b/>
+          <w:u w:val="single"/>
+          <w:lang w:val="en-DE"/>
+        </w:rPr>
+      </w:pPr>
+      <w:r>
+        <w:rPr>
+          <w:rFonts w:ascii="Times New Roman"/>
           <w:noProof/>
           <w:sz w:val="20"/>
         </w:rPr>
         <w:drawing>
-          <wp:anchor distT="0" distB="0" distL="0" distR="0" simplePos="0" relativeHeight="251700224" behindDoc="1" locked="0" layoutInCell="1" allowOverlap="1" wp14:anchorId="44CB1AAC" wp14:editId="6A228D32">
+          <wp:anchor distT="0" distB="0" distL="0" distR="0" simplePos="0" relativeHeight="251798528" behindDoc="1" locked="0" layoutInCell="1" allowOverlap="1" wp14:anchorId="4A185E6F" wp14:editId="621CE702">
             <wp:simplePos x="0" y="0"/>
-            <wp:positionH relativeFrom="page">
-              <wp:posOffset>2179027</wp:posOffset>
+            <wp:positionH relativeFrom="margin">
+              <wp:posOffset>99108</wp:posOffset>
             </wp:positionH>
             <wp:positionV relativeFrom="paragraph">
-              <wp:posOffset>191135</wp:posOffset>
+              <wp:posOffset>196445</wp:posOffset>
             </wp:positionV>
-            <wp:extent cx="2889156" cy="6459283"/>
+            <wp:extent cx="5285740" cy="3956685"/>
             <wp:effectExtent l="0" t="0" r="0" b="0"/>
             <wp:wrapTopAndBottom/>
-            <wp:docPr id="15" name="Image 1"/>
+            <wp:docPr id="32" name="Image 2"/>
             <wp:cNvGraphicFramePr>
               <a:graphicFrameLocks xmlns:a="http://schemas.openxmlformats.org/drawingml/2006/main"/>
             </wp:cNvGraphicFramePr>
@@ -3476,249 +3582,7 @@
               <a:graphicData uri="http://schemas.openxmlformats.org/drawingml/2006/picture">
                 <pic:pic xmlns:pic="http://schemas.openxmlformats.org/drawingml/2006/picture">
                   <pic:nvPicPr>
-                    <pic:cNvPr id="1" name="Image 1"/>
-                    <pic:cNvPicPr/>
-                  </pic:nvPicPr>
-                  <pic:blipFill>
-                    <a:blip r:embed="rId17" cstate="print"/>
-                    <a:stretch>
-                      <a:fillRect/>
-                    </a:stretch>
-                  </pic:blipFill>
-                  <pic:spPr>
-                    <a:xfrm>
-                      <a:off x="0" y="0"/>
-                      <a:ext cx="2889156" cy="6459283"/>
-                    </a:xfrm>
-                    <a:prstGeom prst="rect">
-                      <a:avLst/>
-                    </a:prstGeom>
-                  </pic:spPr>
-                </pic:pic>
-              </a:graphicData>
-            </a:graphic>
-          </wp:anchor>
-        </w:drawing>
-      </w:r>
-    </w:p>
-    <w:p>
-      <w:pPr>
-        <w:tabs>
-          <w:tab w:val="left" w:pos="717"/>
-        </w:tabs>
-        <w:rPr>
-          <w:rFonts w:asciiTheme="majorHAnsi" w:hAnsiTheme="majorHAnsi"/>
-          <w:b/>
-          <w:lang w:val="en-DE"/>
-        </w:rPr>
-      </w:pPr>
-    </w:p>
-    <w:p>
-      <w:pPr>
-        <w:tabs>
-          <w:tab w:val="left" w:pos="717"/>
-        </w:tabs>
-        <w:rPr>
-          <w:rFonts w:asciiTheme="majorHAnsi" w:hAnsiTheme="majorHAnsi"/>
-          <w:b/>
-          <w:lang w:val="en-DE"/>
-        </w:rPr>
-      </w:pPr>
-    </w:p>
-    <w:p>
-      <w:pPr>
-        <w:tabs>
-          <w:tab w:val="left" w:pos="717"/>
-        </w:tabs>
-        <w:rPr>
-          <w:rFonts w:asciiTheme="majorHAnsi" w:hAnsiTheme="majorHAnsi"/>
-          <w:b/>
-          <w:lang w:val="en-DE"/>
-        </w:rPr>
-      </w:pPr>
-    </w:p>
-    <w:p>
-      <w:pPr>
-        <w:tabs>
-          <w:tab w:val="left" w:pos="717"/>
-        </w:tabs>
-        <w:rPr>
-          <w:rFonts w:asciiTheme="majorHAnsi" w:hAnsiTheme="majorHAnsi"/>
-          <w:b/>
-          <w:lang w:val="en-DE"/>
-        </w:rPr>
-      </w:pPr>
-    </w:p>
-    <w:p>
-      <w:pPr>
-        <w:tabs>
-          <w:tab w:val="left" w:pos="717"/>
-        </w:tabs>
-        <w:rPr>
-          <w:rFonts w:asciiTheme="majorHAnsi" w:hAnsiTheme="majorHAnsi"/>
-          <w:b/>
-          <w:lang w:val="en-DE"/>
-        </w:rPr>
-      </w:pPr>
-    </w:p>
-    <w:p>
-      <w:pPr>
-        <w:tabs>
-          <w:tab w:val="left" w:pos="717"/>
-        </w:tabs>
-        <w:rPr>
-          <w:rFonts w:asciiTheme="majorHAnsi" w:hAnsiTheme="majorHAnsi"/>
-          <w:b/>
-          <w:lang w:val="en-DE"/>
-        </w:rPr>
-      </w:pPr>
-    </w:p>
-    <w:p>
-      <w:pPr>
-        <w:tabs>
-          <w:tab w:val="left" w:pos="717"/>
-        </w:tabs>
-        <w:rPr>
-          <w:rFonts w:asciiTheme="majorHAnsi" w:hAnsiTheme="majorHAnsi"/>
-          <w:b/>
-          <w:lang w:val="en-DE"/>
-        </w:rPr>
-      </w:pPr>
-    </w:p>
-    <w:p>
-      <w:pPr>
-        <w:tabs>
-          <w:tab w:val="left" w:pos="717"/>
-        </w:tabs>
-        <w:rPr>
-          <w:rFonts w:asciiTheme="majorHAnsi" w:hAnsiTheme="majorHAnsi"/>
-          <w:b/>
-          <w:lang w:val="en-DE"/>
-        </w:rPr>
-      </w:pPr>
-    </w:p>
-    <w:p>
-      <w:pPr>
-        <w:tabs>
-          <w:tab w:val="left" w:pos="717"/>
-        </w:tabs>
-        <w:rPr>
-          <w:rFonts w:asciiTheme="majorHAnsi" w:hAnsiTheme="majorHAnsi"/>
-          <w:b/>
-          <w:lang w:val="en-DE"/>
-        </w:rPr>
-      </w:pPr>
-    </w:p>
-    <w:p>
-      <w:pPr>
-        <w:tabs>
-          <w:tab w:val="left" w:pos="717"/>
-        </w:tabs>
-        <w:rPr>
-          <w:rFonts w:asciiTheme="majorHAnsi" w:hAnsiTheme="majorHAnsi"/>
-          <w:b/>
-          <w:lang w:val="en-DE"/>
-        </w:rPr>
-      </w:pPr>
-    </w:p>
-    <w:p>
-      <w:pPr>
-        <w:tabs>
-          <w:tab w:val="left" w:pos="717"/>
-        </w:tabs>
-        <w:rPr>
-          <w:rFonts w:asciiTheme="majorHAnsi" w:hAnsiTheme="majorHAnsi"/>
-          <w:b/>
-          <w:lang w:val="en-DE"/>
-        </w:rPr>
-      </w:pPr>
-    </w:p>
-    <w:p>
-      <w:pPr>
-        <w:tabs>
-          <w:tab w:val="left" w:pos="717"/>
-        </w:tabs>
-        <w:rPr>
-          <w:rFonts w:asciiTheme="majorHAnsi" w:hAnsiTheme="majorHAnsi"/>
-          <w:b/>
-          <w:lang w:val="en-DE"/>
-        </w:rPr>
-      </w:pPr>
-    </w:p>
-    <w:p>
-      <w:pPr>
-        <w:pStyle w:val="Heading2"/>
-        <w:spacing w:before="80" w:after="60" w:line="264" w:lineRule="auto"/>
-        <w:rPr>
-          <w:sz w:val="26"/>
-        </w:rPr>
-      </w:pPr>
-      <w:r>
-        <w:rPr>
-          <w:sz w:val="26"/>
-          <w:lang w:val="en-DE"/>
-        </w:rPr>
-        <w:t>FR14</w:t>
-      </w:r>
-      <w:r>
-        <w:rPr>
-          <w:sz w:val="26"/>
-        </w:rPr>
-        <w:t xml:space="preserve"> </w:t>
-      </w:r>
-      <w:r>
-        <w:rPr>
-          <w:sz w:val="26"/>
-          <w:lang w:val="en-DE"/>
-        </w:rPr>
-        <w:t>-</w:t>
-      </w:r>
-      <w:r>
-        <w:rPr>
-          <w:sz w:val="26"/>
-        </w:rPr>
-        <w:t xml:space="preserve"> Edit Property Listing</w:t>
-      </w:r>
-    </w:p>
-    <w:p>
-      <w:pPr>
-        <w:tabs>
-          <w:tab w:val="left" w:pos="717"/>
-        </w:tabs>
-        <w:rPr>
-          <w:rFonts w:asciiTheme="majorHAnsi" w:hAnsiTheme="majorHAnsi"/>
-          <w:b/>
-          <w:u w:val="single"/>
-          <w:lang w:val="en-DE"/>
-        </w:rPr>
-      </w:pPr>
-      <w:r>
-        <w:rPr>
-          <w:rFonts w:asciiTheme="majorHAnsi" w:hAnsiTheme="majorHAnsi"/>
-          <w:noProof/>
-          <w:sz w:val="20"/>
-        </w:rPr>
-        <w:drawing>
-          <wp:anchor distT="0" distB="0" distL="0" distR="0" simplePos="0" relativeHeight="251704320" behindDoc="1" locked="0" layoutInCell="1" allowOverlap="1" wp14:anchorId="47669302" wp14:editId="18EB51D5">
-            <wp:simplePos x="0" y="0"/>
-            <wp:positionH relativeFrom="page">
-              <wp:posOffset>2013781</wp:posOffset>
-            </wp:positionH>
-            <wp:positionV relativeFrom="paragraph">
-              <wp:posOffset>269826</wp:posOffset>
-            </wp:positionV>
-            <wp:extent cx="2789555" cy="5977890"/>
-            <wp:effectExtent l="0" t="0" r="0" b="3810"/>
-            <wp:wrapTopAndBottom/>
-            <wp:docPr id="27" name="Image 3"/>
-            <wp:cNvGraphicFramePr>
-              <a:graphicFrameLocks xmlns:a="http://schemas.openxmlformats.org/drawingml/2006/main"/>
-            </wp:cNvGraphicFramePr>
-            <a:graphic xmlns:a="http://schemas.openxmlformats.org/drawingml/2006/main">
-              <a:graphicData uri="http://schemas.openxmlformats.org/drawingml/2006/picture">
-                <pic:pic xmlns:pic="http://schemas.openxmlformats.org/drawingml/2006/picture">
-                  <pic:nvPicPr>
-                    <pic:cNvPr id="3" name="Image 3"/>
+                    <pic:cNvPr id="2" name="Image 2"/>
                     <pic:cNvPicPr/>
                   </pic:nvPicPr>
                   <pic:blipFill>
@@ -3730,7 +3594,7 @@
                   <pic:spPr>
                     <a:xfrm>
                       <a:off x="0" y="0"/>
-                      <a:ext cx="2789555" cy="5977890"/>
+                      <a:ext cx="5285740" cy="3956685"/>
                     </a:xfrm>
                     <a:prstGeom prst="rect">
                       <a:avLst/>
@@ -3762,102 +3626,7 @@
         <w:tabs>
           <w:tab w:val="left" w:pos="717"/>
         </w:tabs>
-        <w:rPr>
-          <w:rFonts w:asciiTheme="majorHAnsi" w:hAnsiTheme="majorHAnsi"/>
-          <w:b/>
-          <w:lang w:val="en-DE"/>
-        </w:rPr>
-      </w:pPr>
-    </w:p>
-    <w:p>
-      <w:pPr>
-        <w:tabs>
-          <w:tab w:val="left" w:pos="717"/>
-        </w:tabs>
-        <w:rPr>
-          <w:rFonts w:asciiTheme="majorHAnsi" w:hAnsiTheme="majorHAnsi"/>
-          <w:b/>
-          <w:lang w:val="en-DE"/>
-        </w:rPr>
-      </w:pPr>
-    </w:p>
-    <w:p>
-      <w:pPr>
-        <w:tabs>
-          <w:tab w:val="left" w:pos="717"/>
-        </w:tabs>
-        <w:rPr>
-          <w:rFonts w:asciiTheme="majorHAnsi" w:hAnsiTheme="majorHAnsi"/>
-          <w:b/>
-          <w:lang w:val="en-DE"/>
-        </w:rPr>
-      </w:pPr>
-    </w:p>
-    <w:p>
-      <w:pPr>
-        <w:tabs>
-          <w:tab w:val="left" w:pos="717"/>
-        </w:tabs>
-        <w:rPr>
-          <w:rFonts w:asciiTheme="majorHAnsi" w:hAnsiTheme="majorHAnsi"/>
-          <w:b/>
-          <w:lang w:val="en-DE"/>
-        </w:rPr>
-      </w:pPr>
-    </w:p>
-    <w:p>
-      <w:pPr>
-        <w:tabs>
-          <w:tab w:val="left" w:pos="717"/>
-        </w:tabs>
-        <w:rPr>
-          <w:rFonts w:asciiTheme="majorHAnsi" w:hAnsiTheme="majorHAnsi"/>
-          <w:b/>
-          <w:lang w:val="en-DE"/>
-        </w:rPr>
-      </w:pPr>
-    </w:p>
-    <w:p>
-      <w:pPr>
-        <w:tabs>
-          <w:tab w:val="left" w:pos="717"/>
-        </w:tabs>
-        <w:rPr>
-          <w:rFonts w:asciiTheme="majorHAnsi" w:hAnsiTheme="majorHAnsi"/>
-          <w:b/>
-          <w:lang w:val="en-DE"/>
-        </w:rPr>
-      </w:pPr>
-    </w:p>
-    <w:p>
-      <w:pPr>
-        <w:tabs>
-          <w:tab w:val="left" w:pos="717"/>
-        </w:tabs>
-        <w:rPr>
-          <w:rFonts w:asciiTheme="majorHAnsi" w:hAnsiTheme="majorHAnsi"/>
-          <w:b/>
-          <w:lang w:val="en-DE"/>
-        </w:rPr>
-      </w:pPr>
-    </w:p>
-    <w:p>
-      <w:pPr>
-        <w:tabs>
-          <w:tab w:val="left" w:pos="717"/>
-        </w:tabs>
-        <w:rPr>
-          <w:rFonts w:asciiTheme="majorHAnsi" w:hAnsiTheme="majorHAnsi"/>
-          <w:b/>
-          <w:lang w:val="en-DE"/>
-        </w:rPr>
-      </w:pPr>
-    </w:p>
-    <w:p>
-      <w:pPr>
-        <w:tabs>
-          <w:tab w:val="left" w:pos="717"/>
-        </w:tabs>
+        <w:ind w:firstLine="720"/>
         <w:rPr>
           <w:rFonts w:asciiTheme="majorHAnsi" w:hAnsiTheme="majorHAnsi"/>
           <w:b/>
@@ -3939,31 +3708,27 @@
       </w:pPr>
       <w:r>
         <w:rPr>
-          <w:rFonts w:asciiTheme="majorHAnsi" w:hAnsiTheme="majorHAnsi"/>
           <w:noProof/>
-          <w:sz w:val="20"/>
         </w:rPr>
         <w:drawing>
-          <wp:anchor distT="0" distB="0" distL="0" distR="0" simplePos="0" relativeHeight="251708416" behindDoc="1" locked="0" layoutInCell="1" allowOverlap="1" wp14:anchorId="7153A235" wp14:editId="3CFF3580">
+          <wp:anchor distT="0" distB="0" distL="114300" distR="114300" simplePos="0" relativeHeight="251800576" behindDoc="0" locked="0" layoutInCell="1" allowOverlap="1" wp14:anchorId="7FCF8F2F" wp14:editId="58B4F403">
             <wp:simplePos x="0" y="0"/>
-            <wp:positionH relativeFrom="page">
-              <wp:posOffset>1834222</wp:posOffset>
+            <wp:positionH relativeFrom="column">
+              <wp:posOffset>0</wp:posOffset>
             </wp:positionH>
             <wp:positionV relativeFrom="paragraph">
-              <wp:posOffset>262157</wp:posOffset>
+              <wp:posOffset>0</wp:posOffset>
             </wp:positionV>
-            <wp:extent cx="3286760" cy="5993765"/>
-            <wp:effectExtent l="0" t="0" r="8890" b="6985"/>
-            <wp:wrapTopAndBottom/>
-            <wp:docPr id="29" name="Image 5"/>
-            <wp:cNvGraphicFramePr>
-              <a:graphicFrameLocks xmlns:a="http://schemas.openxmlformats.org/drawingml/2006/main"/>
-            </wp:cNvGraphicFramePr>
+            <wp:extent cx="5943600" cy="4381500"/>
+            <wp:effectExtent l="0" t="0" r="0" b="0"/>
+            <wp:wrapNone/>
+            <wp:docPr id="34" name="Image 4"/>
+            <wp:cNvGraphicFramePr/>
             <a:graphic xmlns:a="http://schemas.openxmlformats.org/drawingml/2006/main">
               <a:graphicData uri="http://schemas.openxmlformats.org/drawingml/2006/picture">
                 <pic:pic xmlns:pic="http://schemas.openxmlformats.org/drawingml/2006/picture">
                   <pic:nvPicPr>
-                    <pic:cNvPr id="5" name="Image 5"/>
+                    <pic:cNvPr id="4" name="Image 4"/>
                     <pic:cNvPicPr/>
                   </pic:nvPicPr>
                   <pic:blipFill>
@@ -3975,7 +3740,7 @@
                   <pic:spPr>
                     <a:xfrm>
                       <a:off x="0" y="0"/>
-                      <a:ext cx="3286760" cy="5993765"/>
+                      <a:ext cx="5943600" cy="4381500"/>
                     </a:xfrm>
                     <a:prstGeom prst="rect">
                       <a:avLst/>
@@ -4182,73 +3947,239 @@
         <w:spacing w:before="80" w:after="60" w:line="264" w:lineRule="auto"/>
         <w:rPr>
           <w:sz w:val="26"/>
-        </w:rPr>
-      </w:pPr>
-      <w:r>
-        <w:rPr>
-          <w:sz w:val="26"/>
-          <w:lang w:val="en-DE"/>
-        </w:rPr>
-        <w:t>FR16</w:t>
-      </w:r>
-      <w:r>
-        <w:rPr>
-          <w:sz w:val="26"/>
-        </w:rPr>
-        <w:t xml:space="preserve"> </w:t>
-      </w:r>
-      <w:r>
-        <w:rPr>
-          <w:sz w:val="26"/>
-          <w:lang w:val="en-DE"/>
-        </w:rPr>
-        <w:t>-</w:t>
-      </w:r>
-      <w:r>
-        <w:rPr>
-          <w:sz w:val="26"/>
-        </w:rPr>
-        <w:t xml:space="preserve"> View Rental Requests</w:t>
-      </w:r>
-    </w:p>
-    <w:p>
-      <w:pPr>
-        <w:tabs>
-          <w:tab w:val="left" w:pos="717"/>
-        </w:tabs>
-        <w:rPr>
-          <w:rFonts w:asciiTheme="majorHAnsi" w:hAnsiTheme="majorHAnsi"/>
-          <w:b/>
-          <w:lang w:val="en-DE"/>
-        </w:rPr>
-      </w:pPr>
-      <w:r>
-        <w:rPr>
-          <w:rFonts w:asciiTheme="majorHAnsi" w:hAnsiTheme="majorHAnsi"/>
+          <w:lang w:val="en-DE"/>
+        </w:rPr>
+      </w:pPr>
+    </w:p>
+    <w:p>
+      <w:pPr>
+        <w:pStyle w:val="Heading2"/>
+        <w:spacing w:before="80" w:after="60" w:line="264" w:lineRule="auto"/>
+        <w:rPr>
+          <w:sz w:val="26"/>
+          <w:lang w:val="en-DE"/>
+        </w:rPr>
+      </w:pPr>
+    </w:p>
+    <w:p>
+      <w:pPr>
+        <w:pStyle w:val="Heading2"/>
+        <w:spacing w:before="80" w:after="60" w:line="264" w:lineRule="auto"/>
+        <w:rPr>
+          <w:sz w:val="26"/>
+          <w:lang w:val="en-DE"/>
+        </w:rPr>
+      </w:pPr>
+    </w:p>
+    <w:p>
+      <w:pPr>
+        <w:pStyle w:val="Heading2"/>
+        <w:spacing w:before="80" w:after="60" w:line="264" w:lineRule="auto"/>
+        <w:rPr>
+          <w:sz w:val="26"/>
+          <w:lang w:val="en-DE"/>
+        </w:rPr>
+      </w:pPr>
+    </w:p>
+    <w:p>
+      <w:pPr>
+        <w:pStyle w:val="Heading2"/>
+        <w:spacing w:before="80" w:after="60" w:line="264" w:lineRule="auto"/>
+        <w:rPr>
+          <w:sz w:val="26"/>
+          <w:lang w:val="en-DE"/>
+        </w:rPr>
+      </w:pPr>
+    </w:p>
+    <w:p>
+      <w:pPr>
+        <w:pStyle w:val="Heading2"/>
+        <w:spacing w:before="80" w:after="60" w:line="264" w:lineRule="auto"/>
+        <w:rPr>
+          <w:sz w:val="26"/>
+          <w:lang w:val="en-DE"/>
+        </w:rPr>
+      </w:pPr>
+    </w:p>
+    <w:p>
+      <w:pPr>
+        <w:pStyle w:val="Heading2"/>
+        <w:spacing w:before="80" w:after="60" w:line="264" w:lineRule="auto"/>
+        <w:rPr>
+          <w:sz w:val="26"/>
+          <w:lang w:val="en-DE"/>
+        </w:rPr>
+      </w:pPr>
+    </w:p>
+    <w:p>
+      <w:pPr>
+        <w:pStyle w:val="Heading2"/>
+        <w:spacing w:before="80" w:after="60" w:line="264" w:lineRule="auto"/>
+        <w:rPr>
+          <w:sz w:val="26"/>
+          <w:lang w:val="en-DE"/>
+        </w:rPr>
+      </w:pPr>
+    </w:p>
+    <w:p>
+      <w:pPr>
+        <w:pStyle w:val="Heading2"/>
+        <w:spacing w:before="80" w:after="60" w:line="264" w:lineRule="auto"/>
+        <w:rPr>
+          <w:sz w:val="26"/>
+          <w:lang w:val="en-DE"/>
+        </w:rPr>
+      </w:pPr>
+    </w:p>
+    <w:p>
+      <w:pPr>
+        <w:pStyle w:val="Heading2"/>
+        <w:spacing w:before="80" w:after="60" w:line="264" w:lineRule="auto"/>
+        <w:rPr>
+          <w:sz w:val="26"/>
+          <w:lang w:val="en-DE"/>
+        </w:rPr>
+      </w:pPr>
+    </w:p>
+    <w:p>
+      <w:pPr>
+        <w:pStyle w:val="Heading2"/>
+        <w:spacing w:before="80" w:after="60" w:line="264" w:lineRule="auto"/>
+        <w:rPr>
+          <w:sz w:val="26"/>
+          <w:lang w:val="en-DE"/>
+        </w:rPr>
+      </w:pPr>
+    </w:p>
+    <w:p>
+      <w:pPr>
+        <w:pStyle w:val="Heading2"/>
+        <w:spacing w:before="80" w:after="60" w:line="264" w:lineRule="auto"/>
+        <w:rPr>
+          <w:sz w:val="26"/>
+          <w:lang w:val="en-DE"/>
+        </w:rPr>
+      </w:pPr>
+    </w:p>
+    <w:p>
+      <w:pPr>
+        <w:pStyle w:val="Heading2"/>
+        <w:spacing w:before="80" w:after="60" w:line="264" w:lineRule="auto"/>
+        <w:rPr>
+          <w:sz w:val="26"/>
+          <w:lang w:val="en-DE"/>
+        </w:rPr>
+      </w:pPr>
+    </w:p>
+    <w:p>
+      <w:pPr>
+        <w:pStyle w:val="Heading2"/>
+        <w:spacing w:before="80" w:after="60" w:line="264" w:lineRule="auto"/>
+        <w:rPr>
+          <w:sz w:val="26"/>
+          <w:lang w:val="en-DE"/>
+        </w:rPr>
+      </w:pPr>
+    </w:p>
+    <w:p>
+      <w:pPr>
+        <w:pStyle w:val="Heading2"/>
+        <w:spacing w:before="80" w:after="60" w:line="264" w:lineRule="auto"/>
+        <w:rPr>
+          <w:sz w:val="26"/>
+          <w:lang w:val="en-DE"/>
+        </w:rPr>
+      </w:pPr>
+    </w:p>
+    <w:p>
+      <w:pPr>
+        <w:pStyle w:val="Heading2"/>
+        <w:spacing w:before="80" w:after="60" w:line="264" w:lineRule="auto"/>
+        <w:rPr>
+          <w:sz w:val="26"/>
+          <w:lang w:val="en-DE"/>
+        </w:rPr>
+      </w:pPr>
+    </w:p>
+    <w:p>
+      <w:pPr>
+        <w:pStyle w:val="Heading2"/>
+        <w:spacing w:before="80" w:after="60" w:line="264" w:lineRule="auto"/>
+        <w:rPr>
+          <w:sz w:val="26"/>
+          <w:lang w:val="en-DE"/>
+        </w:rPr>
+      </w:pPr>
+    </w:p>
+    <w:p>
+      <w:pPr>
+        <w:pStyle w:val="Heading2"/>
+        <w:spacing w:before="80" w:after="60" w:line="264" w:lineRule="auto"/>
+        <w:rPr>
+          <w:sz w:val="26"/>
+          <w:lang w:val="en-DE"/>
+        </w:rPr>
+      </w:pPr>
+    </w:p>
+    <w:p>
+      <w:pPr>
+        <w:pStyle w:val="Heading2"/>
+        <w:spacing w:before="80" w:after="60" w:line="264" w:lineRule="auto"/>
+        <w:rPr>
+          <w:sz w:val="26"/>
+          <w:lang w:val="en-DE"/>
+        </w:rPr>
+      </w:pPr>
+    </w:p>
+    <w:p>
+      <w:pPr>
+        <w:pStyle w:val="Heading2"/>
+        <w:spacing w:before="80" w:after="60" w:line="264" w:lineRule="auto"/>
+        <w:rPr>
+          <w:sz w:val="26"/>
+          <w:lang w:val="en-DE"/>
+        </w:rPr>
+      </w:pPr>
+    </w:p>
+    <w:p>
+      <w:pPr>
+        <w:rPr>
+          <w:lang w:val="en-DE"/>
+        </w:rPr>
+      </w:pPr>
+    </w:p>
+    <w:p>
+      <w:pPr>
+        <w:pStyle w:val="Heading2"/>
+        <w:spacing w:before="80" w:after="60" w:line="264" w:lineRule="auto"/>
+        <w:rPr>
+          <w:sz w:val="26"/>
+        </w:rPr>
+      </w:pPr>
+      <w:r>
+        <w:rPr>
           <w:noProof/>
-          <w:sz w:val="20"/>
-        </w:rPr>
+        </w:rPr>
+        <w:lastRenderedPageBreak/>
         <w:drawing>
-          <wp:anchor distT="0" distB="0" distL="0" distR="0" simplePos="0" relativeHeight="251712512" behindDoc="1" locked="0" layoutInCell="1" allowOverlap="1" wp14:anchorId="3320DA08" wp14:editId="44871C36">
+          <wp:anchor distT="0" distB="0" distL="114300" distR="114300" simplePos="0" relativeHeight="251802624" behindDoc="0" locked="0" layoutInCell="1" allowOverlap="1" wp14:anchorId="6AD74BB3" wp14:editId="1C255D4A">
             <wp:simplePos x="0" y="0"/>
-            <wp:positionH relativeFrom="page">
-              <wp:posOffset>2169551</wp:posOffset>
+            <wp:positionH relativeFrom="column">
+              <wp:posOffset>722299</wp:posOffset>
             </wp:positionH>
             <wp:positionV relativeFrom="paragraph">
-              <wp:posOffset>278033</wp:posOffset>
+              <wp:posOffset>252031</wp:posOffset>
             </wp:positionV>
-            <wp:extent cx="2919730" cy="5907405"/>
+            <wp:extent cx="3733800" cy="4286249"/>
             <wp:effectExtent l="0" t="0" r="0" b="0"/>
-            <wp:wrapTopAndBottom/>
-            <wp:docPr id="31" name="Image 7"/>
-            <wp:cNvGraphicFramePr>
-              <a:graphicFrameLocks xmlns:a="http://schemas.openxmlformats.org/drawingml/2006/main"/>
-            </wp:cNvGraphicFramePr>
+            <wp:wrapNone/>
+            <wp:docPr id="36" name="Image 5"/>
+            <wp:cNvGraphicFramePr/>
             <a:graphic xmlns:a="http://schemas.openxmlformats.org/drawingml/2006/main">
               <a:graphicData uri="http://schemas.openxmlformats.org/drawingml/2006/picture">
                 <pic:pic xmlns:pic="http://schemas.openxmlformats.org/drawingml/2006/picture">
                   <pic:nvPicPr>
-                    <pic:cNvPr id="7" name="Image 7"/>
+                    <pic:cNvPr id="5" name="Image 5"/>
                     <pic:cNvPicPr/>
                   </pic:nvPicPr>
                   <pic:blipFill>
@@ -4260,7 +4191,7 @@
                   <pic:spPr>
                     <a:xfrm>
                       <a:off x="0" y="0"/>
-                      <a:ext cx="2919730" cy="5907405"/>
+                      <a:ext cx="3733800" cy="4286249"/>
                     </a:xfrm>
                     <a:prstGeom prst="rect">
                       <a:avLst/>
@@ -4269,16 +4200,37 @@
                 </pic:pic>
               </a:graphicData>
             </a:graphic>
-            <wp14:sizeRelH relativeFrom="margin">
-              <wp14:pctWidth>0</wp14:pctWidth>
-            </wp14:sizeRelH>
           </wp:anchor>
         </w:drawing>
       </w:r>
       <w:r>
         <w:rPr>
-          <w:rFonts w:asciiTheme="majorHAnsi" w:hAnsiTheme="majorHAnsi"/>
-          <w:b/>
+          <w:sz w:val="26"/>
+          <w:lang w:val="en-DE"/>
+        </w:rPr>
+        <w:t>FR16</w:t>
+      </w:r>
+      <w:r>
+        <w:rPr>
+          <w:sz w:val="26"/>
+        </w:rPr>
+        <w:t xml:space="preserve"> </w:t>
+      </w:r>
+      <w:r>
+        <w:rPr>
+          <w:sz w:val="26"/>
+          <w:lang w:val="en-DE"/>
+        </w:rPr>
+        <w:t>-</w:t>
+      </w:r>
+      <w:r>
+        <w:rPr>
+          <w:sz w:val="26"/>
+        </w:rPr>
+        <w:t xml:space="preserve"> View Rental Requests</w:t>
+      </w:r>
+      <w:r>
+        <w:rPr>
           <w:lang w:val="en-DE"/>
         </w:rPr>
         <w:t xml:space="preserve">                                                                              </w:t>
@@ -4483,6 +4435,213 @@
         <w:spacing w:before="80" w:after="60" w:line="264" w:lineRule="auto"/>
         <w:rPr>
           <w:sz w:val="26"/>
+          <w:lang w:val="en-DE"/>
+        </w:rPr>
+      </w:pPr>
+    </w:p>
+    <w:p>
+      <w:pPr>
+        <w:pStyle w:val="Heading2"/>
+        <w:spacing w:before="80" w:after="60" w:line="264" w:lineRule="auto"/>
+        <w:rPr>
+          <w:sz w:val="26"/>
+          <w:lang w:val="en-DE"/>
+        </w:rPr>
+      </w:pPr>
+    </w:p>
+    <w:p>
+      <w:pPr>
+        <w:pStyle w:val="Heading2"/>
+        <w:spacing w:before="80" w:after="60" w:line="264" w:lineRule="auto"/>
+        <w:rPr>
+          <w:sz w:val="26"/>
+          <w:lang w:val="en-DE"/>
+        </w:rPr>
+      </w:pPr>
+    </w:p>
+    <w:p>
+      <w:pPr>
+        <w:pStyle w:val="Heading2"/>
+        <w:spacing w:before="80" w:after="60" w:line="264" w:lineRule="auto"/>
+        <w:rPr>
+          <w:sz w:val="26"/>
+          <w:lang w:val="en-DE"/>
+        </w:rPr>
+      </w:pPr>
+    </w:p>
+    <w:p>
+      <w:pPr>
+        <w:pStyle w:val="Heading2"/>
+        <w:spacing w:before="80" w:after="60" w:line="264" w:lineRule="auto"/>
+        <w:rPr>
+          <w:sz w:val="26"/>
+          <w:lang w:val="en-DE"/>
+        </w:rPr>
+      </w:pPr>
+    </w:p>
+    <w:p>
+      <w:pPr>
+        <w:pStyle w:val="Heading2"/>
+        <w:spacing w:before="80" w:after="60" w:line="264" w:lineRule="auto"/>
+        <w:rPr>
+          <w:sz w:val="26"/>
+          <w:lang w:val="en-DE"/>
+        </w:rPr>
+      </w:pPr>
+    </w:p>
+    <w:p>
+      <w:pPr>
+        <w:pStyle w:val="Heading2"/>
+        <w:spacing w:before="80" w:after="60" w:line="264" w:lineRule="auto"/>
+        <w:rPr>
+          <w:sz w:val="26"/>
+          <w:lang w:val="en-DE"/>
+        </w:rPr>
+      </w:pPr>
+    </w:p>
+    <w:p>
+      <w:pPr>
+        <w:pStyle w:val="Heading2"/>
+        <w:spacing w:before="80" w:after="60" w:line="264" w:lineRule="auto"/>
+        <w:rPr>
+          <w:sz w:val="26"/>
+          <w:lang w:val="en-DE"/>
+        </w:rPr>
+      </w:pPr>
+    </w:p>
+    <w:p>
+      <w:pPr>
+        <w:pStyle w:val="Heading2"/>
+        <w:spacing w:before="80" w:after="60" w:line="264" w:lineRule="auto"/>
+        <w:rPr>
+          <w:sz w:val="26"/>
+          <w:lang w:val="en-DE"/>
+        </w:rPr>
+      </w:pPr>
+    </w:p>
+    <w:p>
+      <w:pPr>
+        <w:pStyle w:val="Heading2"/>
+        <w:spacing w:before="80" w:after="60" w:line="264" w:lineRule="auto"/>
+        <w:rPr>
+          <w:sz w:val="26"/>
+          <w:lang w:val="en-DE"/>
+        </w:rPr>
+      </w:pPr>
+    </w:p>
+    <w:p>
+      <w:pPr>
+        <w:pStyle w:val="Heading2"/>
+        <w:spacing w:before="80" w:after="60" w:line="264" w:lineRule="auto"/>
+        <w:rPr>
+          <w:sz w:val="26"/>
+          <w:lang w:val="en-DE"/>
+        </w:rPr>
+      </w:pPr>
+    </w:p>
+    <w:p>
+      <w:pPr>
+        <w:pStyle w:val="Heading2"/>
+        <w:spacing w:before="80" w:after="60" w:line="264" w:lineRule="auto"/>
+        <w:rPr>
+          <w:sz w:val="26"/>
+          <w:lang w:val="en-DE"/>
+        </w:rPr>
+      </w:pPr>
+    </w:p>
+    <w:p>
+      <w:pPr>
+        <w:pStyle w:val="Heading2"/>
+        <w:spacing w:before="80" w:after="60" w:line="264" w:lineRule="auto"/>
+        <w:rPr>
+          <w:sz w:val="26"/>
+          <w:lang w:val="en-DE"/>
+        </w:rPr>
+      </w:pPr>
+    </w:p>
+    <w:p>
+      <w:pPr>
+        <w:pStyle w:val="Heading2"/>
+        <w:spacing w:before="80" w:after="60" w:line="264" w:lineRule="auto"/>
+        <w:rPr>
+          <w:sz w:val="26"/>
+          <w:lang w:val="en-DE"/>
+        </w:rPr>
+      </w:pPr>
+    </w:p>
+    <w:p>
+      <w:pPr>
+        <w:pStyle w:val="Heading2"/>
+        <w:spacing w:before="80" w:after="60" w:line="264" w:lineRule="auto"/>
+        <w:rPr>
+          <w:sz w:val="26"/>
+          <w:lang w:val="en-DE"/>
+        </w:rPr>
+      </w:pPr>
+    </w:p>
+    <w:p>
+      <w:pPr>
+        <w:pStyle w:val="Heading2"/>
+        <w:spacing w:before="80" w:after="60" w:line="264" w:lineRule="auto"/>
+        <w:rPr>
+          <w:sz w:val="26"/>
+          <w:lang w:val="en-DE"/>
+        </w:rPr>
+      </w:pPr>
+    </w:p>
+    <w:p>
+      <w:pPr>
+        <w:pStyle w:val="Heading2"/>
+        <w:spacing w:before="80" w:after="60" w:line="264" w:lineRule="auto"/>
+        <w:rPr>
+          <w:sz w:val="26"/>
+          <w:lang w:val="en-DE"/>
+        </w:rPr>
+      </w:pPr>
+    </w:p>
+    <w:p>
+      <w:pPr>
+        <w:pStyle w:val="Heading2"/>
+        <w:spacing w:before="80" w:after="60" w:line="264" w:lineRule="auto"/>
+        <w:rPr>
+          <w:sz w:val="26"/>
+          <w:lang w:val="en-DE"/>
+        </w:rPr>
+      </w:pPr>
+    </w:p>
+    <w:p>
+      <w:pPr>
+        <w:pStyle w:val="Heading2"/>
+        <w:spacing w:before="80" w:after="60" w:line="264" w:lineRule="auto"/>
+        <w:rPr>
+          <w:sz w:val="26"/>
+          <w:lang w:val="en-DE"/>
+        </w:rPr>
+      </w:pPr>
+    </w:p>
+    <w:p>
+      <w:pPr>
+        <w:pStyle w:val="Heading2"/>
+        <w:spacing w:before="80" w:after="60" w:line="264" w:lineRule="auto"/>
+        <w:rPr>
+          <w:sz w:val="26"/>
+          <w:lang w:val="en-DE"/>
+        </w:rPr>
+      </w:pPr>
+    </w:p>
+    <w:p>
+      <w:pPr>
+        <w:rPr>
+          <w:lang w:val="en-DE"/>
+        </w:rPr>
+      </w:pPr>
+    </w:p>
+    <w:p>
+      <w:pPr>
+        <w:pStyle w:val="Heading2"/>
+        <w:spacing w:before="80" w:after="60" w:line="264" w:lineRule="auto"/>
+        <w:rPr>
+          <w:sz w:val="26"/>
         </w:rPr>
       </w:pPr>
       <w:r>
@@ -4527,22 +4686,34 @@
       <w:r>
         <w:rPr>
           <w:rFonts w:asciiTheme="majorHAnsi" w:hAnsiTheme="majorHAnsi"/>
+          <w:b/>
+          <w:lang w:val="en-DE"/>
+        </w:rPr>
+        <w:t xml:space="preserve">                                                                              </w:t>
+      </w:r>
+    </w:p>
+    <w:p>
+      <w:pPr>
+        <w:tabs>
+          <w:tab w:val="left" w:pos="717"/>
+        </w:tabs>
+        <w:rPr>
+          <w:rFonts w:asciiTheme="majorHAnsi" w:hAnsiTheme="majorHAnsi"/>
+          <w:b/>
+          <w:lang w:val="en-DE"/>
+        </w:rPr>
+      </w:pPr>
+      <w:r>
+        <w:rPr>
+          <w:rFonts w:ascii="Times New Roman"/>
           <w:noProof/>
           <w:sz w:val="20"/>
         </w:rPr>
         <w:drawing>
-          <wp:anchor distT="0" distB="0" distL="0" distR="0" simplePos="0" relativeHeight="251716608" behindDoc="1" locked="0" layoutInCell="1" allowOverlap="1" wp14:anchorId="79A68BA0" wp14:editId="4ED4C888">
-            <wp:simplePos x="0" y="0"/>
-            <wp:positionH relativeFrom="page">
-              <wp:posOffset>2200275</wp:posOffset>
-            </wp:positionH>
-            <wp:positionV relativeFrom="paragraph">
-              <wp:posOffset>320040</wp:posOffset>
-            </wp:positionV>
-            <wp:extent cx="3042285" cy="6541770"/>
-            <wp:effectExtent l="0" t="0" r="5715" b="0"/>
-            <wp:wrapTopAndBottom/>
-            <wp:docPr id="33" name="Image 9"/>
+          <wp:inline distT="0" distB="0" distL="0" distR="0" wp14:anchorId="06735C09" wp14:editId="0B5A27AF">
+            <wp:extent cx="5760720" cy="4200486"/>
+            <wp:effectExtent l="0" t="0" r="0" b="0"/>
+            <wp:docPr id="37" name="Image 6"/>
             <wp:cNvGraphicFramePr>
               <a:graphicFrameLocks xmlns:a="http://schemas.openxmlformats.org/drawingml/2006/main"/>
             </wp:cNvGraphicFramePr>
@@ -4550,7 +4721,7 @@
               <a:graphicData uri="http://schemas.openxmlformats.org/drawingml/2006/picture">
                 <pic:pic xmlns:pic="http://schemas.openxmlformats.org/drawingml/2006/picture">
                   <pic:nvPicPr>
-                    <pic:cNvPr id="9" name="Image 9"/>
+                    <pic:cNvPr id="6" name="Image 6"/>
                     <pic:cNvPicPr/>
                   </pic:nvPicPr>
                   <pic:blipFill>
@@ -4562,7 +4733,7 @@
                   <pic:spPr>
                     <a:xfrm>
                       <a:off x="0" y="0"/>
-                      <a:ext cx="3042285" cy="6541770"/>
+                      <a:ext cx="5760720" cy="4200486"/>
                     </a:xfrm>
                     <a:prstGeom prst="rect">
                       <a:avLst/>
@@ -4571,32 +4742,9 @@
                 </pic:pic>
               </a:graphicData>
             </a:graphic>
-            <wp14:sizeRelH relativeFrom="margin">
-              <wp14:pctWidth>0</wp14:pctWidth>
-            </wp14:sizeRelH>
-          </wp:anchor>
+          </wp:inline>
         </w:drawing>
       </w:r>
-      <w:r>
-        <w:rPr>
-          <w:rFonts w:asciiTheme="majorHAnsi" w:hAnsiTheme="majorHAnsi"/>
-          <w:b/>
-          <w:lang w:val="en-DE"/>
-        </w:rPr>
-        <w:t xml:space="preserve">                                                                              </w:t>
-      </w:r>
-    </w:p>
-    <w:p>
-      <w:pPr>
-        <w:tabs>
-          <w:tab w:val="left" w:pos="717"/>
-        </w:tabs>
-        <w:rPr>
-          <w:rFonts w:asciiTheme="majorHAnsi" w:hAnsiTheme="majorHAnsi"/>
-          <w:b/>
-          <w:lang w:val="en-DE"/>
-        </w:rPr>
-      </w:pPr>
     </w:p>
     <w:p>
       <w:pPr>
@@ -4749,47 +4897,52 @@
           <w:sz w:val="20"/>
         </w:rPr>
         <w:drawing>
-          <wp:anchor distT="0" distB="0" distL="0" distR="0" simplePos="0" relativeHeight="251720704" behindDoc="1" locked="0" layoutInCell="1" allowOverlap="1" wp14:anchorId="0A14BC86" wp14:editId="1ADEA7CC">
-            <wp:simplePos x="0" y="0"/>
-            <wp:positionH relativeFrom="page">
-              <wp:posOffset>2236275</wp:posOffset>
-            </wp:positionH>
-            <wp:positionV relativeFrom="paragraph">
-              <wp:posOffset>314911</wp:posOffset>
-            </wp:positionV>
-            <wp:extent cx="3069590" cy="5736590"/>
-            <wp:effectExtent l="0" t="0" r="0" b="0"/>
-            <wp:wrapTopAndBottom/>
-            <wp:docPr id="35" name="Image 11"/>
+          <wp:inline distT="0" distB="0" distL="0" distR="0" wp14:anchorId="2A3094CF" wp14:editId="5ABB9B33">
+            <wp:extent cx="5755640" cy="3972560"/>
+            <wp:effectExtent l="0" t="0" r="0" b="8890"/>
+            <wp:docPr id="38" name="Picture 38"/>
             <wp:cNvGraphicFramePr>
-              <a:graphicFrameLocks xmlns:a="http://schemas.openxmlformats.org/drawingml/2006/main"/>
+              <a:graphicFrameLocks xmlns:a="http://schemas.openxmlformats.org/drawingml/2006/main" noChangeAspect="1"/>
             </wp:cNvGraphicFramePr>
             <a:graphic xmlns:a="http://schemas.openxmlformats.org/drawingml/2006/main">
               <a:graphicData uri="http://schemas.openxmlformats.org/drawingml/2006/picture">
                 <pic:pic xmlns:pic="http://schemas.openxmlformats.org/drawingml/2006/picture">
                   <pic:nvPicPr>
-                    <pic:cNvPr id="11" name="Image 11"/>
-                    <pic:cNvPicPr/>
+                    <pic:cNvPr id="0" name="Picture 5"/>
+                    <pic:cNvPicPr>
+                      <a:picLocks noChangeAspect="1" noChangeArrowheads="1"/>
+                    </pic:cNvPicPr>
                   </pic:nvPicPr>
                   <pic:blipFill>
-                    <a:blip r:embed="rId22" cstate="print"/>
+                    <a:blip r:embed="rId22">
+                      <a:extLst>
+                        <a:ext uri="{28A0092B-C50C-407E-A947-70E740481C1C}">
+                          <a14:useLocalDpi xmlns:a14="http://schemas.microsoft.com/office/drawing/2010/main" val="0"/>
+                        </a:ext>
+                      </a:extLst>
+                    </a:blip>
+                    <a:srcRect/>
                     <a:stretch>
                       <a:fillRect/>
                     </a:stretch>
                   </pic:blipFill>
-                  <pic:spPr>
+                  <pic:spPr bwMode="auto">
                     <a:xfrm>
                       <a:off x="0" y="0"/>
-                      <a:ext cx="3069590" cy="5736590"/>
+                      <a:ext cx="5755640" cy="3972560"/>
                     </a:xfrm>
                     <a:prstGeom prst="rect">
                       <a:avLst/>
                     </a:prstGeom>
+                    <a:noFill/>
+                    <a:ln>
+                      <a:noFill/>
+                    </a:ln>
                   </pic:spPr>
                 </pic:pic>
               </a:graphicData>
             </a:graphic>
-          </wp:anchor>
+          </wp:inline>
         </w:drawing>
       </w:r>
       <w:r>
@@ -5823,82 +5976,22 @@
       </w:pPr>
       <w:r>
         <w:rPr>
-          <w:sz w:val="26"/>
-          <w:lang w:val="en-DE"/>
+          <w:noProof/>
         </w:rPr>
         <w:lastRenderedPageBreak/>
-        <w:t>FR25</w:t>
-      </w:r>
-      <w:r>
-        <w:rPr>
-          <w:sz w:val="26"/>
-        </w:rPr>
-        <w:t xml:space="preserve"> </w:t>
-      </w:r>
-      <w:r>
-        <w:rPr>
-          <w:sz w:val="26"/>
-          <w:lang w:val="en-DE"/>
-        </w:rPr>
-        <w:t>-</w:t>
-      </w:r>
-      <w:r>
-        <w:rPr>
-          <w:sz w:val="26"/>
-        </w:rPr>
-        <w:t xml:space="preserve"> Remove Inappropriate Listings</w:t>
-      </w:r>
-    </w:p>
-    <w:p>
-      <w:pPr>
-        <w:tabs>
-          <w:tab w:val="left" w:pos="717"/>
-        </w:tabs>
-        <w:rPr>
-          <w:rFonts w:asciiTheme="majorHAnsi" w:hAnsiTheme="majorHAnsi"/>
-          <w:b/>
-          <w:u w:val="single"/>
-          <w:lang w:val="en-DE"/>
-        </w:rPr>
-      </w:pPr>
-      <w:r>
-        <w:rPr>
-          <w:rFonts w:asciiTheme="majorHAnsi" w:hAnsiTheme="majorHAnsi"/>
-          <w:b/>
-          <w:lang w:val="en-DE"/>
-        </w:rPr>
-        <w:t xml:space="preserve">                                                                              </w:t>
-      </w:r>
-    </w:p>
-    <w:p>
-      <w:pPr>
-        <w:tabs>
-          <w:tab w:val="left" w:pos="717"/>
-        </w:tabs>
-        <w:rPr>
-          <w:rFonts w:asciiTheme="majorHAnsi" w:hAnsiTheme="majorHAnsi"/>
-          <w:b/>
-          <w:lang w:val="en-DE"/>
-        </w:rPr>
-      </w:pPr>
-      <w:r>
-        <w:rPr>
-          <w:rFonts w:asciiTheme="majorHAnsi" w:hAnsiTheme="majorHAnsi"/>
-          <w:noProof/>
-        </w:rPr>
         <w:drawing>
-          <wp:anchor distT="0" distB="0" distL="114300" distR="114300" simplePos="0" relativeHeight="251748352" behindDoc="0" locked="0" layoutInCell="1" allowOverlap="1" wp14:anchorId="10105AF6" wp14:editId="178AA3AB">
+          <wp:anchor distT="0" distB="0" distL="114300" distR="114300" simplePos="0" relativeHeight="251803648" behindDoc="0" locked="0" layoutInCell="1" allowOverlap="1" wp14:anchorId="3D8C4750" wp14:editId="6A897B2C">
             <wp:simplePos x="0" y="0"/>
             <wp:positionH relativeFrom="column">
-              <wp:posOffset>1184324</wp:posOffset>
+              <wp:posOffset>774700</wp:posOffset>
             </wp:positionH>
             <wp:positionV relativeFrom="paragraph">
-              <wp:posOffset>247063</wp:posOffset>
+              <wp:posOffset>429260</wp:posOffset>
             </wp:positionV>
-            <wp:extent cx="2904490" cy="4126230"/>
-            <wp:effectExtent l="0" t="0" r="0" b="7620"/>
+            <wp:extent cx="3249930" cy="4166235"/>
+            <wp:effectExtent l="0" t="0" r="7620" b="5715"/>
             <wp:wrapTopAndBottom/>
-            <wp:docPr id="49" name="Picture 49"/>
+            <wp:docPr id="39" name="Picture 39"/>
             <wp:cNvGraphicFramePr>
               <a:graphicFrameLocks xmlns:a="http://schemas.openxmlformats.org/drawingml/2006/main" noChangeAspect="1"/>
             </wp:cNvGraphicFramePr>
@@ -5924,7 +6017,7 @@
                   <pic:spPr>
                     <a:xfrm>
                       <a:off x="0" y="0"/>
-                      <a:ext cx="2904490" cy="4126230"/>
+                      <a:ext cx="3249930" cy="4166235"/>
                     </a:xfrm>
                     <a:prstGeom prst="rect">
                       <a:avLst/>
@@ -5942,18 +6035,53 @@
           </wp:anchor>
         </w:drawing>
       </w:r>
-    </w:p>
-    <w:p>
-      <w:pPr>
-        <w:tabs>
-          <w:tab w:val="left" w:pos="717"/>
-        </w:tabs>
-        <w:rPr>
-          <w:rFonts w:asciiTheme="majorHAnsi" w:hAnsiTheme="majorHAnsi"/>
-          <w:b/>
-          <w:lang w:val="en-DE"/>
-        </w:rPr>
-      </w:pPr>
+      <w:r>
+        <w:rPr>
+          <w:sz w:val="26"/>
+          <w:lang w:val="en-DE"/>
+        </w:rPr>
+        <w:t>FR25</w:t>
+      </w:r>
+      <w:r>
+        <w:rPr>
+          <w:sz w:val="26"/>
+        </w:rPr>
+        <w:t xml:space="preserve"> </w:t>
+      </w:r>
+      <w:r>
+        <w:rPr>
+          <w:sz w:val="26"/>
+          <w:lang w:val="en-DE"/>
+        </w:rPr>
+        <w:t>-</w:t>
+      </w:r>
+      <w:r>
+        <w:rPr>
+          <w:sz w:val="26"/>
+        </w:rPr>
+        <w:t xml:space="preserve"> Remove Inappropriate Listings</w:t>
+      </w:r>
+    </w:p>
+    <w:p>
+      <w:pPr>
+        <w:tabs>
+          <w:tab w:val="left" w:pos="717"/>
+        </w:tabs>
+        <w:rPr>
+          <w:rFonts w:asciiTheme="majorHAnsi" w:hAnsiTheme="majorHAnsi"/>
+          <w:b/>
+          <w:u w:val="single"/>
+          <w:lang w:val="en-DE"/>
+        </w:rPr>
+      </w:pPr>
+      <w:r>
+        <w:rPr>
+          <w:rFonts w:asciiTheme="majorHAnsi" w:hAnsiTheme="majorHAnsi"/>
+          <w:b/>
+          <w:lang w:val="en-DE"/>
+        </w:rPr>
+        <w:t xml:space="preserve">                                                                              </w:t>
+      </w:r>
     </w:p>
     <w:p>
       <w:pPr>
@@ -6266,68 +6394,21 @@
       </w:pPr>
       <w:r>
         <w:rPr>
-          <w:sz w:val="26"/>
-          <w:lang w:val="en-DE"/>
-        </w:rPr>
-        <w:t>FR26</w:t>
-      </w:r>
-      <w:r>
-        <w:rPr>
-          <w:sz w:val="26"/>
-        </w:rPr>
-        <w:t xml:space="preserve"> </w:t>
-      </w:r>
-      <w:r>
-        <w:rPr>
-          <w:sz w:val="26"/>
-          <w:lang w:val="en-DE"/>
-        </w:rPr>
-        <w:t>-</w:t>
-      </w:r>
-      <w:r>
-        <w:rPr>
-          <w:sz w:val="26"/>
-        </w:rPr>
-        <w:t xml:space="preserve"> Manage Disputes</w:t>
-      </w:r>
-      <w:r>
-        <w:rPr>
-          <w:sz w:val="26"/>
-          <w:lang w:val="en-DE"/>
-        </w:rPr>
-        <w:t xml:space="preserve"> and System Settings</w:t>
-      </w:r>
-    </w:p>
-    <w:p>
-      <w:pPr>
-        <w:tabs>
-          <w:tab w:val="left" w:pos="717"/>
-        </w:tabs>
-        <w:rPr>
-          <w:rFonts w:asciiTheme="majorHAnsi" w:hAnsiTheme="majorHAnsi"/>
-          <w:b/>
-          <w:u w:val="single"/>
-          <w:lang w:val="en-DE"/>
-        </w:rPr>
-      </w:pPr>
-      <w:r>
-        <w:rPr>
-          <w:rFonts w:asciiTheme="majorHAnsi" w:hAnsiTheme="majorHAnsi"/>
           <w:noProof/>
         </w:rPr>
         <w:drawing>
-          <wp:anchor distT="0" distB="0" distL="114300" distR="114300" simplePos="0" relativeHeight="251750400" behindDoc="0" locked="0" layoutInCell="1" allowOverlap="1" wp14:anchorId="4F8164F5" wp14:editId="43E00F85">
+          <wp:anchor distT="0" distB="0" distL="114300" distR="114300" simplePos="0" relativeHeight="251804672" behindDoc="0" locked="0" layoutInCell="1" allowOverlap="1" wp14:anchorId="1E99B783" wp14:editId="33927205">
             <wp:simplePos x="0" y="0"/>
             <wp:positionH relativeFrom="column">
-              <wp:posOffset>814363</wp:posOffset>
+              <wp:posOffset>236839</wp:posOffset>
             </wp:positionH>
             <wp:positionV relativeFrom="paragraph">
-              <wp:posOffset>307878</wp:posOffset>
+              <wp:posOffset>411032</wp:posOffset>
             </wp:positionV>
-            <wp:extent cx="2950210" cy="2857500"/>
-            <wp:effectExtent l="0" t="0" r="2540" b="0"/>
+            <wp:extent cx="4676140" cy="3457575"/>
+            <wp:effectExtent l="0" t="0" r="0" b="9525"/>
             <wp:wrapTopAndBottom/>
-            <wp:docPr id="51" name="Picture 51"/>
+            <wp:docPr id="40" name="Picture 40"/>
             <wp:cNvGraphicFramePr>
               <a:graphicFrameLocks xmlns:a="http://schemas.openxmlformats.org/drawingml/2006/main" noChangeAspect="1"/>
             </wp:cNvGraphicFramePr>
@@ -6353,7 +6434,7 @@
                   <pic:spPr>
                     <a:xfrm>
                       <a:off x="0" y="0"/>
-                      <a:ext cx="2950210" cy="2857500"/>
+                      <a:ext cx="4676140" cy="3457575"/>
                     </a:xfrm>
                     <a:prstGeom prst="rect">
                       <a:avLst/>
@@ -6373,6 +6454,52 @@
       </w:r>
       <w:r>
         <w:rPr>
+          <w:sz w:val="26"/>
+          <w:lang w:val="en-DE"/>
+        </w:rPr>
+        <w:t>FR26</w:t>
+      </w:r>
+      <w:r>
+        <w:rPr>
+          <w:sz w:val="26"/>
+        </w:rPr>
+        <w:t xml:space="preserve"> </w:t>
+      </w:r>
+      <w:r>
+        <w:rPr>
+          <w:sz w:val="26"/>
+          <w:lang w:val="en-DE"/>
+        </w:rPr>
+        <w:t>-</w:t>
+      </w:r>
+      <w:r>
+        <w:rPr>
+          <w:sz w:val="26"/>
+        </w:rPr>
+        <w:t xml:space="preserve"> Manage Disputes</w:t>
+      </w:r>
+      <w:r>
+        <w:rPr>
+          <w:sz w:val="26"/>
+          <w:lang w:val="en-DE"/>
+        </w:rPr>
+        <w:t xml:space="preserve"> and System Settings</w:t>
+      </w:r>
+    </w:p>
+    <w:p>
+      <w:pPr>
+        <w:tabs>
+          <w:tab w:val="left" w:pos="717"/>
+        </w:tabs>
+        <w:rPr>
+          <w:rFonts w:asciiTheme="majorHAnsi" w:hAnsiTheme="majorHAnsi"/>
+          <w:b/>
+          <w:u w:val="single"/>
+          <w:lang w:val="en-DE"/>
+        </w:rPr>
+      </w:pPr>
+      <w:r>
+        <w:rPr>
           <w:rFonts w:asciiTheme="majorHAnsi" w:hAnsiTheme="majorHAnsi"/>
           <w:b/>
           <w:lang w:val="en-DE"/>
@@ -6402,93 +6529,21 @@
       </w:pPr>
       <w:r>
         <w:rPr>
-          <w:sz w:val="26"/>
-          <w:lang w:val="en-DE"/>
-        </w:rPr>
-        <w:t>FR27</w:t>
-      </w:r>
-      <w:r>
-        <w:rPr>
-          <w:sz w:val="26"/>
-        </w:rPr>
-        <w:t xml:space="preserve"> </w:t>
-      </w:r>
-      <w:r>
-        <w:rPr>
-          <w:sz w:val="26"/>
-          <w:lang w:val="en-DE"/>
-        </w:rPr>
-        <w:t>-</w:t>
-      </w:r>
-      <w:r>
-        <w:rPr>
-          <w:sz w:val="26"/>
-        </w:rPr>
-        <w:t xml:space="preserve"> Restore User Accounts</w:t>
-      </w:r>
-    </w:p>
-    <w:p>
-      <w:pPr>
-        <w:tabs>
-          <w:tab w:val="left" w:pos="717"/>
-        </w:tabs>
-        <w:rPr>
-          <w:rFonts w:asciiTheme="majorHAnsi" w:hAnsiTheme="majorHAnsi"/>
-          <w:b/>
-          <w:u w:val="single"/>
-          <w:lang w:val="en-DE"/>
-        </w:rPr>
-      </w:pPr>
-      <w:r>
-        <w:rPr>
-          <w:rFonts w:asciiTheme="majorHAnsi" w:hAnsiTheme="majorHAnsi"/>
-          <w:b/>
-          <w:lang w:val="en-DE"/>
-        </w:rPr>
-        <w:t xml:space="preserve">                                                                              </w:t>
-      </w:r>
-    </w:p>
-    <w:p>
-      <w:pPr>
-        <w:tabs>
-          <w:tab w:val="left" w:pos="717"/>
-        </w:tabs>
-        <w:rPr>
-          <w:rFonts w:asciiTheme="majorHAnsi" w:hAnsiTheme="majorHAnsi"/>
-          <w:b/>
-          <w:lang w:val="en-DE"/>
-        </w:rPr>
-      </w:pPr>
-    </w:p>
-    <w:p>
-      <w:pPr>
-        <w:tabs>
-          <w:tab w:val="left" w:pos="717"/>
-        </w:tabs>
-        <w:rPr>
-          <w:rFonts w:asciiTheme="majorHAnsi" w:hAnsiTheme="majorHAnsi"/>
-          <w:b/>
-          <w:lang w:val="en-DE"/>
-        </w:rPr>
-      </w:pPr>
-      <w:r>
-        <w:rPr>
-          <w:rFonts w:asciiTheme="majorHAnsi" w:hAnsiTheme="majorHAnsi"/>
           <w:noProof/>
         </w:rPr>
         <w:drawing>
-          <wp:anchor distT="0" distB="0" distL="114300" distR="114300" simplePos="0" relativeHeight="251753472" behindDoc="0" locked="0" layoutInCell="1" allowOverlap="1" wp14:anchorId="00D0AACD" wp14:editId="431FA5E8">
+          <wp:anchor distT="0" distB="0" distL="114300" distR="114300" simplePos="0" relativeHeight="251805696" behindDoc="0" locked="0" layoutInCell="1" allowOverlap="1" wp14:anchorId="5785449B" wp14:editId="75C847A2">
             <wp:simplePos x="0" y="0"/>
             <wp:positionH relativeFrom="column">
-              <wp:posOffset>490855</wp:posOffset>
+              <wp:posOffset>967105</wp:posOffset>
             </wp:positionH>
             <wp:positionV relativeFrom="paragraph">
-              <wp:posOffset>185713</wp:posOffset>
+              <wp:posOffset>421005</wp:posOffset>
             </wp:positionV>
-            <wp:extent cx="2952750" cy="3467100"/>
-            <wp:effectExtent l="0" t="0" r="0" b="0"/>
+            <wp:extent cx="3365500" cy="4186555"/>
+            <wp:effectExtent l="0" t="0" r="6350" b="4445"/>
             <wp:wrapTopAndBottom/>
-            <wp:docPr id="54" name="Picture 54"/>
+            <wp:docPr id="41" name="Picture 41"/>
             <wp:cNvGraphicFramePr>
               <a:graphicFrameLocks xmlns:a="http://schemas.openxmlformats.org/drawingml/2006/main" noChangeAspect="1"/>
             </wp:cNvGraphicFramePr>
@@ -6514,7 +6569,7 @@
                   <pic:spPr>
                     <a:xfrm>
                       <a:off x="0" y="0"/>
-                      <a:ext cx="2952750" cy="3467100"/>
+                      <a:ext cx="3365500" cy="4186555"/>
                     </a:xfrm>
                     <a:prstGeom prst="rect">
                       <a:avLst/>
@@ -6532,42 +6587,53 @@
           </wp:anchor>
         </w:drawing>
       </w:r>
-    </w:p>
-    <w:p>
-      <w:pPr>
-        <w:tabs>
-          <w:tab w:val="left" w:pos="717"/>
-        </w:tabs>
-        <w:rPr>
-          <w:rFonts w:asciiTheme="majorHAnsi" w:hAnsiTheme="majorHAnsi"/>
-          <w:b/>
-          <w:lang w:val="en-DE"/>
-        </w:rPr>
-      </w:pPr>
-    </w:p>
-    <w:p>
-      <w:pPr>
-        <w:tabs>
-          <w:tab w:val="left" w:pos="717"/>
-        </w:tabs>
-        <w:rPr>
-          <w:rFonts w:asciiTheme="majorHAnsi" w:hAnsiTheme="majorHAnsi"/>
-          <w:b/>
-          <w:lang w:val="en-DE"/>
-        </w:rPr>
-      </w:pPr>
-    </w:p>
-    <w:p>
-      <w:pPr>
-        <w:tabs>
-          <w:tab w:val="left" w:pos="717"/>
-        </w:tabs>
-        <w:rPr>
-          <w:rFonts w:asciiTheme="majorHAnsi" w:hAnsiTheme="majorHAnsi"/>
-          <w:b/>
-          <w:lang w:val="en-DE"/>
-        </w:rPr>
-      </w:pPr>
+      <w:r>
+        <w:rPr>
+          <w:sz w:val="26"/>
+          <w:lang w:val="en-DE"/>
+        </w:rPr>
+        <w:t>FR27</w:t>
+      </w:r>
+      <w:r>
+        <w:rPr>
+          <w:sz w:val="26"/>
+        </w:rPr>
+        <w:t xml:space="preserve"> </w:t>
+      </w:r>
+      <w:r>
+        <w:rPr>
+          <w:sz w:val="26"/>
+          <w:lang w:val="en-DE"/>
+        </w:rPr>
+        <w:t>-</w:t>
+      </w:r>
+      <w:r>
+        <w:rPr>
+          <w:sz w:val="26"/>
+        </w:rPr>
+        <w:t xml:space="preserve"> Restore User Accounts</w:t>
+      </w:r>
+    </w:p>
+    <w:p>
+      <w:pPr>
+        <w:tabs>
+          <w:tab w:val="left" w:pos="717"/>
+        </w:tabs>
+        <w:rPr>
+          <w:rFonts w:asciiTheme="majorHAnsi" w:hAnsiTheme="majorHAnsi"/>
+          <w:b/>
+          <w:u w:val="single"/>
+          <w:lang w:val="en-DE"/>
+        </w:rPr>
+      </w:pPr>
+      <w:r>
+        <w:rPr>
+          <w:rFonts w:asciiTheme="majorHAnsi" w:hAnsiTheme="majorHAnsi"/>
+          <w:b/>
+          <w:lang w:val="en-DE"/>
+        </w:rPr>
+        <w:t xml:space="preserve">                                                                              </w:t>
+      </w:r>
     </w:p>
     <w:p>
       <w:pPr>
@@ -6579,62 +6645,22 @@
       </w:pPr>
       <w:r>
         <w:rPr>
-          <w:sz w:val="26"/>
-          <w:lang w:val="en-DE"/>
+          <w:noProof/>
         </w:rPr>
         <w:lastRenderedPageBreak/>
-        <w:t>FR28</w:t>
-      </w:r>
-      <w:r>
-        <w:rPr>
-          <w:sz w:val="26"/>
-        </w:rPr>
-        <w:t xml:space="preserve"> </w:t>
-      </w:r>
-      <w:r>
-        <w:rPr>
-          <w:sz w:val="26"/>
-          <w:lang w:val="en-DE"/>
-        </w:rPr>
-        <w:t>-</w:t>
-      </w:r>
-      <w:r>
-        <w:rPr>
-          <w:sz w:val="26"/>
-        </w:rPr>
-        <w:t xml:space="preserve"> Suspend User Accounts</w:t>
-      </w:r>
-    </w:p>
-    <w:p>
-      <w:pPr>
-        <w:tabs>
-          <w:tab w:val="left" w:pos="717"/>
-        </w:tabs>
-        <w:rPr>
-          <w:rFonts w:asciiTheme="majorHAnsi" w:hAnsiTheme="majorHAnsi"/>
-          <w:b/>
-          <w:u w:val="single"/>
-          <w:lang w:val="en-DE"/>
-        </w:rPr>
-      </w:pPr>
-      <w:r>
-        <w:rPr>
-          <w:rFonts w:asciiTheme="majorHAnsi" w:hAnsiTheme="majorHAnsi"/>
-          <w:noProof/>
-        </w:rPr>
         <w:drawing>
-          <wp:anchor distT="0" distB="0" distL="114300" distR="114300" simplePos="0" relativeHeight="251754496" behindDoc="0" locked="0" layoutInCell="1" allowOverlap="1" wp14:anchorId="79DEBD75" wp14:editId="5656F3F6">
+          <wp:anchor distT="0" distB="0" distL="114300" distR="114300" simplePos="0" relativeHeight="251806720" behindDoc="0" locked="0" layoutInCell="1" allowOverlap="1" wp14:anchorId="4290CC3B" wp14:editId="27B346AB">
             <wp:simplePos x="0" y="0"/>
             <wp:positionH relativeFrom="column">
-              <wp:posOffset>554599</wp:posOffset>
+              <wp:posOffset>905510</wp:posOffset>
             </wp:positionH>
             <wp:positionV relativeFrom="paragraph">
-              <wp:posOffset>229919</wp:posOffset>
+              <wp:posOffset>406400</wp:posOffset>
             </wp:positionV>
-            <wp:extent cx="2991267" cy="2972215"/>
-            <wp:effectExtent l="0" t="0" r="0" b="0"/>
+            <wp:extent cx="3011805" cy="3782695"/>
+            <wp:effectExtent l="0" t="0" r="0" b="8255"/>
             <wp:wrapTopAndBottom/>
-            <wp:docPr id="55" name="Picture 55"/>
+            <wp:docPr id="42" name="Picture 42"/>
             <wp:cNvGraphicFramePr>
               <a:graphicFrameLocks xmlns:a="http://schemas.openxmlformats.org/drawingml/2006/main" noChangeAspect="1"/>
             </wp:cNvGraphicFramePr>
@@ -6660,7 +6686,7 @@
                   <pic:spPr>
                     <a:xfrm>
                       <a:off x="0" y="0"/>
-                      <a:ext cx="2991267" cy="2972215"/>
+                      <a:ext cx="3011805" cy="3782695"/>
                     </a:xfrm>
                     <a:prstGeom prst="rect">
                       <a:avLst/>
@@ -6680,6 +6706,45 @@
       </w:r>
       <w:r>
         <w:rPr>
+          <w:sz w:val="26"/>
+          <w:lang w:val="en-DE"/>
+        </w:rPr>
+        <w:t>FR28</w:t>
+      </w:r>
+      <w:r>
+        <w:rPr>
+          <w:sz w:val="26"/>
+        </w:rPr>
+        <w:t xml:space="preserve"> </w:t>
+      </w:r>
+      <w:r>
+        <w:rPr>
+          <w:sz w:val="26"/>
+          <w:lang w:val="en-DE"/>
+        </w:rPr>
+        <w:t>-</w:t>
+      </w:r>
+      <w:r>
+        <w:rPr>
+          <w:sz w:val="26"/>
+        </w:rPr>
+        <w:t xml:space="preserve"> Suspend User Accounts</w:t>
+      </w:r>
+    </w:p>
+    <w:p>
+      <w:pPr>
+        <w:tabs>
+          <w:tab w:val="left" w:pos="717"/>
+        </w:tabs>
+        <w:rPr>
+          <w:rFonts w:asciiTheme="majorHAnsi" w:hAnsiTheme="majorHAnsi"/>
+          <w:b/>
+          <w:u w:val="single"/>
+          <w:lang w:val="en-DE"/>
+        </w:rPr>
+      </w:pPr>
+      <w:r>
+        <w:rPr>
           <w:rFonts w:asciiTheme="majorHAnsi" w:hAnsiTheme="majorHAnsi"/>
           <w:b/>
           <w:lang w:val="en-DE"/>
@@ -6712,68 +6777,21 @@
       </w:pPr>
       <w:r>
         <w:rPr>
-          <w:sz w:val="26"/>
-          <w:lang w:val="en-DE"/>
-        </w:rPr>
-        <w:t>FR29</w:t>
-      </w:r>
-      <w:r>
-        <w:rPr>
-          <w:sz w:val="26"/>
-        </w:rPr>
-        <w:t xml:space="preserve"> </w:t>
-      </w:r>
-      <w:r>
-        <w:rPr>
-          <w:sz w:val="26"/>
-          <w:lang w:val="en-DE"/>
-        </w:rPr>
-        <w:t>-</w:t>
-      </w:r>
-      <w:r>
-        <w:rPr>
-          <w:sz w:val="26"/>
-        </w:rPr>
-        <w:t xml:space="preserve"> </w:t>
-      </w:r>
-      <w:r>
-        <w:rPr>
-          <w:sz w:val="26"/>
-          <w:lang w:val="en-DE"/>
-        </w:rPr>
-        <w:t>Verify and Approve property listings</w:t>
-      </w:r>
-    </w:p>
-    <w:p>
-      <w:pPr>
-        <w:tabs>
-          <w:tab w:val="left" w:pos="717"/>
-        </w:tabs>
-        <w:rPr>
-          <w:rFonts w:asciiTheme="majorHAnsi" w:hAnsiTheme="majorHAnsi"/>
-          <w:b/>
-          <w:u w:val="single"/>
-          <w:lang w:val="en-DE"/>
-        </w:rPr>
-      </w:pPr>
-      <w:r>
-        <w:rPr>
-          <w:rFonts w:asciiTheme="majorHAnsi" w:hAnsiTheme="majorHAnsi"/>
           <w:noProof/>
         </w:rPr>
         <w:drawing>
-          <wp:anchor distT="0" distB="0" distL="114300" distR="114300" simplePos="0" relativeHeight="251757568" behindDoc="0" locked="0" layoutInCell="1" allowOverlap="1" wp14:anchorId="14098B14" wp14:editId="7F115325">
+          <wp:anchor distT="0" distB="0" distL="114300" distR="114300" simplePos="0" relativeHeight="251807744" behindDoc="0" locked="0" layoutInCell="1" allowOverlap="1" wp14:anchorId="24CD284C" wp14:editId="2254778C">
             <wp:simplePos x="0" y="0"/>
             <wp:positionH relativeFrom="column">
-              <wp:posOffset>1107440</wp:posOffset>
+              <wp:posOffset>989965</wp:posOffset>
             </wp:positionH>
             <wp:positionV relativeFrom="paragraph">
-              <wp:posOffset>228600</wp:posOffset>
+              <wp:posOffset>362585</wp:posOffset>
             </wp:positionV>
-            <wp:extent cx="2419350" cy="2962275"/>
-            <wp:effectExtent l="0" t="0" r="0" b="9525"/>
+            <wp:extent cx="3165475" cy="3518535"/>
+            <wp:effectExtent l="0" t="0" r="0" b="5715"/>
             <wp:wrapTopAndBottom/>
-            <wp:docPr id="58" name="Picture 58"/>
+            <wp:docPr id="43" name="Picture 43"/>
             <wp:cNvGraphicFramePr>
               <a:graphicFrameLocks xmlns:a="http://schemas.openxmlformats.org/drawingml/2006/main" noChangeAspect="1"/>
             </wp:cNvGraphicFramePr>
@@ -6799,7 +6817,7 @@
                   <pic:spPr>
                     <a:xfrm>
                       <a:off x="0" y="0"/>
-                      <a:ext cx="2419350" cy="2962275"/>
+                      <a:ext cx="3165475" cy="3518535"/>
                     </a:xfrm>
                     <a:prstGeom prst="rect">
                       <a:avLst/>
@@ -6819,108 +6837,58 @@
       </w:r>
       <w:r>
         <w:rPr>
+          <w:sz w:val="26"/>
+          <w:lang w:val="en-DE"/>
+        </w:rPr>
+        <w:t>FR29</w:t>
+      </w:r>
+      <w:r>
+        <w:rPr>
+          <w:sz w:val="26"/>
+        </w:rPr>
+        <w:t xml:space="preserve"> </w:t>
+      </w:r>
+      <w:r>
+        <w:rPr>
+          <w:sz w:val="26"/>
+          <w:lang w:val="en-DE"/>
+        </w:rPr>
+        <w:t>-</w:t>
+      </w:r>
+      <w:r>
+        <w:rPr>
+          <w:sz w:val="26"/>
+        </w:rPr>
+        <w:t xml:space="preserve"> </w:t>
+      </w:r>
+      <w:r>
+        <w:rPr>
+          <w:sz w:val="26"/>
+          <w:lang w:val="en-DE"/>
+        </w:rPr>
+        <w:t>Verify and Approve property listings</w:t>
+      </w:r>
+    </w:p>
+    <w:p>
+      <w:pPr>
+        <w:tabs>
+          <w:tab w:val="left" w:pos="717"/>
+        </w:tabs>
+        <w:rPr>
+          <w:rFonts w:asciiTheme="majorHAnsi" w:hAnsiTheme="majorHAnsi"/>
+          <w:b/>
+          <w:u w:val="single"/>
+          <w:lang w:val="en-DE"/>
+        </w:rPr>
+      </w:pPr>
+      <w:r>
+        <w:rPr>
           <w:rFonts w:asciiTheme="majorHAnsi" w:hAnsiTheme="majorHAnsi"/>
           <w:b/>
           <w:lang w:val="en-DE"/>
         </w:rPr>
         <w:t xml:space="preserve">                                                                              </w:t>
       </w:r>
-    </w:p>
-    <w:p>
-      <w:pPr>
-        <w:tabs>
-          <w:tab w:val="left" w:pos="717"/>
-        </w:tabs>
-        <w:rPr>
-          <w:rFonts w:asciiTheme="majorHAnsi" w:hAnsiTheme="majorHAnsi"/>
-          <w:b/>
-          <w:lang w:val="en-DE"/>
-        </w:rPr>
-      </w:pPr>
-    </w:p>
-    <w:p>
-      <w:pPr>
-        <w:tabs>
-          <w:tab w:val="left" w:pos="717"/>
-        </w:tabs>
-        <w:rPr>
-          <w:rFonts w:asciiTheme="majorHAnsi" w:hAnsiTheme="majorHAnsi"/>
-          <w:b/>
-          <w:lang w:val="en-DE"/>
-        </w:rPr>
-      </w:pPr>
-    </w:p>
-    <w:p>
-      <w:pPr>
-        <w:tabs>
-          <w:tab w:val="left" w:pos="717"/>
-        </w:tabs>
-        <w:rPr>
-          <w:rFonts w:asciiTheme="majorHAnsi" w:hAnsiTheme="majorHAnsi"/>
-          <w:b/>
-          <w:lang w:val="en-DE"/>
-        </w:rPr>
-      </w:pPr>
-    </w:p>
-    <w:p>
-      <w:pPr>
-        <w:tabs>
-          <w:tab w:val="left" w:pos="717"/>
-        </w:tabs>
-        <w:rPr>
-          <w:rFonts w:asciiTheme="majorHAnsi" w:hAnsiTheme="majorHAnsi"/>
-          <w:b/>
-          <w:lang w:val="en-DE"/>
-        </w:rPr>
-      </w:pPr>
-    </w:p>
-    <w:p>
-      <w:pPr>
-        <w:tabs>
-          <w:tab w:val="left" w:pos="717"/>
-        </w:tabs>
-        <w:rPr>
-          <w:rFonts w:asciiTheme="majorHAnsi" w:hAnsiTheme="majorHAnsi"/>
-          <w:b/>
-          <w:lang w:val="en-DE"/>
-        </w:rPr>
-      </w:pPr>
-    </w:p>
-    <w:p>
-      <w:pPr>
-        <w:tabs>
-          <w:tab w:val="left" w:pos="717"/>
-        </w:tabs>
-        <w:rPr>
-          <w:rFonts w:asciiTheme="majorHAnsi" w:hAnsiTheme="majorHAnsi"/>
-          <w:b/>
-          <w:lang w:val="en-DE"/>
-        </w:rPr>
-      </w:pPr>
-    </w:p>
-    <w:p>
-      <w:pPr>
-        <w:tabs>
-          <w:tab w:val="left" w:pos="717"/>
-        </w:tabs>
-        <w:rPr>
-          <w:rFonts w:asciiTheme="majorHAnsi" w:hAnsiTheme="majorHAnsi"/>
-          <w:b/>
-          <w:lang w:val="en-DE"/>
-        </w:rPr>
-      </w:pPr>
-    </w:p>
-    <w:p>
-      <w:pPr>
-        <w:tabs>
-          <w:tab w:val="left" w:pos="717"/>
-        </w:tabs>
-        <w:rPr>
-          <w:rFonts w:asciiTheme="majorHAnsi" w:hAnsiTheme="majorHAnsi"/>
-          <w:b/>
-          <w:lang w:val="en-DE"/>
-        </w:rPr>
-      </w:pPr>
     </w:p>
     <w:p>
       <w:pPr>
@@ -6967,7 +6935,6 @@
           <w:sz w:val="36"/>
           <w:lang w:val="en-DE"/>
         </w:rPr>
-        <w:lastRenderedPageBreak/>
         <w:t>Manager</w:t>
       </w:r>
     </w:p>
@@ -7020,22 +6987,21 @@
       </w:pPr>
       <w:r>
         <w:rPr>
-          <w:rFonts w:asciiTheme="majorHAnsi" w:hAnsiTheme="majorHAnsi"/>
           <w:noProof/>
         </w:rPr>
         <w:drawing>
-          <wp:anchor distT="0" distB="0" distL="114300" distR="114300" simplePos="0" relativeHeight="251758592" behindDoc="0" locked="0" layoutInCell="1" allowOverlap="1" wp14:anchorId="2C0F813F" wp14:editId="493C9E37">
+          <wp:anchor distT="0" distB="0" distL="114300" distR="114300" simplePos="0" relativeHeight="251808768" behindDoc="0" locked="0" layoutInCell="1" allowOverlap="1" wp14:anchorId="0D52D1A0" wp14:editId="5EC087E3">
             <wp:simplePos x="0" y="0"/>
             <wp:positionH relativeFrom="column">
-              <wp:posOffset>679498</wp:posOffset>
+              <wp:posOffset>375285</wp:posOffset>
             </wp:positionH>
             <wp:positionV relativeFrom="paragraph">
-              <wp:posOffset>256344</wp:posOffset>
+              <wp:posOffset>200660</wp:posOffset>
             </wp:positionV>
-            <wp:extent cx="2915057" cy="3991532"/>
-            <wp:effectExtent l="0" t="0" r="0" b="9525"/>
+            <wp:extent cx="4403090" cy="3918585"/>
+            <wp:effectExtent l="0" t="0" r="0" b="5715"/>
             <wp:wrapTopAndBottom/>
-            <wp:docPr id="59" name="Picture 59"/>
+            <wp:docPr id="44" name="Picture 44"/>
             <wp:cNvGraphicFramePr>
               <a:graphicFrameLocks xmlns:a="http://schemas.openxmlformats.org/drawingml/2006/main" noChangeAspect="1"/>
             </wp:cNvGraphicFramePr>
@@ -7061,7 +7027,7 @@
                   <pic:spPr>
                     <a:xfrm>
                       <a:off x="0" y="0"/>
-                      <a:ext cx="2915057" cy="3991532"/>
+                      <a:ext cx="4403090" cy="3918585"/>
                     </a:xfrm>
                     <a:prstGeom prst="rect">
                       <a:avLst/>
@@ -7183,6 +7149,8 @@
           <w:lang w:val="en-DE"/>
         </w:rPr>
       </w:pPr>
+      <w:bookmarkStart w:id="0" w:name="_GoBack"/>
+      <w:bookmarkEnd w:id="0"/>
     </w:p>
     <w:p>
       <w:pPr>

--- a/Week 4-Activity and Swimlane Diagrams.docx
+++ b/Week 4-Activity and Swimlane Diagrams.docx
@@ -221,7 +221,6 @@
         <w:rPr>
           <w:rFonts w:asciiTheme="majorHAnsi" w:hAnsiTheme="majorHAnsi"/>
           <w:b/>
-          <w:sz w:val="26"/>
           <w:lang w:val="en-DE"/>
         </w:rPr>
       </w:pPr>
@@ -259,20 +258,8 @@
           <w:sz w:val="26"/>
           <w:lang w:val="en-DE"/>
         </w:rPr>
-        <w:t>earch properties based on their preferences.</w:t>
-      </w:r>
-    </w:p>
-    <w:p>
-      <w:pPr>
-        <w:tabs>
-          <w:tab w:val="left" w:pos="717"/>
-        </w:tabs>
-        <w:rPr>
-          <w:rFonts w:asciiTheme="majorHAnsi" w:hAnsiTheme="majorHAnsi"/>
-          <w:b/>
-          <w:lang w:val="en-DE"/>
-        </w:rPr>
-      </w:pPr>
+        <w:t xml:space="preserve">earch properties </w:t>
+      </w:r>
       <w:r>
         <w:rPr>
           <w:rFonts w:asciiTheme="majorHAnsi" w:hAnsiTheme="majorHAnsi"/>
@@ -370,7 +357,6 @@
           <w:b/>
           <w:lang w:val="en-DE"/>
         </w:rPr>
-        <w:lastRenderedPageBreak/>
         <w:t xml:space="preserve">                                                                  </w:t>
       </w:r>
     </w:p>
@@ -432,29 +418,7 @@
           <w:sz w:val="26"/>
           <w:lang w:val="en-DE"/>
         </w:rPr>
-        <w:t xml:space="preserve">ilter properties by </w:t>
-      </w:r>
-      <w:proofErr w:type="spellStart"/>
-      <w:proofErr w:type="gramStart"/>
-      <w:r>
-        <w:rPr>
-          <w:rFonts w:asciiTheme="majorHAnsi" w:hAnsiTheme="majorHAnsi"/>
-          <w:b/>
-          <w:sz w:val="26"/>
-          <w:lang w:val="en-DE"/>
-        </w:rPr>
-        <w:t>location,price</w:t>
-      </w:r>
-      <w:proofErr w:type="spellEnd"/>
-      <w:proofErr w:type="gramEnd"/>
-      <w:r>
-        <w:rPr>
-          <w:rFonts w:asciiTheme="majorHAnsi" w:hAnsiTheme="majorHAnsi"/>
-          <w:b/>
-          <w:sz w:val="26"/>
-          <w:lang w:val="en-DE"/>
-        </w:rPr>
-        <w:t xml:space="preserve"> and property type.</w:t>
+        <w:t>ilter properties</w:t>
       </w:r>
     </w:p>
     <w:p>
@@ -1034,8 +998,19 @@
           <w:sz w:val="26"/>
           <w:lang w:val="en-DE"/>
         </w:rPr>
-        <w:t>ancel request status.</w:t>
-      </w:r>
+        <w:t xml:space="preserve">ancel </w:t>
+      </w:r>
+      <w:r>
+        <w:rPr>
+          <w:rFonts w:asciiTheme="majorHAnsi" w:hAnsiTheme="majorHAnsi"/>
+          <w:b/>
+          <w:sz w:val="26"/>
+          <w:lang w:val="en-DE"/>
+        </w:rPr>
+        <w:t>rental request</w:t>
+      </w:r>
+      <w:bookmarkStart w:id="0" w:name="_GoBack"/>
+      <w:bookmarkEnd w:id="0"/>
     </w:p>
     <w:p>
       <w:pPr>
@@ -4649,6 +4624,7 @@
           <w:sz w:val="26"/>
           <w:lang w:val="en-DE"/>
         </w:rPr>
+        <w:lastRenderedPageBreak/>
         <w:t>FR17</w:t>
       </w:r>
       <w:r>
@@ -6396,6 +6372,7 @@
         <w:rPr>
           <w:noProof/>
         </w:rPr>
+        <w:lastRenderedPageBreak/>
         <w:drawing>
           <wp:anchor distT="0" distB="0" distL="114300" distR="114300" simplePos="0" relativeHeight="251804672" behindDoc="0" locked="0" layoutInCell="1" allowOverlap="1" wp14:anchorId="1E99B783" wp14:editId="33927205">
             <wp:simplePos x="0" y="0"/>
@@ -6935,6 +6912,7 @@
           <w:sz w:val="36"/>
           <w:lang w:val="en-DE"/>
         </w:rPr>
+        <w:lastRenderedPageBreak/>
         <w:t>Manager</w:t>
       </w:r>
     </w:p>
@@ -7149,8 +7127,6 @@
           <w:lang w:val="en-DE"/>
         </w:rPr>
       </w:pPr>
-      <w:bookmarkStart w:id="0" w:name="_GoBack"/>
-      <w:bookmarkEnd w:id="0"/>
     </w:p>
     <w:p>
       <w:pPr>
